--- a/scripts/E2C.docx
+++ b/scripts/E2C.docx
@@ -4,14 +4,1262 @@
   <w:body>
     <w:p>
       <w:pPr>
-        <w:spacing w:after="80" w:before="0"/>
-      </w:pPr>
-      <w:r>
-        <w:rPr>
-          <w:b/>
-          <w:sz w:val="19"/>
-        </w:rPr>
-        <w:t>E2C 英译汉练习（共 295 词，答案见页脚）</w:t>
+        <w:spacing w:before="0" w:after="40" w:line="240" w:lineRule="auto"/>
+      </w:pPr>
+      <w:r>
+        <w:rPr>
+          <w:rFonts w:ascii="Times New Roman" w:hAnsi="Times New Roman" w:eastAsia="SimSun"/>
+          <w:b w:val="0"/>
+          <w:sz w:val="21"/>
+        </w:rPr>
+        <w:t xml:space="preserve">1. atmosphere </w:t>
+      </w:r>
+      <w:r>
+        <w:rPr>
+          <w:rFonts w:ascii="Times New Roman" w:hAnsi="Times New Roman" w:eastAsia="SimSun"/>
+          <w:b w:val="0"/>
+          <w:sz w:val="21"/>
+        </w:rPr>
+        <w:t>____________</w:t>
+      </w:r>
+    </w:p>
+    <w:p>
+      <w:pPr>
+        <w:spacing w:before="0" w:after="40" w:line="240" w:lineRule="auto"/>
+      </w:pPr>
+      <w:r>
+        <w:rPr>
+          <w:rFonts w:ascii="Times New Roman" w:hAnsi="Times New Roman" w:eastAsia="SimSun"/>
+          <w:b w:val="0"/>
+          <w:sz w:val="21"/>
+        </w:rPr>
+        <w:t xml:space="preserve">2. hydrosphere </w:t>
+      </w:r>
+      <w:r>
+        <w:rPr>
+          <w:rFonts w:ascii="Times New Roman" w:hAnsi="Times New Roman" w:eastAsia="SimSun"/>
+          <w:b w:val="0"/>
+          <w:sz w:val="21"/>
+        </w:rPr>
+        <w:t>____________</w:t>
+      </w:r>
+    </w:p>
+    <w:p>
+      <w:pPr>
+        <w:spacing w:before="0" w:after="40" w:line="240" w:lineRule="auto"/>
+      </w:pPr>
+      <w:r>
+        <w:rPr>
+          <w:rFonts w:ascii="Times New Roman" w:hAnsi="Times New Roman" w:eastAsia="SimSun"/>
+          <w:b w:val="0"/>
+          <w:sz w:val="21"/>
+        </w:rPr>
+        <w:t xml:space="preserve">3. lithosphere </w:t>
+      </w:r>
+      <w:r>
+        <w:rPr>
+          <w:rFonts w:ascii="Times New Roman" w:hAnsi="Times New Roman" w:eastAsia="SimSun"/>
+          <w:b w:val="0"/>
+          <w:sz w:val="21"/>
+        </w:rPr>
+        <w:t>____________</w:t>
+      </w:r>
+    </w:p>
+    <w:p>
+      <w:pPr>
+        <w:spacing w:before="0" w:after="40" w:line="240" w:lineRule="auto"/>
+      </w:pPr>
+      <w:r>
+        <w:rPr>
+          <w:rFonts w:ascii="Times New Roman" w:hAnsi="Times New Roman" w:eastAsia="SimSun"/>
+          <w:b w:val="0"/>
+          <w:sz w:val="21"/>
+        </w:rPr>
+        <w:t xml:space="preserve">4. oxygen </w:t>
+      </w:r>
+      <w:r>
+        <w:rPr>
+          <w:rFonts w:ascii="Times New Roman" w:hAnsi="Times New Roman" w:eastAsia="SimSun"/>
+          <w:b w:val="0"/>
+          <w:sz w:val="21"/>
+        </w:rPr>
+        <w:t>____________</w:t>
+      </w:r>
+    </w:p>
+    <w:p>
+      <w:pPr>
+        <w:spacing w:before="0" w:after="40" w:line="240" w:lineRule="auto"/>
+      </w:pPr>
+      <w:r>
+        <w:rPr>
+          <w:rFonts w:ascii="Times New Roman" w:hAnsi="Times New Roman" w:eastAsia="SimSun"/>
+          <w:b w:val="0"/>
+          <w:sz w:val="21"/>
+        </w:rPr>
+        <w:t xml:space="preserve">5. oxide </w:t>
+      </w:r>
+      <w:r>
+        <w:rPr>
+          <w:rFonts w:ascii="Times New Roman" w:hAnsi="Times New Roman" w:eastAsia="SimSun"/>
+          <w:b w:val="0"/>
+          <w:sz w:val="21"/>
+        </w:rPr>
+        <w:t>____________</w:t>
+      </w:r>
+    </w:p>
+    <w:p>
+      <w:pPr>
+        <w:spacing w:before="0" w:after="40" w:line="240" w:lineRule="auto"/>
+      </w:pPr>
+      <w:r>
+        <w:rPr>
+          <w:rFonts w:ascii="Times New Roman" w:hAnsi="Times New Roman" w:eastAsia="SimSun"/>
+          <w:b w:val="0"/>
+          <w:sz w:val="21"/>
+        </w:rPr>
+        <w:t xml:space="preserve">6. carbon dioxide </w:t>
+      </w:r>
+      <w:r>
+        <w:rPr>
+          <w:rFonts w:ascii="Times New Roman" w:hAnsi="Times New Roman" w:eastAsia="SimSun"/>
+          <w:b w:val="0"/>
+          <w:sz w:val="21"/>
+        </w:rPr>
+        <w:t>____________</w:t>
+      </w:r>
+    </w:p>
+    <w:p>
+      <w:pPr>
+        <w:spacing w:before="0" w:after="40" w:line="240" w:lineRule="auto"/>
+      </w:pPr>
+      <w:r>
+        <w:rPr>
+          <w:rFonts w:ascii="Times New Roman" w:hAnsi="Times New Roman" w:eastAsia="SimSun"/>
+          <w:b w:val="0"/>
+          <w:sz w:val="21"/>
+        </w:rPr>
+        <w:t xml:space="preserve">7. hydrogen </w:t>
+      </w:r>
+      <w:r>
+        <w:rPr>
+          <w:rFonts w:ascii="Times New Roman" w:hAnsi="Times New Roman" w:eastAsia="SimSun"/>
+          <w:b w:val="0"/>
+          <w:sz w:val="21"/>
+        </w:rPr>
+        <w:t>____________</w:t>
+      </w:r>
+    </w:p>
+    <w:p>
+      <w:pPr>
+        <w:spacing w:before="0" w:after="40" w:line="240" w:lineRule="auto"/>
+      </w:pPr>
+      <w:r>
+        <w:rPr>
+          <w:rFonts w:ascii="Times New Roman" w:hAnsi="Times New Roman" w:eastAsia="SimSun"/>
+          <w:b w:val="0"/>
+          <w:sz w:val="21"/>
+        </w:rPr>
+        <w:t xml:space="preserve">8. core </w:t>
+      </w:r>
+      <w:r>
+        <w:rPr>
+          <w:rFonts w:ascii="Times New Roman" w:hAnsi="Times New Roman" w:eastAsia="SimSun"/>
+          <w:b w:val="0"/>
+          <w:sz w:val="21"/>
+        </w:rPr>
+        <w:t>____________</w:t>
+      </w:r>
+    </w:p>
+    <w:p>
+      <w:pPr>
+        <w:spacing w:before="0" w:after="40" w:line="240" w:lineRule="auto"/>
+      </w:pPr>
+      <w:r>
+        <w:rPr>
+          <w:rFonts w:ascii="Times New Roman" w:hAnsi="Times New Roman" w:eastAsia="SimSun"/>
+          <w:b w:val="0"/>
+          <w:sz w:val="21"/>
+        </w:rPr>
+        <w:t xml:space="preserve">9. crust </w:t>
+      </w:r>
+      <w:r>
+        <w:rPr>
+          <w:rFonts w:ascii="Times New Roman" w:hAnsi="Times New Roman" w:eastAsia="SimSun"/>
+          <w:b w:val="0"/>
+          <w:sz w:val="21"/>
+        </w:rPr>
+        <w:t>____________</w:t>
+      </w:r>
+    </w:p>
+    <w:p>
+      <w:pPr>
+        <w:spacing w:before="0" w:after="40" w:line="240" w:lineRule="auto"/>
+      </w:pPr>
+      <w:r>
+        <w:rPr>
+          <w:rFonts w:ascii="Times New Roman" w:hAnsi="Times New Roman" w:eastAsia="SimSun"/>
+          <w:b w:val="0"/>
+          <w:sz w:val="21"/>
+        </w:rPr>
+        <w:t xml:space="preserve">10. mantle </w:t>
+      </w:r>
+      <w:r>
+        <w:rPr>
+          <w:rFonts w:ascii="Times New Roman" w:hAnsi="Times New Roman" w:eastAsia="SimSun"/>
+          <w:b w:val="0"/>
+          <w:sz w:val="21"/>
+        </w:rPr>
+        <w:t>____________</w:t>
+      </w:r>
+    </w:p>
+    <w:p>
+      <w:pPr>
+        <w:spacing w:before="0" w:after="40" w:line="240" w:lineRule="auto"/>
+      </w:pPr>
+      <w:r>
+        <w:rPr>
+          <w:rFonts w:ascii="Times New Roman" w:hAnsi="Times New Roman" w:eastAsia="SimSun"/>
+          <w:b w:val="0"/>
+          <w:sz w:val="21"/>
+        </w:rPr>
+        <w:t xml:space="preserve">11. longitude </w:t>
+      </w:r>
+      <w:r>
+        <w:rPr>
+          <w:rFonts w:ascii="Times New Roman" w:hAnsi="Times New Roman" w:eastAsia="SimSun"/>
+          <w:b w:val="0"/>
+          <w:sz w:val="21"/>
+        </w:rPr>
+        <w:t>____________</w:t>
+      </w:r>
+    </w:p>
+    <w:p>
+      <w:pPr>
+        <w:spacing w:before="0" w:after="40" w:line="240" w:lineRule="auto"/>
+      </w:pPr>
+      <w:r>
+        <w:rPr>
+          <w:rFonts w:ascii="Times New Roman" w:hAnsi="Times New Roman" w:eastAsia="SimSun"/>
+          <w:b w:val="0"/>
+          <w:sz w:val="21"/>
+        </w:rPr>
+        <w:t xml:space="preserve">12. latitude </w:t>
+      </w:r>
+      <w:r>
+        <w:rPr>
+          <w:rFonts w:ascii="Times New Roman" w:hAnsi="Times New Roman" w:eastAsia="SimSun"/>
+          <w:b w:val="0"/>
+          <w:sz w:val="21"/>
+        </w:rPr>
+        <w:t>____________</w:t>
+      </w:r>
+    </w:p>
+    <w:p>
+      <w:pPr>
+        <w:spacing w:before="0" w:after="40" w:line="240" w:lineRule="auto"/>
+      </w:pPr>
+      <w:r>
+        <w:rPr>
+          <w:rFonts w:ascii="Times New Roman" w:hAnsi="Times New Roman" w:eastAsia="SimSun"/>
+          <w:b w:val="0"/>
+          <w:sz w:val="21"/>
+        </w:rPr>
+        <w:t xml:space="preserve">13. horizon </w:t>
+      </w:r>
+      <w:r>
+        <w:rPr>
+          <w:rFonts w:ascii="Times New Roman" w:hAnsi="Times New Roman" w:eastAsia="SimSun"/>
+          <w:b w:val="0"/>
+          <w:sz w:val="21"/>
+        </w:rPr>
+        <w:t>____________</w:t>
+      </w:r>
+    </w:p>
+    <w:p>
+      <w:pPr>
+        <w:spacing w:before="0" w:after="40" w:line="240" w:lineRule="auto"/>
+      </w:pPr>
+      <w:r>
+        <w:rPr>
+          <w:rFonts w:ascii="Times New Roman" w:hAnsi="Times New Roman" w:eastAsia="SimSun"/>
+          <w:b w:val="0"/>
+          <w:sz w:val="21"/>
+        </w:rPr>
+        <w:t xml:space="preserve">14. altitude </w:t>
+      </w:r>
+      <w:r>
+        <w:rPr>
+          <w:rFonts w:ascii="Times New Roman" w:hAnsi="Times New Roman" w:eastAsia="SimSun"/>
+          <w:b w:val="0"/>
+          <w:sz w:val="21"/>
+        </w:rPr>
+        <w:t>____________</w:t>
+      </w:r>
+    </w:p>
+    <w:p>
+      <w:pPr>
+        <w:spacing w:before="0" w:after="40" w:line="240" w:lineRule="auto"/>
+      </w:pPr>
+      <w:r>
+        <w:rPr>
+          <w:rFonts w:ascii="Times New Roman" w:hAnsi="Times New Roman" w:eastAsia="SimSun"/>
+          <w:b w:val="0"/>
+          <w:sz w:val="21"/>
+        </w:rPr>
+        <w:t xml:space="preserve">15. disaster </w:t>
+      </w:r>
+      <w:r>
+        <w:rPr>
+          <w:rFonts w:ascii="Times New Roman" w:hAnsi="Times New Roman" w:eastAsia="SimSun"/>
+          <w:b w:val="0"/>
+          <w:sz w:val="21"/>
+        </w:rPr>
+        <w:t>____________</w:t>
+      </w:r>
+    </w:p>
+    <w:p>
+      <w:pPr>
+        <w:spacing w:before="0" w:after="40" w:line="240" w:lineRule="auto"/>
+      </w:pPr>
+      <w:r>
+        <w:rPr>
+          <w:rFonts w:ascii="Times New Roman" w:hAnsi="Times New Roman" w:eastAsia="SimSun"/>
+          <w:b w:val="0"/>
+          <w:sz w:val="21"/>
+        </w:rPr>
+        <w:t xml:space="preserve">16. mishap </w:t>
+      </w:r>
+      <w:r>
+        <w:rPr>
+          <w:rFonts w:ascii="Times New Roman" w:hAnsi="Times New Roman" w:eastAsia="SimSun"/>
+          <w:b w:val="0"/>
+          <w:sz w:val="21"/>
+        </w:rPr>
+        <w:t>____________</w:t>
+      </w:r>
+    </w:p>
+    <w:p>
+      <w:pPr>
+        <w:spacing w:before="0" w:after="40" w:line="240" w:lineRule="auto"/>
+      </w:pPr>
+      <w:r>
+        <w:rPr>
+          <w:rFonts w:ascii="Times New Roman" w:hAnsi="Times New Roman" w:eastAsia="SimSun"/>
+          <w:b w:val="0"/>
+          <w:sz w:val="21"/>
+        </w:rPr>
+        <w:t xml:space="preserve">17. catastrophic </w:t>
+      </w:r>
+      <w:r>
+        <w:rPr>
+          <w:rFonts w:ascii="Times New Roman" w:hAnsi="Times New Roman" w:eastAsia="SimSun"/>
+          <w:b w:val="0"/>
+          <w:sz w:val="21"/>
+        </w:rPr>
+        <w:t>____________</w:t>
+      </w:r>
+    </w:p>
+    <w:p>
+      <w:pPr>
+        <w:spacing w:before="0" w:after="40" w:line="240" w:lineRule="auto"/>
+      </w:pPr>
+      <w:r>
+        <w:rPr>
+          <w:rFonts w:ascii="Times New Roman" w:hAnsi="Times New Roman" w:eastAsia="SimSun"/>
+          <w:b w:val="0"/>
+          <w:sz w:val="21"/>
+        </w:rPr>
+        <w:t xml:space="preserve">18. calamity </w:t>
+      </w:r>
+      <w:r>
+        <w:rPr>
+          <w:rFonts w:ascii="Times New Roman" w:hAnsi="Times New Roman" w:eastAsia="SimSun"/>
+          <w:b w:val="0"/>
+          <w:sz w:val="21"/>
+        </w:rPr>
+        <w:t>____________</w:t>
+      </w:r>
+    </w:p>
+    <w:p>
+      <w:pPr>
+        <w:spacing w:before="0" w:after="40" w:line="240" w:lineRule="auto"/>
+      </w:pPr>
+      <w:r>
+        <w:rPr>
+          <w:rFonts w:ascii="Times New Roman" w:hAnsi="Times New Roman" w:eastAsia="SimSun"/>
+          <w:b w:val="0"/>
+          <w:sz w:val="21"/>
+        </w:rPr>
+        <w:t xml:space="preserve">19. endanger </w:t>
+      </w:r>
+      <w:r>
+        <w:rPr>
+          <w:rFonts w:ascii="Times New Roman" w:hAnsi="Times New Roman" w:eastAsia="SimSun"/>
+          <w:b w:val="0"/>
+          <w:sz w:val="21"/>
+        </w:rPr>
+        <w:t>____________</w:t>
+      </w:r>
+    </w:p>
+    <w:p>
+      <w:pPr>
+        <w:spacing w:before="0" w:after="40" w:line="240" w:lineRule="auto"/>
+      </w:pPr>
+      <w:r>
+        <w:rPr>
+          <w:rFonts w:ascii="Times New Roman" w:hAnsi="Times New Roman" w:eastAsia="SimSun"/>
+          <w:b w:val="0"/>
+          <w:sz w:val="21"/>
+        </w:rPr>
+        <w:t xml:space="preserve">20. jeopardize </w:t>
+      </w:r>
+      <w:r>
+        <w:rPr>
+          <w:rFonts w:ascii="Times New Roman" w:hAnsi="Times New Roman" w:eastAsia="SimSun"/>
+          <w:b w:val="0"/>
+          <w:sz w:val="21"/>
+        </w:rPr>
+        <w:t>____________</w:t>
+      </w:r>
+    </w:p>
+    <w:p>
+      <w:pPr>
+        <w:spacing w:before="0" w:after="40" w:line="240" w:lineRule="auto"/>
+      </w:pPr>
+      <w:r>
+        <w:rPr>
+          <w:rFonts w:ascii="Times New Roman" w:hAnsi="Times New Roman" w:eastAsia="SimSun"/>
+          <w:b w:val="0"/>
+          <w:sz w:val="21"/>
+        </w:rPr>
+        <w:t xml:space="preserve">21. destructive </w:t>
+      </w:r>
+      <w:r>
+        <w:rPr>
+          <w:rFonts w:ascii="Times New Roman" w:hAnsi="Times New Roman" w:eastAsia="SimSun"/>
+          <w:b w:val="0"/>
+          <w:sz w:val="21"/>
+        </w:rPr>
+        <w:t>____________</w:t>
+      </w:r>
+    </w:p>
+    <w:p>
+      <w:pPr>
+        <w:spacing w:before="0" w:after="40" w:line="240" w:lineRule="auto"/>
+      </w:pPr>
+      <w:r>
+        <w:rPr>
+          <w:rFonts w:ascii="Times New Roman" w:hAnsi="Times New Roman" w:eastAsia="SimSun"/>
+          <w:b w:val="0"/>
+          <w:sz w:val="21"/>
+        </w:rPr>
+        <w:t xml:space="preserve">22. El Nino </w:t>
+      </w:r>
+      <w:r>
+        <w:rPr>
+          <w:rFonts w:ascii="Times New Roman" w:hAnsi="Times New Roman" w:eastAsia="SimSun"/>
+          <w:b w:val="0"/>
+          <w:sz w:val="21"/>
+        </w:rPr>
+        <w:t>____________</w:t>
+      </w:r>
+    </w:p>
+    <w:p>
+      <w:pPr>
+        <w:spacing w:before="0" w:after="40" w:line="240" w:lineRule="auto"/>
+      </w:pPr>
+      <w:r>
+        <w:rPr>
+          <w:rFonts w:ascii="Times New Roman" w:hAnsi="Times New Roman" w:eastAsia="SimSun"/>
+          <w:b w:val="0"/>
+          <w:sz w:val="21"/>
+        </w:rPr>
+        <w:t xml:space="preserve">23. greenhouse </w:t>
+      </w:r>
+      <w:r>
+        <w:rPr>
+          <w:rFonts w:ascii="Times New Roman" w:hAnsi="Times New Roman" w:eastAsia="SimSun"/>
+          <w:b w:val="0"/>
+          <w:sz w:val="21"/>
+        </w:rPr>
+        <w:t>____________</w:t>
+      </w:r>
+    </w:p>
+    <w:p>
+      <w:pPr>
+        <w:spacing w:before="0" w:after="40" w:line="240" w:lineRule="auto"/>
+      </w:pPr>
+      <w:r>
+        <w:rPr>
+          <w:rFonts w:ascii="Times New Roman" w:hAnsi="Times New Roman" w:eastAsia="SimSun"/>
+          <w:b w:val="0"/>
+          <w:sz w:val="21"/>
+        </w:rPr>
+        <w:t xml:space="preserve">24. phenomenon </w:t>
+      </w:r>
+      <w:r>
+        <w:rPr>
+          <w:rFonts w:ascii="Times New Roman" w:hAnsi="Times New Roman" w:eastAsia="SimSun"/>
+          <w:b w:val="0"/>
+          <w:sz w:val="21"/>
+        </w:rPr>
+        <w:t>____________</w:t>
+      </w:r>
+    </w:p>
+    <w:p>
+      <w:pPr>
+        <w:spacing w:before="0" w:after="40" w:line="240" w:lineRule="auto"/>
+      </w:pPr>
+      <w:r>
+        <w:rPr>
+          <w:rFonts w:ascii="Times New Roman" w:hAnsi="Times New Roman" w:eastAsia="SimSun"/>
+          <w:b w:val="0"/>
+          <w:sz w:val="21"/>
+        </w:rPr>
+        <w:t xml:space="preserve">25. pebble </w:t>
+      </w:r>
+      <w:r>
+        <w:rPr>
+          <w:rFonts w:ascii="Times New Roman" w:hAnsi="Times New Roman" w:eastAsia="SimSun"/>
+          <w:b w:val="0"/>
+          <w:sz w:val="21"/>
+        </w:rPr>
+        <w:t>____________</w:t>
+      </w:r>
+    </w:p>
+    <w:p>
+      <w:pPr>
+        <w:spacing w:before="0" w:after="40" w:line="240" w:lineRule="auto"/>
+      </w:pPr>
+      <w:r>
+        <w:rPr>
+          <w:rFonts w:ascii="Times New Roman" w:hAnsi="Times New Roman" w:eastAsia="SimSun"/>
+          <w:b w:val="0"/>
+          <w:sz w:val="21"/>
+        </w:rPr>
+        <w:t xml:space="preserve">26. magnet </w:t>
+      </w:r>
+      <w:r>
+        <w:rPr>
+          <w:rFonts w:ascii="Times New Roman" w:hAnsi="Times New Roman" w:eastAsia="SimSun"/>
+          <w:b w:val="0"/>
+          <w:sz w:val="21"/>
+        </w:rPr>
+        <w:t>____________</w:t>
+      </w:r>
+    </w:p>
+    <w:p>
+      <w:pPr>
+        <w:spacing w:before="0" w:after="40" w:line="240" w:lineRule="auto"/>
+      </w:pPr>
+      <w:r>
+        <w:rPr>
+          <w:rFonts w:ascii="Times New Roman" w:hAnsi="Times New Roman" w:eastAsia="SimSun"/>
+          <w:b w:val="0"/>
+          <w:sz w:val="21"/>
+        </w:rPr>
+        <w:t xml:space="preserve">27. ore </w:t>
+      </w:r>
+      <w:r>
+        <w:rPr>
+          <w:rFonts w:ascii="Times New Roman" w:hAnsi="Times New Roman" w:eastAsia="SimSun"/>
+          <w:b w:val="0"/>
+          <w:sz w:val="21"/>
+        </w:rPr>
+        <w:t>____________</w:t>
+      </w:r>
+    </w:p>
+    <w:p>
+      <w:pPr>
+        <w:spacing w:before="0" w:after="40" w:line="240" w:lineRule="auto"/>
+      </w:pPr>
+      <w:r>
+        <w:rPr>
+          <w:rFonts w:ascii="Times New Roman" w:hAnsi="Times New Roman" w:eastAsia="SimSun"/>
+          <w:b w:val="0"/>
+          <w:sz w:val="21"/>
+        </w:rPr>
+        <w:t xml:space="preserve">28. mineral </w:t>
+      </w:r>
+      <w:r>
+        <w:rPr>
+          <w:rFonts w:ascii="Times New Roman" w:hAnsi="Times New Roman" w:eastAsia="SimSun"/>
+          <w:b w:val="0"/>
+          <w:sz w:val="21"/>
+        </w:rPr>
+        <w:t>____________</w:t>
+      </w:r>
+    </w:p>
+    <w:p>
+      <w:pPr>
+        <w:spacing w:before="0" w:after="40" w:line="240" w:lineRule="auto"/>
+      </w:pPr>
+      <w:r>
+        <w:rPr>
+          <w:rFonts w:ascii="Times New Roman" w:hAnsi="Times New Roman" w:eastAsia="SimSun"/>
+          <w:b w:val="0"/>
+          <w:sz w:val="21"/>
+        </w:rPr>
+        <w:t xml:space="preserve">29. marble </w:t>
+      </w:r>
+      <w:r>
+        <w:rPr>
+          <w:rFonts w:ascii="Times New Roman" w:hAnsi="Times New Roman" w:eastAsia="SimSun"/>
+          <w:b w:val="0"/>
+          <w:sz w:val="21"/>
+        </w:rPr>
+        <w:t>____________</w:t>
+      </w:r>
+    </w:p>
+    <w:p>
+      <w:pPr>
+        <w:spacing w:before="0" w:after="40" w:line="240" w:lineRule="auto"/>
+      </w:pPr>
+      <w:r>
+        <w:rPr>
+          <w:rFonts w:ascii="Times New Roman" w:hAnsi="Times New Roman" w:eastAsia="SimSun"/>
+          <w:b w:val="0"/>
+          <w:sz w:val="21"/>
+        </w:rPr>
+        <w:t xml:space="preserve">30. quartz </w:t>
+      </w:r>
+      <w:r>
+        <w:rPr>
+          <w:rFonts w:ascii="Times New Roman" w:hAnsi="Times New Roman" w:eastAsia="SimSun"/>
+          <w:b w:val="0"/>
+          <w:sz w:val="21"/>
+        </w:rPr>
+        <w:t>____________</w:t>
+      </w:r>
+    </w:p>
+    <w:p>
+      <w:pPr>
+        <w:spacing w:before="0" w:after="40" w:line="240" w:lineRule="auto"/>
+      </w:pPr>
+      <w:r>
+        <w:rPr>
+          <w:rFonts w:ascii="Times New Roman" w:hAnsi="Times New Roman" w:eastAsia="SimSun"/>
+          <w:b w:val="0"/>
+          <w:sz w:val="21"/>
+        </w:rPr>
+        <w:t xml:space="preserve">31. granite </w:t>
+      </w:r>
+      <w:r>
+        <w:rPr>
+          <w:rFonts w:ascii="Times New Roman" w:hAnsi="Times New Roman" w:eastAsia="SimSun"/>
+          <w:b w:val="0"/>
+          <w:sz w:val="21"/>
+        </w:rPr>
+        <w:t>____________</w:t>
+      </w:r>
+    </w:p>
+    <w:p>
+      <w:pPr>
+        <w:spacing w:before="0" w:after="40" w:line="240" w:lineRule="auto"/>
+      </w:pPr>
+      <w:r>
+        <w:rPr>
+          <w:rFonts w:ascii="Times New Roman" w:hAnsi="Times New Roman" w:eastAsia="SimSun"/>
+          <w:b w:val="0"/>
+          <w:sz w:val="21"/>
+        </w:rPr>
+        <w:t xml:space="preserve">32. gust </w:t>
+      </w:r>
+      <w:r>
+        <w:rPr>
+          <w:rFonts w:ascii="Times New Roman" w:hAnsi="Times New Roman" w:eastAsia="SimSun"/>
+          <w:b w:val="0"/>
+          <w:sz w:val="21"/>
+        </w:rPr>
+        <w:t>____________</w:t>
+      </w:r>
+    </w:p>
+    <w:p>
+      <w:pPr>
+        <w:spacing w:before="0" w:after="40" w:line="240" w:lineRule="auto"/>
+      </w:pPr>
+      <w:r>
+        <w:rPr>
+          <w:rFonts w:ascii="Times New Roman" w:hAnsi="Times New Roman" w:eastAsia="SimSun"/>
+          <w:b w:val="0"/>
+          <w:sz w:val="21"/>
+        </w:rPr>
+        <w:t xml:space="preserve">33. breeze </w:t>
+      </w:r>
+      <w:r>
+        <w:rPr>
+          <w:rFonts w:ascii="Times New Roman" w:hAnsi="Times New Roman" w:eastAsia="SimSun"/>
+          <w:b w:val="0"/>
+          <w:sz w:val="21"/>
+        </w:rPr>
+        <w:t>____________</w:t>
+      </w:r>
+    </w:p>
+    <w:p>
+      <w:pPr>
+        <w:spacing w:before="0" w:after="40" w:line="240" w:lineRule="auto"/>
+      </w:pPr>
+      <w:r>
+        <w:rPr>
+          <w:rFonts w:ascii="Times New Roman" w:hAnsi="Times New Roman" w:eastAsia="SimSun"/>
+          <w:b w:val="0"/>
+          <w:sz w:val="21"/>
+        </w:rPr>
+        <w:t xml:space="preserve">34. monsoon </w:t>
+      </w:r>
+      <w:r>
+        <w:rPr>
+          <w:rFonts w:ascii="Times New Roman" w:hAnsi="Times New Roman" w:eastAsia="SimSun"/>
+          <w:b w:val="0"/>
+          <w:sz w:val="21"/>
+        </w:rPr>
+        <w:t>____________</w:t>
+      </w:r>
+    </w:p>
+    <w:p>
+      <w:pPr>
+        <w:spacing w:before="0" w:after="40" w:line="240" w:lineRule="auto"/>
+      </w:pPr>
+      <w:r>
+        <w:rPr>
+          <w:rFonts w:ascii="Times New Roman" w:hAnsi="Times New Roman" w:eastAsia="SimSun"/>
+          <w:b w:val="0"/>
+          <w:sz w:val="21"/>
+        </w:rPr>
+        <w:t xml:space="preserve">35. gale </w:t>
+      </w:r>
+      <w:r>
+        <w:rPr>
+          <w:rFonts w:ascii="Times New Roman" w:hAnsi="Times New Roman" w:eastAsia="SimSun"/>
+          <w:b w:val="0"/>
+          <w:sz w:val="21"/>
+        </w:rPr>
+        <w:t>____________</w:t>
+      </w:r>
+    </w:p>
+    <w:p>
+      <w:pPr>
+        <w:spacing w:before="0" w:after="40" w:line="240" w:lineRule="auto"/>
+      </w:pPr>
+      <w:r>
+        <w:rPr>
+          <w:rFonts w:ascii="Times New Roman" w:hAnsi="Times New Roman" w:eastAsia="SimSun"/>
+          <w:b w:val="0"/>
+          <w:sz w:val="21"/>
+        </w:rPr>
+        <w:t xml:space="preserve">36. hurricane </w:t>
+      </w:r>
+      <w:r>
+        <w:rPr>
+          <w:rFonts w:ascii="Times New Roman" w:hAnsi="Times New Roman" w:eastAsia="SimSun"/>
+          <w:b w:val="0"/>
+          <w:sz w:val="21"/>
+        </w:rPr>
+        <w:t>____________</w:t>
+      </w:r>
+    </w:p>
+    <w:p>
+      <w:pPr>
+        <w:spacing w:before="0" w:after="40" w:line="240" w:lineRule="auto"/>
+      </w:pPr>
+      <w:r>
+        <w:rPr>
+          <w:rFonts w:ascii="Times New Roman" w:hAnsi="Times New Roman" w:eastAsia="SimSun"/>
+          <w:b w:val="0"/>
+          <w:sz w:val="21"/>
+        </w:rPr>
+        <w:t xml:space="preserve">37. tornado </w:t>
+      </w:r>
+      <w:r>
+        <w:rPr>
+          <w:rFonts w:ascii="Times New Roman" w:hAnsi="Times New Roman" w:eastAsia="SimSun"/>
+          <w:b w:val="0"/>
+          <w:sz w:val="21"/>
+        </w:rPr>
+        <w:t>____________</w:t>
+      </w:r>
+    </w:p>
+    <w:p>
+      <w:pPr>
+        <w:spacing w:before="0" w:after="40" w:line="240" w:lineRule="auto"/>
+      </w:pPr>
+      <w:r>
+        <w:rPr>
+          <w:rFonts w:ascii="Times New Roman" w:hAnsi="Times New Roman" w:eastAsia="SimSun"/>
+          <w:b w:val="0"/>
+          <w:sz w:val="21"/>
+        </w:rPr>
+        <w:t xml:space="preserve">38. typhoon </w:t>
+      </w:r>
+      <w:r>
+        <w:rPr>
+          <w:rFonts w:ascii="Times New Roman" w:hAnsi="Times New Roman" w:eastAsia="SimSun"/>
+          <w:b w:val="0"/>
+          <w:sz w:val="21"/>
+        </w:rPr>
+        <w:t>____________</w:t>
+      </w:r>
+    </w:p>
+    <w:p>
+      <w:pPr>
+        <w:spacing w:before="0" w:after="40" w:line="240" w:lineRule="auto"/>
+      </w:pPr>
+      <w:r>
+        <w:rPr>
+          <w:rFonts w:ascii="Times New Roman" w:hAnsi="Times New Roman" w:eastAsia="SimSun"/>
+          <w:b w:val="0"/>
+          <w:sz w:val="21"/>
+        </w:rPr>
+        <w:t xml:space="preserve">39. volcano </w:t>
+      </w:r>
+      <w:r>
+        <w:rPr>
+          <w:rFonts w:ascii="Times New Roman" w:hAnsi="Times New Roman" w:eastAsia="SimSun"/>
+          <w:b w:val="0"/>
+          <w:sz w:val="21"/>
+        </w:rPr>
+        <w:t>____________</w:t>
+      </w:r>
+    </w:p>
+    <w:p>
+      <w:pPr>
+        <w:spacing w:before="0" w:after="40" w:line="240" w:lineRule="auto"/>
+      </w:pPr>
+      <w:r>
+        <w:rPr>
+          <w:rFonts w:ascii="Times New Roman" w:hAnsi="Times New Roman" w:eastAsia="SimSun"/>
+          <w:b w:val="0"/>
+          <w:sz w:val="21"/>
+        </w:rPr>
+        <w:t xml:space="preserve">40. erupt </w:t>
+      </w:r>
+      <w:r>
+        <w:rPr>
+          <w:rFonts w:ascii="Times New Roman" w:hAnsi="Times New Roman" w:eastAsia="SimSun"/>
+          <w:b w:val="0"/>
+          <w:sz w:val="21"/>
+        </w:rPr>
+        <w:t>____________</w:t>
+      </w:r>
+    </w:p>
+    <w:p>
+      <w:pPr>
+        <w:spacing w:before="0" w:after="40" w:line="240" w:lineRule="auto"/>
+      </w:pPr>
+      <w:r>
+        <w:rPr>
+          <w:rFonts w:ascii="Times New Roman" w:hAnsi="Times New Roman" w:eastAsia="SimSun"/>
+          <w:b w:val="0"/>
+          <w:sz w:val="21"/>
+        </w:rPr>
+        <w:t xml:space="preserve">41. magma </w:t>
+      </w:r>
+      <w:r>
+        <w:rPr>
+          <w:rFonts w:ascii="Times New Roman" w:hAnsi="Times New Roman" w:eastAsia="SimSun"/>
+          <w:b w:val="0"/>
+          <w:sz w:val="21"/>
+        </w:rPr>
+        <w:t>____________</w:t>
+      </w:r>
+    </w:p>
+    <w:p>
+      <w:pPr>
+        <w:spacing w:before="0" w:after="40" w:line="240" w:lineRule="auto"/>
+      </w:pPr>
+      <w:r>
+        <w:rPr>
+          <w:rFonts w:ascii="Times New Roman" w:hAnsi="Times New Roman" w:eastAsia="SimSun"/>
+          <w:b w:val="0"/>
+          <w:sz w:val="21"/>
+        </w:rPr>
+        <w:t xml:space="preserve">42. thermodynamic </w:t>
+      </w:r>
+      <w:r>
+        <w:rPr>
+          <w:rFonts w:ascii="Times New Roman" w:hAnsi="Times New Roman" w:eastAsia="SimSun"/>
+          <w:b w:val="0"/>
+          <w:sz w:val="21"/>
+        </w:rPr>
+        <w:t>____________</w:t>
+      </w:r>
+    </w:p>
+    <w:p>
+      <w:pPr>
+        <w:spacing w:before="0" w:after="40" w:line="240" w:lineRule="auto"/>
+      </w:pPr>
+      <w:r>
+        <w:rPr>
+          <w:rFonts w:ascii="Times New Roman" w:hAnsi="Times New Roman" w:eastAsia="SimSun"/>
+          <w:b w:val="0"/>
+          <w:sz w:val="21"/>
+        </w:rPr>
+        <w:t xml:space="preserve">43. smog </w:t>
+      </w:r>
+      <w:r>
+        <w:rPr>
+          <w:rFonts w:ascii="Times New Roman" w:hAnsi="Times New Roman" w:eastAsia="SimSun"/>
+          <w:b w:val="0"/>
+          <w:sz w:val="21"/>
+        </w:rPr>
+        <w:t>____________</w:t>
+      </w:r>
+    </w:p>
+    <w:p>
+      <w:pPr>
+        <w:spacing w:before="0" w:after="40" w:line="240" w:lineRule="auto"/>
+      </w:pPr>
+      <w:r>
+        <w:rPr>
+          <w:rFonts w:ascii="Times New Roman" w:hAnsi="Times New Roman" w:eastAsia="SimSun"/>
+          <w:b w:val="0"/>
+          <w:sz w:val="21"/>
+        </w:rPr>
+        <w:t xml:space="preserve">44. fume </w:t>
+      </w:r>
+      <w:r>
+        <w:rPr>
+          <w:rFonts w:ascii="Times New Roman" w:hAnsi="Times New Roman" w:eastAsia="SimSun"/>
+          <w:b w:val="0"/>
+          <w:sz w:val="21"/>
+        </w:rPr>
+        <w:t>____________</w:t>
+      </w:r>
+    </w:p>
+    <w:p>
+      <w:pPr>
+        <w:spacing w:before="0" w:after="40" w:line="240" w:lineRule="auto"/>
+      </w:pPr>
+      <w:r>
+        <w:rPr>
+          <w:rFonts w:ascii="Times New Roman" w:hAnsi="Times New Roman" w:eastAsia="SimSun"/>
+          <w:b w:val="0"/>
+          <w:sz w:val="21"/>
+        </w:rPr>
+        <w:t xml:space="preserve">45. mist </w:t>
+      </w:r>
+      <w:r>
+        <w:rPr>
+          <w:rFonts w:ascii="Times New Roman" w:hAnsi="Times New Roman" w:eastAsia="SimSun"/>
+          <w:b w:val="0"/>
+          <w:sz w:val="21"/>
+        </w:rPr>
+        <w:t>____________</w:t>
+      </w:r>
+    </w:p>
+    <w:p>
+      <w:pPr>
+        <w:spacing w:before="0" w:after="40" w:line="240" w:lineRule="auto"/>
+      </w:pPr>
+      <w:r>
+        <w:rPr>
+          <w:rFonts w:ascii="Times New Roman" w:hAnsi="Times New Roman" w:eastAsia="SimSun"/>
+          <w:b w:val="0"/>
+          <w:sz w:val="21"/>
+        </w:rPr>
+        <w:t xml:space="preserve">46. tsunami </w:t>
+      </w:r>
+      <w:r>
+        <w:rPr>
+          <w:rFonts w:ascii="Times New Roman" w:hAnsi="Times New Roman" w:eastAsia="SimSun"/>
+          <w:b w:val="0"/>
+          <w:sz w:val="21"/>
+        </w:rPr>
+        <w:t>____________</w:t>
+      </w:r>
+    </w:p>
+    <w:p>
+      <w:pPr>
+        <w:spacing w:before="0" w:after="40" w:line="240" w:lineRule="auto"/>
+      </w:pPr>
+      <w:r>
+        <w:rPr>
+          <w:rFonts w:ascii="Times New Roman" w:hAnsi="Times New Roman" w:eastAsia="SimSun"/>
+          <w:b w:val="0"/>
+          <w:sz w:val="21"/>
+        </w:rPr>
+        <w:t xml:space="preserve">47. drought </w:t>
+      </w:r>
+      <w:r>
+        <w:rPr>
+          <w:rFonts w:ascii="Times New Roman" w:hAnsi="Times New Roman" w:eastAsia="SimSun"/>
+          <w:b w:val="0"/>
+          <w:sz w:val="21"/>
+        </w:rPr>
+        <w:t>____________</w:t>
+      </w:r>
+    </w:p>
+    <w:p>
+      <w:pPr>
+        <w:spacing w:before="0" w:after="40" w:line="240" w:lineRule="auto"/>
+      </w:pPr>
+      <w:r>
+        <w:rPr>
+          <w:rFonts w:ascii="Times New Roman" w:hAnsi="Times New Roman" w:eastAsia="SimSun"/>
+          <w:b w:val="0"/>
+          <w:sz w:val="21"/>
+        </w:rPr>
+        <w:t xml:space="preserve">48. flooding </w:t>
+      </w:r>
+      <w:r>
+        <w:rPr>
+          <w:rFonts w:ascii="Times New Roman" w:hAnsi="Times New Roman" w:eastAsia="SimSun"/>
+          <w:b w:val="0"/>
+          <w:sz w:val="21"/>
+        </w:rPr>
+        <w:t>____________</w:t>
+      </w:r>
+    </w:p>
+    <w:p>
+      <w:pPr>
+        <w:spacing w:before="0" w:after="40" w:line="240" w:lineRule="auto"/>
+      </w:pPr>
+      <w:r>
+        <w:rPr>
+          <w:rFonts w:ascii="Times New Roman" w:hAnsi="Times New Roman" w:eastAsia="SimSun"/>
+          <w:b w:val="0"/>
+          <w:sz w:val="21"/>
+        </w:rPr>
+        <w:t xml:space="preserve">49. torrent </w:t>
+      </w:r>
+      <w:r>
+        <w:rPr>
+          <w:rFonts w:ascii="Times New Roman" w:hAnsi="Times New Roman" w:eastAsia="SimSun"/>
+          <w:b w:val="0"/>
+          <w:sz w:val="21"/>
+        </w:rPr>
+        <w:t>____________</w:t>
+      </w:r>
+    </w:p>
+    <w:p>
+      <w:pPr>
+        <w:spacing w:before="0" w:after="40" w:line="240" w:lineRule="auto"/>
+      </w:pPr>
+      <w:r>
+        <w:rPr>
+          <w:rFonts w:ascii="Times New Roman" w:hAnsi="Times New Roman" w:eastAsia="SimSun"/>
+          <w:b w:val="0"/>
+          <w:sz w:val="21"/>
+        </w:rPr>
+        <w:t xml:space="preserve">50. earthquake </w:t>
+      </w:r>
+      <w:r>
+        <w:rPr>
+          <w:rFonts w:ascii="Times New Roman" w:hAnsi="Times New Roman" w:eastAsia="SimSun"/>
+          <w:b w:val="0"/>
+          <w:sz w:val="21"/>
+        </w:rPr>
+        <w:t>____________</w:t>
+      </w:r>
+    </w:p>
+    <w:p>
+      <w:pPr>
+        <w:spacing w:before="0" w:after="40" w:line="240" w:lineRule="auto"/>
+      </w:pPr>
+      <w:r>
+        <w:rPr>
+          <w:rFonts w:ascii="Times New Roman" w:hAnsi="Times New Roman" w:eastAsia="SimSun"/>
+          <w:b w:val="0"/>
+          <w:sz w:val="21"/>
+        </w:rPr>
+        <w:t xml:space="preserve">51. seismic </w:t>
+      </w:r>
+      <w:r>
+        <w:rPr>
+          <w:rFonts w:ascii="Times New Roman" w:hAnsi="Times New Roman" w:eastAsia="SimSun"/>
+          <w:b w:val="0"/>
+          <w:sz w:val="21"/>
+        </w:rPr>
+        <w:t>____________</w:t>
+      </w:r>
+    </w:p>
+    <w:p>
+      <w:pPr>
+        <w:spacing w:before="0" w:after="40" w:line="240" w:lineRule="auto"/>
+      </w:pPr>
+      <w:r>
+        <w:rPr>
+          <w:rFonts w:ascii="Times New Roman" w:hAnsi="Times New Roman" w:eastAsia="SimSun"/>
+          <w:b w:val="0"/>
+          <w:sz w:val="21"/>
+        </w:rPr>
+        <w:t xml:space="preserve">52. avalanche </w:t>
+      </w:r>
+      <w:r>
+        <w:rPr>
+          <w:rFonts w:ascii="Times New Roman" w:hAnsi="Times New Roman" w:eastAsia="SimSun"/>
+          <w:b w:val="0"/>
+          <w:sz w:val="21"/>
+        </w:rPr>
+        <w:t>____________</w:t>
+      </w:r>
+    </w:p>
+    <w:p>
+      <w:pPr>
+        <w:spacing w:before="0" w:after="40" w:line="240" w:lineRule="auto"/>
+      </w:pPr>
+      <w:r>
+        <w:rPr>
+          <w:rFonts w:ascii="Times New Roman" w:hAnsi="Times New Roman" w:eastAsia="SimSun"/>
+          <w:b w:val="0"/>
+          <w:sz w:val="21"/>
+        </w:rPr>
+        <w:t xml:space="preserve">53. terrain </w:t>
+      </w:r>
+      <w:r>
+        <w:rPr>
+          <w:rFonts w:ascii="Times New Roman" w:hAnsi="Times New Roman" w:eastAsia="SimSun"/>
+          <w:b w:val="0"/>
+          <w:sz w:val="21"/>
+        </w:rPr>
+        <w:t>____________</w:t>
+      </w:r>
+    </w:p>
+    <w:p>
+      <w:pPr>
+        <w:spacing w:before="0" w:after="40" w:line="240" w:lineRule="auto"/>
+      </w:pPr>
+      <w:r>
+        <w:rPr>
+          <w:rFonts w:ascii="Times New Roman" w:hAnsi="Times New Roman" w:eastAsia="SimSun"/>
+          <w:b w:val="0"/>
+          <w:sz w:val="21"/>
+        </w:rPr>
+        <w:t xml:space="preserve">54. landscape </w:t>
+      </w:r>
+      <w:r>
+        <w:rPr>
+          <w:rFonts w:ascii="Times New Roman" w:hAnsi="Times New Roman" w:eastAsia="SimSun"/>
+          <w:b w:val="0"/>
+          <w:sz w:val="21"/>
+        </w:rPr>
+        <w:t>____________</w:t>
+      </w:r>
+    </w:p>
+    <w:p>
+      <w:pPr>
+        <w:spacing w:before="0" w:after="40" w:line="240" w:lineRule="auto"/>
+      </w:pPr>
+      <w:r>
+        <w:rPr>
+          <w:rFonts w:ascii="Times New Roman" w:hAnsi="Times New Roman" w:eastAsia="SimSun"/>
+          <w:b w:val="0"/>
+          <w:sz w:val="21"/>
+        </w:rPr>
+        <w:t xml:space="preserve">55. continent </w:t>
+      </w:r>
+      <w:r>
+        <w:rPr>
+          <w:rFonts w:ascii="Times New Roman" w:hAnsi="Times New Roman" w:eastAsia="SimSun"/>
+          <w:b w:val="0"/>
+          <w:sz w:val="21"/>
+        </w:rPr>
+        <w:t>____________</w:t>
+      </w:r>
+    </w:p>
+    <w:p>
+      <w:pPr>
+        <w:spacing w:before="0" w:after="40" w:line="240" w:lineRule="auto"/>
+      </w:pPr>
+      <w:r>
+        <w:rPr>
+          <w:rFonts w:ascii="Times New Roman" w:hAnsi="Times New Roman" w:eastAsia="SimSun"/>
+          <w:b w:val="0"/>
+          <w:sz w:val="21"/>
+        </w:rPr>
+        <w:t xml:space="preserve">56. cave </w:t>
+      </w:r>
+      <w:r>
+        <w:rPr>
+          <w:rFonts w:ascii="Times New Roman" w:hAnsi="Times New Roman" w:eastAsia="SimSun"/>
+          <w:b w:val="0"/>
+          <w:sz w:val="21"/>
+        </w:rPr>
+        <w:t>____________</w:t>
+      </w:r>
+    </w:p>
+    <w:p>
+      <w:pPr>
+        <w:spacing w:before="0" w:after="40" w:line="240" w:lineRule="auto"/>
+      </w:pPr>
+      <w:r>
+        <w:rPr>
+          <w:rFonts w:ascii="Times New Roman" w:hAnsi="Times New Roman" w:eastAsia="SimSun"/>
+          <w:b w:val="0"/>
+          <w:sz w:val="21"/>
+        </w:rPr>
+        <w:t xml:space="preserve">57. cliff </w:t>
+      </w:r>
+      <w:r>
+        <w:rPr>
+          <w:rFonts w:ascii="Times New Roman" w:hAnsi="Times New Roman" w:eastAsia="SimSun"/>
+          <w:b w:val="0"/>
+          <w:sz w:val="21"/>
+        </w:rPr>
+        <w:t>____________</w:t>
+      </w:r>
+    </w:p>
+    <w:p>
+      <w:pPr>
+        <w:spacing w:before="0" w:after="40" w:line="240" w:lineRule="auto"/>
+      </w:pPr>
+      <w:r>
+        <w:rPr>
+          <w:rFonts w:ascii="Times New Roman" w:hAnsi="Times New Roman" w:eastAsia="SimSun"/>
+          <w:b w:val="0"/>
+          <w:sz w:val="21"/>
+        </w:rPr>
+        <w:t xml:space="preserve">58. glacier </w:t>
+      </w:r>
+      <w:r>
+        <w:rPr>
+          <w:rFonts w:ascii="Times New Roman" w:hAnsi="Times New Roman" w:eastAsia="SimSun"/>
+          <w:b w:val="0"/>
+          <w:sz w:val="21"/>
+        </w:rPr>
+        <w:t>____________</w:t>
+      </w:r>
+    </w:p>
+    <w:p>
+      <w:pPr>
+        <w:spacing w:before="0" w:after="40" w:line="240" w:lineRule="auto"/>
+      </w:pPr>
+      <w:r>
+        <w:rPr>
+          <w:rFonts w:ascii="Times New Roman" w:hAnsi="Times New Roman" w:eastAsia="SimSun"/>
+          <w:b w:val="0"/>
+          <w:sz w:val="21"/>
+        </w:rPr>
+        <w:t xml:space="preserve">59. swamp </w:t>
+      </w:r>
+      <w:r>
+        <w:rPr>
+          <w:rFonts w:ascii="Times New Roman" w:hAnsi="Times New Roman" w:eastAsia="SimSun"/>
+          <w:b w:val="0"/>
+          <w:sz w:val="21"/>
+        </w:rPr>
+        <w:t>____________</w:t>
+      </w:r>
+    </w:p>
+    <w:p>
+      <w:pPr>
+        <w:spacing w:before="0" w:after="40" w:line="240" w:lineRule="auto"/>
+      </w:pPr>
+      <w:r>
+        <w:rPr>
+          <w:rFonts w:ascii="Times New Roman" w:hAnsi="Times New Roman" w:eastAsia="SimSun"/>
+          <w:b w:val="0"/>
+          <w:sz w:val="21"/>
+        </w:rPr>
+        <w:t xml:space="preserve">60. delta </w:t>
+      </w:r>
+      <w:r>
+        <w:rPr>
+          <w:rFonts w:ascii="Times New Roman" w:hAnsi="Times New Roman" w:eastAsia="SimSun"/>
+          <w:b w:val="0"/>
+          <w:sz w:val="21"/>
+        </w:rPr>
+        <w:t>____________</w:t>
       </w:r>
     </w:p>
     <w:p>
@@ -19,3557 +1267,3851 @@
         <w:sectPr>
           <w:footerReference w:type="default" r:id="rId9"/>
           <w:pgSz w:w="11906" w:h="16838"/>
-          <w:pgMar w:top="567" w:right="567" w:bottom="567" w:left="567" w:header="720" w:footer="283" w:gutter="0"/>
-          <w:cols w:space="720"/>
+          <w:pgMar w:top="567" w:right="567" w:bottom="2268" w:left="567" w:header="283" w:footer="227" w:gutter="0"/>
+          <w:cols w:space="397" w:num="3"/>
           <w:docGrid w:linePitch="360"/>
         </w:sectPr>
       </w:pPr>
     </w:p>
     <w:p>
       <w:pPr>
-        <w:spacing w:before="0" w:after="20" w:line="240" w:lineRule="auto"/>
-        <w:ind w:left="312" w:hanging="312"/>
-      </w:pPr>
-      <w:r>
-        <w:t xml:space="preserve">1. atmosphere </w:t>
-      </w:r>
-      <w:r>
-        <w:t>__________________</w:t>
+        <w:spacing w:before="0" w:after="40" w:line="240" w:lineRule="auto"/>
+      </w:pPr>
+      <w:r>
+        <w:rPr>
+          <w:rFonts w:ascii="Times New Roman" w:hAnsi="Times New Roman" w:eastAsia="SimSun"/>
+          <w:b w:val="0"/>
+          <w:sz w:val="21"/>
+        </w:rPr>
+        <w:t xml:space="preserve">61. plain </w:t>
+      </w:r>
+      <w:r>
+        <w:rPr>
+          <w:rFonts w:ascii="Times New Roman" w:hAnsi="Times New Roman" w:eastAsia="SimSun"/>
+          <w:b w:val="0"/>
+          <w:sz w:val="21"/>
+        </w:rPr>
+        <w:t>____________</w:t>
       </w:r>
     </w:p>
     <w:p>
       <w:pPr>
-        <w:spacing w:before="0" w:after="20" w:line="240" w:lineRule="auto"/>
-        <w:ind w:left="312" w:hanging="312"/>
-      </w:pPr>
-      <w:r>
-        <w:t xml:space="preserve">2. hydrosphere </w:t>
-      </w:r>
-      <w:r>
-        <w:t>__________________</w:t>
+        <w:spacing w:before="0" w:after="40" w:line="240" w:lineRule="auto"/>
+      </w:pPr>
+      <w:r>
+        <w:rPr>
+          <w:rFonts w:ascii="Times New Roman" w:hAnsi="Times New Roman" w:eastAsia="SimSun"/>
+          <w:b w:val="0"/>
+          <w:sz w:val="21"/>
+        </w:rPr>
+        <w:t xml:space="preserve">62. plateau </w:t>
+      </w:r>
+      <w:r>
+        <w:rPr>
+          <w:rFonts w:ascii="Times New Roman" w:hAnsi="Times New Roman" w:eastAsia="SimSun"/>
+          <w:b w:val="0"/>
+          <w:sz w:val="21"/>
+        </w:rPr>
+        <w:t>____________</w:t>
       </w:r>
     </w:p>
     <w:p>
       <w:pPr>
-        <w:spacing w:before="0" w:after="20" w:line="240" w:lineRule="auto"/>
-        <w:ind w:left="312" w:hanging="312"/>
-      </w:pPr>
-      <w:r>
-        <w:t xml:space="preserve">3. lithosphere </w:t>
-      </w:r>
-      <w:r>
-        <w:t>__________________</w:t>
+        <w:spacing w:before="0" w:after="40" w:line="240" w:lineRule="auto"/>
+      </w:pPr>
+      <w:r>
+        <w:rPr>
+          <w:rFonts w:ascii="Times New Roman" w:hAnsi="Times New Roman" w:eastAsia="SimSun"/>
+          <w:b w:val="0"/>
+          <w:sz w:val="21"/>
+        </w:rPr>
+        <w:t xml:space="preserve">63. oasis </w:t>
+      </w:r>
+      <w:r>
+        <w:rPr>
+          <w:rFonts w:ascii="Times New Roman" w:hAnsi="Times New Roman" w:eastAsia="SimSun"/>
+          <w:b w:val="0"/>
+          <w:sz w:val="21"/>
+        </w:rPr>
+        <w:t>____________</w:t>
       </w:r>
     </w:p>
     <w:p>
       <w:pPr>
-        <w:spacing w:before="0" w:after="20" w:line="240" w:lineRule="auto"/>
-        <w:ind w:left="312" w:hanging="312"/>
-      </w:pPr>
-      <w:r>
-        <w:t xml:space="preserve">4. oxygen </w:t>
-      </w:r>
-      <w:r>
-        <w:t>__________________</w:t>
+        <w:spacing w:before="0" w:after="40" w:line="240" w:lineRule="auto"/>
+      </w:pPr>
+      <w:r>
+        <w:rPr>
+          <w:rFonts w:ascii="Times New Roman" w:hAnsi="Times New Roman" w:eastAsia="SimSun"/>
+          <w:b w:val="0"/>
+          <w:sz w:val="21"/>
+        </w:rPr>
+        <w:t xml:space="preserve">64. globe </w:t>
+      </w:r>
+      <w:r>
+        <w:rPr>
+          <w:rFonts w:ascii="Times New Roman" w:hAnsi="Times New Roman" w:eastAsia="SimSun"/>
+          <w:b w:val="0"/>
+          <w:sz w:val="21"/>
+        </w:rPr>
+        <w:t>____________</w:t>
       </w:r>
     </w:p>
     <w:p>
       <w:pPr>
-        <w:spacing w:before="0" w:after="20" w:line="240" w:lineRule="auto"/>
-        <w:ind w:left="312" w:hanging="312"/>
-      </w:pPr>
-      <w:r>
-        <w:t xml:space="preserve">5. oxide </w:t>
-      </w:r>
-      <w:r>
-        <w:t>__________________</w:t>
+        <w:spacing w:before="0" w:after="40" w:line="240" w:lineRule="auto"/>
+      </w:pPr>
+      <w:r>
+        <w:rPr>
+          <w:rFonts w:ascii="Times New Roman" w:hAnsi="Times New Roman" w:eastAsia="SimSun"/>
+          <w:b w:val="0"/>
+          <w:sz w:val="21"/>
+        </w:rPr>
+        <w:t xml:space="preserve">65. hemisphere </w:t>
+      </w:r>
+      <w:r>
+        <w:rPr>
+          <w:rFonts w:ascii="Times New Roman" w:hAnsi="Times New Roman" w:eastAsia="SimSun"/>
+          <w:b w:val="0"/>
+          <w:sz w:val="21"/>
+        </w:rPr>
+        <w:t>____________</w:t>
       </w:r>
     </w:p>
     <w:p>
       <w:pPr>
-        <w:spacing w:before="0" w:after="20" w:line="240" w:lineRule="auto"/>
-        <w:ind w:left="312" w:hanging="312"/>
-      </w:pPr>
-      <w:r>
-        <w:t xml:space="preserve">6. carbon dioxide </w:t>
-      </w:r>
-      <w:r>
-        <w:t>__________________</w:t>
+        <w:spacing w:before="0" w:after="40" w:line="240" w:lineRule="auto"/>
+      </w:pPr>
+      <w:r>
+        <w:rPr>
+          <w:rFonts w:ascii="Times New Roman" w:hAnsi="Times New Roman" w:eastAsia="SimSun"/>
+          <w:b w:val="0"/>
+          <w:sz w:val="21"/>
+        </w:rPr>
+        <w:t xml:space="preserve">66. equator </w:t>
+      </w:r>
+      <w:r>
+        <w:rPr>
+          <w:rFonts w:ascii="Times New Roman" w:hAnsi="Times New Roman" w:eastAsia="SimSun"/>
+          <w:b w:val="0"/>
+          <w:sz w:val="21"/>
+        </w:rPr>
+        <w:t>____________</w:t>
       </w:r>
     </w:p>
     <w:p>
       <w:pPr>
-        <w:spacing w:before="0" w:after="20" w:line="240" w:lineRule="auto"/>
-        <w:ind w:left="312" w:hanging="312"/>
-      </w:pPr>
-      <w:r>
-        <w:t xml:space="preserve">7. hydrogen </w:t>
-      </w:r>
-      <w:r>
-        <w:t>__________________</w:t>
+        <w:spacing w:before="0" w:after="40" w:line="240" w:lineRule="auto"/>
+      </w:pPr>
+      <w:r>
+        <w:rPr>
+          <w:rFonts w:ascii="Times New Roman" w:hAnsi="Times New Roman" w:eastAsia="SimSun"/>
+          <w:b w:val="0"/>
+          <w:sz w:val="21"/>
+        </w:rPr>
+        <w:t xml:space="preserve">67. Arctic </w:t>
+      </w:r>
+      <w:r>
+        <w:rPr>
+          <w:rFonts w:ascii="Times New Roman" w:hAnsi="Times New Roman" w:eastAsia="SimSun"/>
+          <w:b w:val="0"/>
+          <w:sz w:val="21"/>
+        </w:rPr>
+        <w:t>____________</w:t>
       </w:r>
     </w:p>
     <w:p>
       <w:pPr>
-        <w:spacing w:before="0" w:after="20" w:line="240" w:lineRule="auto"/>
-        <w:ind w:left="312" w:hanging="312"/>
-      </w:pPr>
-      <w:r>
-        <w:t xml:space="preserve">8. core </w:t>
-      </w:r>
-      <w:r>
-        <w:t>__________________</w:t>
+        <w:spacing w:before="0" w:after="40" w:line="240" w:lineRule="auto"/>
+      </w:pPr>
+      <w:r>
+        <w:rPr>
+          <w:rFonts w:ascii="Times New Roman" w:hAnsi="Times New Roman" w:eastAsia="SimSun"/>
+          <w:b w:val="0"/>
+          <w:sz w:val="21"/>
+        </w:rPr>
+        <w:t xml:space="preserve">68. Antarctic </w:t>
+      </w:r>
+      <w:r>
+        <w:rPr>
+          <w:rFonts w:ascii="Times New Roman" w:hAnsi="Times New Roman" w:eastAsia="SimSun"/>
+          <w:b w:val="0"/>
+          <w:sz w:val="21"/>
+        </w:rPr>
+        <w:t>____________</w:t>
       </w:r>
     </w:p>
     <w:p>
       <w:pPr>
-        <w:spacing w:before="0" w:after="20" w:line="240" w:lineRule="auto"/>
-        <w:ind w:left="312" w:hanging="312"/>
-      </w:pPr>
-      <w:r>
-        <w:t xml:space="preserve">9. crust </w:t>
-      </w:r>
-      <w:r>
-        <w:t>__________________</w:t>
+        <w:spacing w:before="0" w:after="40" w:line="240" w:lineRule="auto"/>
+      </w:pPr>
+      <w:r>
+        <w:rPr>
+          <w:rFonts w:ascii="Times New Roman" w:hAnsi="Times New Roman" w:eastAsia="SimSun"/>
+          <w:b w:val="0"/>
+          <w:sz w:val="21"/>
+        </w:rPr>
+        <w:t xml:space="preserve">69. pole </w:t>
+      </w:r>
+      <w:r>
+        <w:rPr>
+          <w:rFonts w:ascii="Times New Roman" w:hAnsi="Times New Roman" w:eastAsia="SimSun"/>
+          <w:b w:val="0"/>
+          <w:sz w:val="21"/>
+        </w:rPr>
+        <w:t>____________</w:t>
       </w:r>
     </w:p>
     <w:p>
       <w:pPr>
-        <w:spacing w:before="0" w:after="20" w:line="240" w:lineRule="auto"/>
-        <w:ind w:left="312" w:hanging="312"/>
-      </w:pPr>
-      <w:r>
-        <w:t xml:space="preserve">10. mantle </w:t>
-      </w:r>
-      <w:r>
-        <w:t>__________________</w:t>
+        <w:spacing w:before="0" w:after="40" w:line="240" w:lineRule="auto"/>
+      </w:pPr>
+      <w:r>
+        <w:rPr>
+          <w:rFonts w:ascii="Times New Roman" w:hAnsi="Times New Roman" w:eastAsia="SimSun"/>
+          <w:b w:val="0"/>
+          <w:sz w:val="21"/>
+        </w:rPr>
+        <w:t xml:space="preserve">70. polar </w:t>
+      </w:r>
+      <w:r>
+        <w:rPr>
+          <w:rFonts w:ascii="Times New Roman" w:hAnsi="Times New Roman" w:eastAsia="SimSun"/>
+          <w:b w:val="0"/>
+          <w:sz w:val="21"/>
+        </w:rPr>
+        <w:t>____________</w:t>
       </w:r>
     </w:p>
     <w:p>
       <w:pPr>
-        <w:spacing w:before="0" w:after="20" w:line="240" w:lineRule="auto"/>
-        <w:ind w:left="312" w:hanging="312"/>
-      </w:pPr>
-      <w:r>
-        <w:t xml:space="preserve">11. longitude </w:t>
-      </w:r>
-      <w:r>
-        <w:t>__________________</w:t>
+        <w:spacing w:before="0" w:after="40" w:line="240" w:lineRule="auto"/>
+      </w:pPr>
+      <w:r>
+        <w:rPr>
+          <w:rFonts w:ascii="Times New Roman" w:hAnsi="Times New Roman" w:eastAsia="SimSun"/>
+          <w:b w:val="0"/>
+          <w:sz w:val="21"/>
+        </w:rPr>
+        <w:t xml:space="preserve">71. axis </w:t>
+      </w:r>
+      <w:r>
+        <w:rPr>
+          <w:rFonts w:ascii="Times New Roman" w:hAnsi="Times New Roman" w:eastAsia="SimSun"/>
+          <w:b w:val="0"/>
+          <w:sz w:val="21"/>
+        </w:rPr>
+        <w:t>____________</w:t>
       </w:r>
     </w:p>
     <w:p>
       <w:pPr>
-        <w:spacing w:before="0" w:after="20" w:line="240" w:lineRule="auto"/>
-        <w:ind w:left="312" w:hanging="312"/>
-      </w:pPr>
-      <w:r>
-        <w:t xml:space="preserve">12. latitude </w:t>
-      </w:r>
-      <w:r>
-        <w:t>__________________</w:t>
+        <w:spacing w:before="0" w:after="40" w:line="240" w:lineRule="auto"/>
+      </w:pPr>
+      <w:r>
+        <w:rPr>
+          <w:rFonts w:ascii="Times New Roman" w:hAnsi="Times New Roman" w:eastAsia="SimSun"/>
+          <w:b w:val="0"/>
+          <w:sz w:val="21"/>
+        </w:rPr>
+        <w:t xml:space="preserve">72. deteriorate </w:t>
+      </w:r>
+      <w:r>
+        <w:rPr>
+          <w:rFonts w:ascii="Times New Roman" w:hAnsi="Times New Roman" w:eastAsia="SimSun"/>
+          <w:b w:val="0"/>
+          <w:sz w:val="21"/>
+        </w:rPr>
+        <w:t>____________</w:t>
       </w:r>
     </w:p>
     <w:p>
       <w:pPr>
-        <w:spacing w:before="0" w:after="20" w:line="240" w:lineRule="auto"/>
-        <w:ind w:left="312" w:hanging="312"/>
-      </w:pPr>
-      <w:r>
-        <w:t xml:space="preserve">13. horizon </w:t>
-      </w:r>
-      <w:r>
-        <w:t>__________________</w:t>
+        <w:spacing w:before="0" w:after="40" w:line="240" w:lineRule="auto"/>
+      </w:pPr>
+      <w:r>
+        <w:rPr>
+          <w:rFonts w:ascii="Times New Roman" w:hAnsi="Times New Roman" w:eastAsia="SimSun"/>
+          <w:b w:val="0"/>
+          <w:sz w:val="21"/>
+        </w:rPr>
+        <w:t xml:space="preserve">73. aggravate </w:t>
+      </w:r>
+      <w:r>
+        <w:rPr>
+          <w:rFonts w:ascii="Times New Roman" w:hAnsi="Times New Roman" w:eastAsia="SimSun"/>
+          <w:b w:val="0"/>
+          <w:sz w:val="21"/>
+        </w:rPr>
+        <w:t>____________</w:t>
       </w:r>
     </w:p>
     <w:p>
       <w:pPr>
-        <w:spacing w:before="0" w:after="20" w:line="240" w:lineRule="auto"/>
-        <w:ind w:left="312" w:hanging="312"/>
-      </w:pPr>
-      <w:r>
-        <w:t xml:space="preserve">14. altitude </w:t>
-      </w:r>
-      <w:r>
-        <w:t>__________________</w:t>
+        <w:spacing w:before="0" w:after="40" w:line="240" w:lineRule="auto"/>
+      </w:pPr>
+      <w:r>
+        <w:rPr>
+          <w:rFonts w:ascii="Times New Roman" w:hAnsi="Times New Roman" w:eastAsia="SimSun"/>
+          <w:b w:val="0"/>
+          <w:sz w:val="21"/>
+        </w:rPr>
+        <w:t xml:space="preserve">74. degrade </w:t>
+      </w:r>
+      <w:r>
+        <w:rPr>
+          <w:rFonts w:ascii="Times New Roman" w:hAnsi="Times New Roman" w:eastAsia="SimSun"/>
+          <w:b w:val="0"/>
+          <w:sz w:val="21"/>
+        </w:rPr>
+        <w:t>____________</w:t>
       </w:r>
     </w:p>
     <w:p>
       <w:pPr>
-        <w:spacing w:before="0" w:after="20" w:line="240" w:lineRule="auto"/>
-        <w:ind w:left="312" w:hanging="312"/>
-      </w:pPr>
-      <w:r>
-        <w:t xml:space="preserve">15. disaster </w:t>
-      </w:r>
-      <w:r>
-        <w:t>__________________</w:t>
+        <w:spacing w:before="0" w:after="40" w:line="240" w:lineRule="auto"/>
+      </w:pPr>
+      <w:r>
+        <w:rPr>
+          <w:rFonts w:ascii="Times New Roman" w:hAnsi="Times New Roman" w:eastAsia="SimSun"/>
+          <w:b w:val="0"/>
+          <w:sz w:val="21"/>
+        </w:rPr>
+        <w:t xml:space="preserve">75. upgrade </w:t>
+      </w:r>
+      <w:r>
+        <w:rPr>
+          <w:rFonts w:ascii="Times New Roman" w:hAnsi="Times New Roman" w:eastAsia="SimSun"/>
+          <w:b w:val="0"/>
+          <w:sz w:val="21"/>
+        </w:rPr>
+        <w:t>____________</w:t>
       </w:r>
     </w:p>
     <w:p>
       <w:pPr>
-        <w:spacing w:before="0" w:after="20" w:line="240" w:lineRule="auto"/>
-        <w:ind w:left="312" w:hanging="312"/>
-      </w:pPr>
-      <w:r>
-        <w:t xml:space="preserve">16. mishap </w:t>
-      </w:r>
-      <w:r>
-        <w:t>__________________</w:t>
+        <w:spacing w:before="0" w:after="40" w:line="240" w:lineRule="auto"/>
+      </w:pPr>
+      <w:r>
+        <w:rPr>
+          <w:rFonts w:ascii="Times New Roman" w:hAnsi="Times New Roman" w:eastAsia="SimSun"/>
+          <w:b w:val="0"/>
+          <w:sz w:val="21"/>
+        </w:rPr>
+        <w:t xml:space="preserve">76. erode </w:t>
+      </w:r>
+      <w:r>
+        <w:rPr>
+          <w:rFonts w:ascii="Times New Roman" w:hAnsi="Times New Roman" w:eastAsia="SimSun"/>
+          <w:b w:val="0"/>
+          <w:sz w:val="21"/>
+        </w:rPr>
+        <w:t>____________</w:t>
       </w:r>
     </w:p>
     <w:p>
       <w:pPr>
-        <w:spacing w:before="0" w:after="20" w:line="240" w:lineRule="auto"/>
-        <w:ind w:left="312" w:hanging="312"/>
-      </w:pPr>
-      <w:r>
-        <w:t xml:space="preserve">17. catastrophic </w:t>
-      </w:r>
-      <w:r>
-        <w:t>__________________</w:t>
+        <w:spacing w:before="0" w:after="40" w:line="240" w:lineRule="auto"/>
+      </w:pPr>
+      <w:r>
+        <w:rPr>
+          <w:rFonts w:ascii="Times New Roman" w:hAnsi="Times New Roman" w:eastAsia="SimSun"/>
+          <w:b w:val="0"/>
+          <w:sz w:val="21"/>
+        </w:rPr>
+        <w:t xml:space="preserve">77. Mediterranean </w:t>
+      </w:r>
+      <w:r>
+        <w:rPr>
+          <w:rFonts w:ascii="Times New Roman" w:hAnsi="Times New Roman" w:eastAsia="SimSun"/>
+          <w:b w:val="0"/>
+          <w:sz w:val="21"/>
+        </w:rPr>
+        <w:t>____________</w:t>
       </w:r>
     </w:p>
     <w:p>
       <w:pPr>
-        <w:spacing w:before="0" w:after="20" w:line="240" w:lineRule="auto"/>
-        <w:ind w:left="312" w:hanging="312"/>
-      </w:pPr>
-      <w:r>
-        <w:t xml:space="preserve">18. calamity </w:t>
-      </w:r>
-      <w:r>
-        <w:t>__________________</w:t>
+        <w:spacing w:before="0" w:after="40" w:line="240" w:lineRule="auto"/>
+      </w:pPr>
+      <w:r>
+        <w:rPr>
+          <w:rFonts w:ascii="Times New Roman" w:hAnsi="Times New Roman" w:eastAsia="SimSun"/>
+          <w:b w:val="0"/>
+          <w:sz w:val="21"/>
+        </w:rPr>
+        <w:t xml:space="preserve">78. Atlantic </w:t>
+      </w:r>
+      <w:r>
+        <w:rPr>
+          <w:rFonts w:ascii="Times New Roman" w:hAnsi="Times New Roman" w:eastAsia="SimSun"/>
+          <w:b w:val="0"/>
+          <w:sz w:val="21"/>
+        </w:rPr>
+        <w:t>____________</w:t>
       </w:r>
     </w:p>
     <w:p>
       <w:pPr>
-        <w:spacing w:before="0" w:after="20" w:line="240" w:lineRule="auto"/>
-        <w:ind w:left="312" w:hanging="312"/>
-      </w:pPr>
-      <w:r>
-        <w:t xml:space="preserve">19. endanger </w:t>
-      </w:r>
-      <w:r>
-        <w:t>__________________</w:t>
+        <w:spacing w:before="0" w:after="40" w:line="240" w:lineRule="auto"/>
+      </w:pPr>
+      <w:r>
+        <w:rPr>
+          <w:rFonts w:ascii="Times New Roman" w:hAnsi="Times New Roman" w:eastAsia="SimSun"/>
+          <w:b w:val="0"/>
+          <w:sz w:val="21"/>
+        </w:rPr>
+        <w:t xml:space="preserve">79. Pacific </w:t>
+      </w:r>
+      <w:r>
+        <w:rPr>
+          <w:rFonts w:ascii="Times New Roman" w:hAnsi="Times New Roman" w:eastAsia="SimSun"/>
+          <w:b w:val="0"/>
+          <w:sz w:val="21"/>
+        </w:rPr>
+        <w:t>____________</w:t>
       </w:r>
     </w:p>
     <w:p>
       <w:pPr>
-        <w:spacing w:before="0" w:after="20" w:line="240" w:lineRule="auto"/>
-        <w:ind w:left="312" w:hanging="312"/>
-      </w:pPr>
-      <w:r>
-        <w:t xml:space="preserve">20. jeopardize </w:t>
-      </w:r>
-      <w:r>
-        <w:t>__________________</w:t>
+        <w:spacing w:before="0" w:after="40" w:line="240" w:lineRule="auto"/>
+      </w:pPr>
+      <w:r>
+        <w:rPr>
+          <w:rFonts w:ascii="Times New Roman" w:hAnsi="Times New Roman" w:eastAsia="SimSun"/>
+          <w:b w:val="0"/>
+          <w:sz w:val="21"/>
+        </w:rPr>
+        <w:t xml:space="preserve">80. ocean </w:t>
+      </w:r>
+      <w:r>
+        <w:rPr>
+          <w:rFonts w:ascii="Times New Roman" w:hAnsi="Times New Roman" w:eastAsia="SimSun"/>
+          <w:b w:val="0"/>
+          <w:sz w:val="21"/>
+        </w:rPr>
+        <w:t>____________</w:t>
       </w:r>
     </w:p>
     <w:p>
       <w:pPr>
-        <w:spacing w:before="0" w:after="20" w:line="240" w:lineRule="auto"/>
-        <w:ind w:left="312" w:hanging="312"/>
-      </w:pPr>
-      <w:r>
-        <w:t xml:space="preserve">21. destructive </w:t>
-      </w:r>
-      <w:r>
-        <w:t>__________________</w:t>
+        <w:spacing w:before="0" w:after="40" w:line="240" w:lineRule="auto"/>
+      </w:pPr>
+      <w:r>
+        <w:rPr>
+          <w:rFonts w:ascii="Times New Roman" w:hAnsi="Times New Roman" w:eastAsia="SimSun"/>
+          <w:b w:val="0"/>
+          <w:sz w:val="21"/>
+        </w:rPr>
+        <w:t xml:space="preserve">81. marine </w:t>
+      </w:r>
+      <w:r>
+        <w:rPr>
+          <w:rFonts w:ascii="Times New Roman" w:hAnsi="Times New Roman" w:eastAsia="SimSun"/>
+          <w:b w:val="0"/>
+          <w:sz w:val="21"/>
+        </w:rPr>
+        <w:t>____________</w:t>
       </w:r>
     </w:p>
     <w:p>
       <w:pPr>
-        <w:spacing w:before="0" w:after="20" w:line="240" w:lineRule="auto"/>
-        <w:ind w:left="312" w:hanging="312"/>
-      </w:pPr>
-      <w:r>
-        <w:t xml:space="preserve">22. El Nino </w:t>
-      </w:r>
-      <w:r>
-        <w:t>__________________</w:t>
+        <w:spacing w:before="0" w:after="40" w:line="240" w:lineRule="auto"/>
+      </w:pPr>
+      <w:r>
+        <w:rPr>
+          <w:rFonts w:ascii="Times New Roman" w:hAnsi="Times New Roman" w:eastAsia="SimSun"/>
+          <w:b w:val="0"/>
+          <w:sz w:val="21"/>
+        </w:rPr>
+        <w:t xml:space="preserve">82. navigation </w:t>
+      </w:r>
+      <w:r>
+        <w:rPr>
+          <w:rFonts w:ascii="Times New Roman" w:hAnsi="Times New Roman" w:eastAsia="SimSun"/>
+          <w:b w:val="0"/>
+          <w:sz w:val="21"/>
+        </w:rPr>
+        <w:t>____________</w:t>
       </w:r>
     </w:p>
     <w:p>
       <w:pPr>
-        <w:spacing w:before="0" w:after="20" w:line="240" w:lineRule="auto"/>
-        <w:ind w:left="312" w:hanging="312"/>
-      </w:pPr>
-      <w:r>
-        <w:t xml:space="preserve">23. greenhouse </w:t>
-      </w:r>
-      <w:r>
-        <w:t>__________________</w:t>
+        <w:spacing w:before="0" w:after="40" w:line="240" w:lineRule="auto"/>
+      </w:pPr>
+      <w:r>
+        <w:rPr>
+          <w:rFonts w:ascii="Times New Roman" w:hAnsi="Times New Roman" w:eastAsia="SimSun"/>
+          <w:b w:val="0"/>
+          <w:sz w:val="21"/>
+        </w:rPr>
+        <w:t xml:space="preserve">83. gulf </w:t>
+      </w:r>
+      <w:r>
+        <w:rPr>
+          <w:rFonts w:ascii="Times New Roman" w:hAnsi="Times New Roman" w:eastAsia="SimSun"/>
+          <w:b w:val="0"/>
+          <w:sz w:val="21"/>
+        </w:rPr>
+        <w:t>____________</w:t>
       </w:r>
     </w:p>
     <w:p>
       <w:pPr>
-        <w:spacing w:before="0" w:after="20" w:line="240" w:lineRule="auto"/>
-        <w:ind w:left="312" w:hanging="312"/>
-      </w:pPr>
-      <w:r>
-        <w:t xml:space="preserve">24. phenomenon </w:t>
-      </w:r>
-      <w:r>
-        <w:t>__________________</w:t>
+        <w:spacing w:before="0" w:after="40" w:line="240" w:lineRule="auto"/>
+      </w:pPr>
+      <w:r>
+        <w:rPr>
+          <w:rFonts w:ascii="Times New Roman" w:hAnsi="Times New Roman" w:eastAsia="SimSun"/>
+          <w:b w:val="0"/>
+          <w:sz w:val="21"/>
+        </w:rPr>
+        <w:t xml:space="preserve">84. beach </w:t>
+      </w:r>
+      <w:r>
+        <w:rPr>
+          <w:rFonts w:ascii="Times New Roman" w:hAnsi="Times New Roman" w:eastAsia="SimSun"/>
+          <w:b w:val="0"/>
+          <w:sz w:val="21"/>
+        </w:rPr>
+        <w:t>____________</w:t>
       </w:r>
     </w:p>
     <w:p>
       <w:pPr>
-        <w:spacing w:before="0" w:after="20" w:line="240" w:lineRule="auto"/>
-        <w:ind w:left="312" w:hanging="312"/>
-      </w:pPr>
-      <w:r>
-        <w:t xml:space="preserve">25. pebble </w:t>
-      </w:r>
-      <w:r>
-        <w:t>__________________</w:t>
+        <w:spacing w:before="0" w:after="40" w:line="240" w:lineRule="auto"/>
+      </w:pPr>
+      <w:r>
+        <w:rPr>
+          <w:rFonts w:ascii="Times New Roman" w:hAnsi="Times New Roman" w:eastAsia="SimSun"/>
+          <w:b w:val="0"/>
+          <w:sz w:val="21"/>
+        </w:rPr>
+        <w:t xml:space="preserve">85. coast </w:t>
+      </w:r>
+      <w:r>
+        <w:rPr>
+          <w:rFonts w:ascii="Times New Roman" w:hAnsi="Times New Roman" w:eastAsia="SimSun"/>
+          <w:b w:val="0"/>
+          <w:sz w:val="21"/>
+        </w:rPr>
+        <w:t>____________</w:t>
       </w:r>
     </w:p>
     <w:p>
       <w:pPr>
-        <w:spacing w:before="0" w:after="20" w:line="240" w:lineRule="auto"/>
-        <w:ind w:left="312" w:hanging="312"/>
-      </w:pPr>
-      <w:r>
-        <w:t xml:space="preserve">26. magnet </w:t>
-      </w:r>
-      <w:r>
-        <w:t>__________________</w:t>
+        <w:spacing w:before="0" w:after="40" w:line="240" w:lineRule="auto"/>
+      </w:pPr>
+      <w:r>
+        <w:rPr>
+          <w:rFonts w:ascii="Times New Roman" w:hAnsi="Times New Roman" w:eastAsia="SimSun"/>
+          <w:b w:val="0"/>
+          <w:sz w:val="21"/>
+        </w:rPr>
+        <w:t xml:space="preserve">86. shore </w:t>
+      </w:r>
+      <w:r>
+        <w:rPr>
+          <w:rFonts w:ascii="Times New Roman" w:hAnsi="Times New Roman" w:eastAsia="SimSun"/>
+          <w:b w:val="0"/>
+          <w:sz w:val="21"/>
+        </w:rPr>
+        <w:t>____________</w:t>
       </w:r>
     </w:p>
     <w:p>
       <w:pPr>
-        <w:spacing w:before="0" w:after="20" w:line="240" w:lineRule="auto"/>
-        <w:ind w:left="312" w:hanging="312"/>
-      </w:pPr>
-      <w:r>
-        <w:t xml:space="preserve">27. ore </w:t>
-      </w:r>
-      <w:r>
-        <w:t>__________________</w:t>
+        <w:spacing w:before="0" w:after="40" w:line="240" w:lineRule="auto"/>
+      </w:pPr>
+      <w:r>
+        <w:rPr>
+          <w:rFonts w:ascii="Times New Roman" w:hAnsi="Times New Roman" w:eastAsia="SimSun"/>
+          <w:b w:val="0"/>
+          <w:sz w:val="21"/>
+        </w:rPr>
+        <w:t xml:space="preserve">87. tide </w:t>
+      </w:r>
+      <w:r>
+        <w:rPr>
+          <w:rFonts w:ascii="Times New Roman" w:hAnsi="Times New Roman" w:eastAsia="SimSun"/>
+          <w:b w:val="0"/>
+          <w:sz w:val="21"/>
+        </w:rPr>
+        <w:t>____________</w:t>
       </w:r>
     </w:p>
     <w:p>
       <w:pPr>
-        <w:spacing w:before="0" w:after="20" w:line="240" w:lineRule="auto"/>
-        <w:ind w:left="312" w:hanging="312"/>
-      </w:pPr>
-      <w:r>
-        <w:t xml:space="preserve">28. mineral </w:t>
-      </w:r>
-      <w:r>
-        <w:t>__________________</w:t>
+        <w:spacing w:before="0" w:after="40" w:line="240" w:lineRule="auto"/>
+      </w:pPr>
+      <w:r>
+        <w:rPr>
+          <w:rFonts w:ascii="Times New Roman" w:hAnsi="Times New Roman" w:eastAsia="SimSun"/>
+          <w:b w:val="0"/>
+          <w:sz w:val="21"/>
+        </w:rPr>
+        <w:t xml:space="preserve">88. current </w:t>
+      </w:r>
+      <w:r>
+        <w:rPr>
+          <w:rFonts w:ascii="Times New Roman" w:hAnsi="Times New Roman" w:eastAsia="SimSun"/>
+          <w:b w:val="0"/>
+          <w:sz w:val="21"/>
+        </w:rPr>
+        <w:t>____________</w:t>
       </w:r>
     </w:p>
     <w:p>
       <w:pPr>
-        <w:spacing w:before="0" w:after="20" w:line="240" w:lineRule="auto"/>
-        <w:ind w:left="312" w:hanging="312"/>
-      </w:pPr>
-      <w:r>
-        <w:t xml:space="preserve">29. marble </w:t>
-      </w:r>
-      <w:r>
-        <w:t>__________________</w:t>
+        <w:spacing w:before="0" w:after="40" w:line="240" w:lineRule="auto"/>
+      </w:pPr>
+      <w:r>
+        <w:rPr>
+          <w:rFonts w:ascii="Times New Roman" w:hAnsi="Times New Roman" w:eastAsia="SimSun"/>
+          <w:b w:val="0"/>
+          <w:sz w:val="21"/>
+        </w:rPr>
+        <w:t xml:space="preserve">89. brook </w:t>
+      </w:r>
+      <w:r>
+        <w:rPr>
+          <w:rFonts w:ascii="Times New Roman" w:hAnsi="Times New Roman" w:eastAsia="SimSun"/>
+          <w:b w:val="0"/>
+          <w:sz w:val="21"/>
+        </w:rPr>
+        <w:t>____________</w:t>
       </w:r>
     </w:p>
     <w:p>
       <w:pPr>
-        <w:spacing w:before="0" w:after="20" w:line="240" w:lineRule="auto"/>
-        <w:ind w:left="312" w:hanging="312"/>
-      </w:pPr>
-      <w:r>
-        <w:t xml:space="preserve">30. quartz </w:t>
-      </w:r>
-      <w:r>
-        <w:t>__________________</w:t>
+        <w:spacing w:before="0" w:after="40" w:line="240" w:lineRule="auto"/>
+      </w:pPr>
+      <w:r>
+        <w:rPr>
+          <w:rFonts w:ascii="Times New Roman" w:hAnsi="Times New Roman" w:eastAsia="SimSun"/>
+          <w:b w:val="0"/>
+          <w:sz w:val="21"/>
+        </w:rPr>
+        <w:t xml:space="preserve">90. stream </w:t>
+      </w:r>
+      <w:r>
+        <w:rPr>
+          <w:rFonts w:ascii="Times New Roman" w:hAnsi="Times New Roman" w:eastAsia="SimSun"/>
+          <w:b w:val="0"/>
+          <w:sz w:val="21"/>
+        </w:rPr>
+        <w:t>____________</w:t>
       </w:r>
     </w:p>
     <w:p>
       <w:pPr>
-        <w:spacing w:before="0" w:after="20" w:line="240" w:lineRule="auto"/>
-        <w:ind w:left="312" w:hanging="312"/>
-      </w:pPr>
-      <w:r>
-        <w:t xml:space="preserve">31. granite </w:t>
-      </w:r>
-      <w:r>
-        <w:t>__________________</w:t>
+        <w:spacing w:before="0" w:after="40" w:line="240" w:lineRule="auto"/>
+      </w:pPr>
+      <w:r>
+        <w:rPr>
+          <w:rFonts w:ascii="Times New Roman" w:hAnsi="Times New Roman" w:eastAsia="SimSun"/>
+          <w:b w:val="0"/>
+          <w:sz w:val="21"/>
+        </w:rPr>
+        <w:t xml:space="preserve">91. source </w:t>
+      </w:r>
+      <w:r>
+        <w:rPr>
+          <w:rFonts w:ascii="Times New Roman" w:hAnsi="Times New Roman" w:eastAsia="SimSun"/>
+          <w:b w:val="0"/>
+          <w:sz w:val="21"/>
+        </w:rPr>
+        <w:t>____________</w:t>
       </w:r>
     </w:p>
     <w:p>
       <w:pPr>
-        <w:spacing w:before="0" w:after="20" w:line="240" w:lineRule="auto"/>
-        <w:ind w:left="312" w:hanging="312"/>
-      </w:pPr>
-      <w:r>
-        <w:t xml:space="preserve">32. gust </w:t>
-      </w:r>
-      <w:r>
-        <w:t>__________________</w:t>
+        <w:spacing w:before="0" w:after="40" w:line="240" w:lineRule="auto"/>
+      </w:pPr>
+      <w:r>
+        <w:rPr>
+          <w:rFonts w:ascii="Times New Roman" w:hAnsi="Times New Roman" w:eastAsia="SimSun"/>
+          <w:b w:val="0"/>
+          <w:sz w:val="21"/>
+        </w:rPr>
+        <w:t xml:space="preserve">92. shallow </w:t>
+      </w:r>
+      <w:r>
+        <w:rPr>
+          <w:rFonts w:ascii="Times New Roman" w:hAnsi="Times New Roman" w:eastAsia="SimSun"/>
+          <w:b w:val="0"/>
+          <w:sz w:val="21"/>
+        </w:rPr>
+        <w:t>____________</w:t>
       </w:r>
     </w:p>
     <w:p>
       <w:pPr>
-        <w:spacing w:before="0" w:after="20" w:line="240" w:lineRule="auto"/>
-        <w:ind w:left="312" w:hanging="312"/>
-      </w:pPr>
-      <w:r>
-        <w:t xml:space="preserve">33. breeze </w:t>
-      </w:r>
-      <w:r>
-        <w:t>__________________</w:t>
+        <w:spacing w:before="0" w:after="40" w:line="240" w:lineRule="auto"/>
+      </w:pPr>
+      <w:r>
+        <w:rPr>
+          <w:rFonts w:ascii="Times New Roman" w:hAnsi="Times New Roman" w:eastAsia="SimSun"/>
+          <w:b w:val="0"/>
+          <w:sz w:val="21"/>
+        </w:rPr>
+        <w:t xml:space="preserve">93. superficial </w:t>
+      </w:r>
+      <w:r>
+        <w:rPr>
+          <w:rFonts w:ascii="Times New Roman" w:hAnsi="Times New Roman" w:eastAsia="SimSun"/>
+          <w:b w:val="0"/>
+          <w:sz w:val="21"/>
+        </w:rPr>
+        <w:t>____________</w:t>
       </w:r>
     </w:p>
     <w:p>
       <w:pPr>
-        <w:spacing w:before="0" w:after="20" w:line="240" w:lineRule="auto"/>
-        <w:ind w:left="312" w:hanging="312"/>
-      </w:pPr>
-      <w:r>
-        <w:t xml:space="preserve">34. monsoon </w:t>
-      </w:r>
-      <w:r>
-        <w:t>__________________</w:t>
+        <w:spacing w:before="0" w:after="40" w:line="240" w:lineRule="auto"/>
+      </w:pPr>
+      <w:r>
+        <w:rPr>
+          <w:rFonts w:ascii="Times New Roman" w:hAnsi="Times New Roman" w:eastAsia="SimSun"/>
+          <w:b w:val="0"/>
+          <w:sz w:val="21"/>
+        </w:rPr>
+        <w:t xml:space="preserve">94. flat </w:t>
+      </w:r>
+      <w:r>
+        <w:rPr>
+          <w:rFonts w:ascii="Times New Roman" w:hAnsi="Times New Roman" w:eastAsia="SimSun"/>
+          <w:b w:val="0"/>
+          <w:sz w:val="21"/>
+        </w:rPr>
+        <w:t>____________</w:t>
       </w:r>
     </w:p>
     <w:p>
       <w:pPr>
-        <w:spacing w:before="0" w:after="20" w:line="240" w:lineRule="auto"/>
-        <w:ind w:left="312" w:hanging="312"/>
-      </w:pPr>
-      <w:r>
-        <w:t xml:space="preserve">35. gale </w:t>
-      </w:r>
-      <w:r>
-        <w:t>__________________</w:t>
+        <w:spacing w:before="0" w:after="40" w:line="240" w:lineRule="auto"/>
+      </w:pPr>
+      <w:r>
+        <w:rPr>
+          <w:rFonts w:ascii="Times New Roman" w:hAnsi="Times New Roman" w:eastAsia="SimSun"/>
+          <w:b w:val="0"/>
+          <w:sz w:val="21"/>
+        </w:rPr>
+        <w:t xml:space="preserve">95. smooth </w:t>
+      </w:r>
+      <w:r>
+        <w:rPr>
+          <w:rFonts w:ascii="Times New Roman" w:hAnsi="Times New Roman" w:eastAsia="SimSun"/>
+          <w:b w:val="0"/>
+          <w:sz w:val="21"/>
+        </w:rPr>
+        <w:t>____________</w:t>
       </w:r>
     </w:p>
     <w:p>
       <w:pPr>
-        <w:spacing w:before="0" w:after="20" w:line="240" w:lineRule="auto"/>
-        <w:ind w:left="312" w:hanging="312"/>
-      </w:pPr>
-      <w:r>
-        <w:t xml:space="preserve">36. hurricane </w:t>
-      </w:r>
-      <w:r>
-        <w:t>__________________</w:t>
+        <w:spacing w:before="0" w:after="40" w:line="240" w:lineRule="auto"/>
+      </w:pPr>
+      <w:r>
+        <w:rPr>
+          <w:rFonts w:ascii="Times New Roman" w:hAnsi="Times New Roman" w:eastAsia="SimSun"/>
+          <w:b w:val="0"/>
+          <w:sz w:val="21"/>
+        </w:rPr>
+        <w:t xml:space="preserve">96. rough </w:t>
+      </w:r>
+      <w:r>
+        <w:rPr>
+          <w:rFonts w:ascii="Times New Roman" w:hAnsi="Times New Roman" w:eastAsia="SimSun"/>
+          <w:b w:val="0"/>
+          <w:sz w:val="21"/>
+        </w:rPr>
+        <w:t>____________</w:t>
       </w:r>
     </w:p>
     <w:p>
       <w:pPr>
-        <w:spacing w:before="0" w:after="20" w:line="240" w:lineRule="auto"/>
-        <w:ind w:left="312" w:hanging="312"/>
-      </w:pPr>
-      <w:r>
-        <w:t xml:space="preserve">37. tornado </w:t>
-      </w:r>
-      <w:r>
-        <w:t>__________________</w:t>
+        <w:spacing w:before="0" w:after="40" w:line="240" w:lineRule="auto"/>
+      </w:pPr>
+      <w:r>
+        <w:rPr>
+          <w:rFonts w:ascii="Times New Roman" w:hAnsi="Times New Roman" w:eastAsia="SimSun"/>
+          <w:b w:val="0"/>
+          <w:sz w:val="21"/>
+        </w:rPr>
+        <w:t xml:space="preserve">97. sandy </w:t>
+      </w:r>
+      <w:r>
+        <w:rPr>
+          <w:rFonts w:ascii="Times New Roman" w:hAnsi="Times New Roman" w:eastAsia="SimSun"/>
+          <w:b w:val="0"/>
+          <w:sz w:val="21"/>
+        </w:rPr>
+        <w:t>____________</w:t>
       </w:r>
     </w:p>
     <w:p>
       <w:pPr>
-        <w:spacing w:before="0" w:after="20" w:line="240" w:lineRule="auto"/>
-        <w:ind w:left="312" w:hanging="312"/>
-      </w:pPr>
-      <w:r>
-        <w:t xml:space="preserve">38. typhoon </w:t>
-      </w:r>
-      <w:r>
-        <w:t>__________________</w:t>
+        <w:spacing w:before="0" w:after="40" w:line="240" w:lineRule="auto"/>
+      </w:pPr>
+      <w:r>
+        <w:rPr>
+          <w:rFonts w:ascii="Times New Roman" w:hAnsi="Times New Roman" w:eastAsia="SimSun"/>
+          <w:b w:val="0"/>
+          <w:sz w:val="21"/>
+        </w:rPr>
+        <w:t xml:space="preserve">98. stony </w:t>
+      </w:r>
+      <w:r>
+        <w:rPr>
+          <w:rFonts w:ascii="Times New Roman" w:hAnsi="Times New Roman" w:eastAsia="SimSun"/>
+          <w:b w:val="0"/>
+          <w:sz w:val="21"/>
+        </w:rPr>
+        <w:t>____________</w:t>
       </w:r>
     </w:p>
     <w:p>
       <w:pPr>
-        <w:spacing w:before="0" w:after="20" w:line="240" w:lineRule="auto"/>
-        <w:ind w:left="312" w:hanging="312"/>
-      </w:pPr>
-      <w:r>
-        <w:t xml:space="preserve">39. volcano </w:t>
-      </w:r>
-      <w:r>
-        <w:t>__________________</w:t>
+        <w:spacing w:before="0" w:after="40" w:line="240" w:lineRule="auto"/>
+      </w:pPr>
+      <w:r>
+        <w:rPr>
+          <w:rFonts w:ascii="Times New Roman" w:hAnsi="Times New Roman" w:eastAsia="SimSun"/>
+          <w:b w:val="0"/>
+          <w:sz w:val="21"/>
+        </w:rPr>
+        <w:t xml:space="preserve">99. vertical </w:t>
+      </w:r>
+      <w:r>
+        <w:rPr>
+          <w:rFonts w:ascii="Times New Roman" w:hAnsi="Times New Roman" w:eastAsia="SimSun"/>
+          <w:b w:val="0"/>
+          <w:sz w:val="21"/>
+        </w:rPr>
+        <w:t>____________</w:t>
       </w:r>
     </w:p>
     <w:p>
       <w:pPr>
-        <w:spacing w:before="0" w:after="20" w:line="240" w:lineRule="auto"/>
-        <w:ind w:left="312" w:hanging="312"/>
-      </w:pPr>
-      <w:r>
-        <w:t xml:space="preserve">40. erupt </w:t>
-      </w:r>
-      <w:r>
-        <w:t>__________________</w:t>
+        <w:spacing w:before="0" w:after="40" w:line="240" w:lineRule="auto"/>
+      </w:pPr>
+      <w:r>
+        <w:rPr>
+          <w:rFonts w:ascii="Times New Roman" w:hAnsi="Times New Roman" w:eastAsia="SimSun"/>
+          <w:b w:val="0"/>
+          <w:sz w:val="21"/>
+        </w:rPr>
+        <w:t xml:space="preserve">100. steep </w:t>
+      </w:r>
+      <w:r>
+        <w:rPr>
+          <w:rFonts w:ascii="Times New Roman" w:hAnsi="Times New Roman" w:eastAsia="SimSun"/>
+          <w:b w:val="0"/>
+          <w:sz w:val="21"/>
+        </w:rPr>
+        <w:t>____________</w:t>
       </w:r>
     </w:p>
     <w:p>
       <w:pPr>
-        <w:spacing w:before="0" w:after="20" w:line="240" w:lineRule="auto"/>
-        <w:ind w:left="312" w:hanging="312"/>
-      </w:pPr>
-      <w:r>
-        <w:t xml:space="preserve">41. magma </w:t>
-      </w:r>
-      <w:r>
-        <w:t>__________________</w:t>
+        <w:spacing w:before="0" w:after="40" w:line="240" w:lineRule="auto"/>
+      </w:pPr>
+      <w:r>
+        <w:rPr>
+          <w:rFonts w:ascii="Times New Roman" w:hAnsi="Times New Roman" w:eastAsia="SimSun"/>
+          <w:b w:val="0"/>
+          <w:sz w:val="21"/>
+        </w:rPr>
+        <w:t xml:space="preserve">101. parallel </w:t>
+      </w:r>
+      <w:r>
+        <w:rPr>
+          <w:rFonts w:ascii="Times New Roman" w:hAnsi="Times New Roman" w:eastAsia="SimSun"/>
+          <w:b w:val="0"/>
+          <w:sz w:val="21"/>
+        </w:rPr>
+        <w:t>____________</w:t>
       </w:r>
     </w:p>
     <w:p>
       <w:pPr>
-        <w:spacing w:before="0" w:after="20" w:line="240" w:lineRule="auto"/>
-        <w:ind w:left="312" w:hanging="312"/>
-      </w:pPr>
-      <w:r>
-        <w:t xml:space="preserve">42. thermodynamic </w:t>
-      </w:r>
-      <w:r>
-        <w:t>__________________</w:t>
+        <w:spacing w:before="0" w:after="40" w:line="240" w:lineRule="auto"/>
+      </w:pPr>
+      <w:r>
+        <w:rPr>
+          <w:rFonts w:ascii="Times New Roman" w:hAnsi="Times New Roman" w:eastAsia="SimSun"/>
+          <w:b w:val="0"/>
+          <w:sz w:val="21"/>
+        </w:rPr>
+        <w:t xml:space="preserve">102. narrow </w:t>
+      </w:r>
+      <w:r>
+        <w:rPr>
+          <w:rFonts w:ascii="Times New Roman" w:hAnsi="Times New Roman" w:eastAsia="SimSun"/>
+          <w:b w:val="0"/>
+          <w:sz w:val="21"/>
+        </w:rPr>
+        <w:t>____________</w:t>
       </w:r>
     </w:p>
     <w:p>
       <w:pPr>
-        <w:spacing w:before="0" w:after="20" w:line="240" w:lineRule="auto"/>
-        <w:ind w:left="312" w:hanging="312"/>
-      </w:pPr>
-      <w:r>
-        <w:t xml:space="preserve">43. smog </w:t>
-      </w:r>
-      <w:r>
-        <w:t>__________________</w:t>
+        <w:spacing w:before="0" w:after="40" w:line="240" w:lineRule="auto"/>
+      </w:pPr>
+      <w:r>
+        <w:rPr>
+          <w:rFonts w:ascii="Times New Roman" w:hAnsi="Times New Roman" w:eastAsia="SimSun"/>
+          <w:b w:val="0"/>
+          <w:sz w:val="21"/>
+        </w:rPr>
+        <w:t xml:space="preserve">103. Oceania </w:t>
+      </w:r>
+      <w:r>
+        <w:rPr>
+          <w:rFonts w:ascii="Times New Roman" w:hAnsi="Times New Roman" w:eastAsia="SimSun"/>
+          <w:b w:val="0"/>
+          <w:sz w:val="21"/>
+        </w:rPr>
+        <w:t>____________</w:t>
       </w:r>
     </w:p>
     <w:p>
       <w:pPr>
-        <w:spacing w:before="0" w:after="20" w:line="240" w:lineRule="auto"/>
-        <w:ind w:left="312" w:hanging="312"/>
-      </w:pPr>
-      <w:r>
-        <w:t xml:space="preserve">44. fume </w:t>
-      </w:r>
-      <w:r>
-        <w:t>__________________</w:t>
+        <w:spacing w:before="0" w:after="40" w:line="240" w:lineRule="auto"/>
+      </w:pPr>
+      <w:r>
+        <w:rPr>
+          <w:rFonts w:ascii="Times New Roman" w:hAnsi="Times New Roman" w:eastAsia="SimSun"/>
+          <w:b w:val="0"/>
+          <w:sz w:val="21"/>
+        </w:rPr>
+        <w:t xml:space="preserve">104. mainland </w:t>
+      </w:r>
+      <w:r>
+        <w:rPr>
+          <w:rFonts w:ascii="Times New Roman" w:hAnsi="Times New Roman" w:eastAsia="SimSun"/>
+          <w:b w:val="0"/>
+          <w:sz w:val="21"/>
+        </w:rPr>
+        <w:t>____________</w:t>
       </w:r>
     </w:p>
     <w:p>
       <w:pPr>
-        <w:spacing w:before="0" w:after="20" w:line="240" w:lineRule="auto"/>
-        <w:ind w:left="312" w:hanging="312"/>
-      </w:pPr>
-      <w:r>
-        <w:t xml:space="preserve">45. mist </w:t>
-      </w:r>
-      <w:r>
-        <w:t>__________________</w:t>
+        <w:spacing w:before="0" w:after="40" w:line="240" w:lineRule="auto"/>
+      </w:pPr>
+      <w:r>
+        <w:rPr>
+          <w:rFonts w:ascii="Times New Roman" w:hAnsi="Times New Roman" w:eastAsia="SimSun"/>
+          <w:b w:val="0"/>
+          <w:sz w:val="21"/>
+        </w:rPr>
+        <w:t xml:space="preserve">105. peninsula </w:t>
+      </w:r>
+      <w:r>
+        <w:rPr>
+          <w:rFonts w:ascii="Times New Roman" w:hAnsi="Times New Roman" w:eastAsia="SimSun"/>
+          <w:b w:val="0"/>
+          <w:sz w:val="21"/>
+        </w:rPr>
+        <w:t>____________</w:t>
       </w:r>
     </w:p>
     <w:p>
       <w:pPr>
-        <w:spacing w:before="0" w:after="20" w:line="240" w:lineRule="auto"/>
-        <w:ind w:left="312" w:hanging="312"/>
-      </w:pPr>
-      <w:r>
-        <w:t xml:space="preserve">46. tsunami </w:t>
-      </w:r>
-      <w:r>
-        <w:t>__________________</w:t>
+        <w:spacing w:before="0" w:after="40" w:line="240" w:lineRule="auto"/>
+      </w:pPr>
+      <w:r>
+        <w:rPr>
+          <w:rFonts w:ascii="Times New Roman" w:hAnsi="Times New Roman" w:eastAsia="SimSun"/>
+          <w:b w:val="0"/>
+          <w:sz w:val="21"/>
+        </w:rPr>
+        <w:t xml:space="preserve">106. climate </w:t>
+      </w:r>
+      <w:r>
+        <w:rPr>
+          <w:rFonts w:ascii="Times New Roman" w:hAnsi="Times New Roman" w:eastAsia="SimSun"/>
+          <w:b w:val="0"/>
+          <w:sz w:val="21"/>
+        </w:rPr>
+        <w:t>____________</w:t>
       </w:r>
     </w:p>
     <w:p>
       <w:pPr>
-        <w:spacing w:before="0" w:after="20" w:line="240" w:lineRule="auto"/>
-        <w:ind w:left="312" w:hanging="312"/>
-      </w:pPr>
-      <w:r>
-        <w:t xml:space="preserve">47. drought </w:t>
-      </w:r>
-      <w:r>
-        <w:t>__________________</w:t>
+        <w:spacing w:before="0" w:after="40" w:line="240" w:lineRule="auto"/>
+      </w:pPr>
+      <w:r>
+        <w:rPr>
+          <w:rFonts w:ascii="Times New Roman" w:hAnsi="Times New Roman" w:eastAsia="SimSun"/>
+          <w:b w:val="0"/>
+          <w:sz w:val="21"/>
+        </w:rPr>
+        <w:t xml:space="preserve">107. weather </w:t>
+      </w:r>
+      <w:r>
+        <w:rPr>
+          <w:rFonts w:ascii="Times New Roman" w:hAnsi="Times New Roman" w:eastAsia="SimSun"/>
+          <w:b w:val="0"/>
+          <w:sz w:val="21"/>
+        </w:rPr>
+        <w:t>____________</w:t>
       </w:r>
     </w:p>
     <w:p>
       <w:pPr>
-        <w:spacing w:before="0" w:after="20" w:line="240" w:lineRule="auto"/>
-        <w:ind w:left="312" w:hanging="312"/>
-      </w:pPr>
-      <w:r>
-        <w:t xml:space="preserve">48. flooding </w:t>
-      </w:r>
-      <w:r>
-        <w:t>__________________</w:t>
+        <w:spacing w:before="0" w:after="40" w:line="240" w:lineRule="auto"/>
+      </w:pPr>
+      <w:r>
+        <w:rPr>
+          <w:rFonts w:ascii="Times New Roman" w:hAnsi="Times New Roman" w:eastAsia="SimSun"/>
+          <w:b w:val="0"/>
+          <w:sz w:val="21"/>
+        </w:rPr>
+        <w:t xml:space="preserve">108. meteorology </w:t>
+      </w:r>
+      <w:r>
+        <w:rPr>
+          <w:rFonts w:ascii="Times New Roman" w:hAnsi="Times New Roman" w:eastAsia="SimSun"/>
+          <w:b w:val="0"/>
+          <w:sz w:val="21"/>
+        </w:rPr>
+        <w:t>____________</w:t>
       </w:r>
     </w:p>
     <w:p>
       <w:pPr>
-        <w:spacing w:before="0" w:after="20" w:line="240" w:lineRule="auto"/>
-        <w:ind w:left="312" w:hanging="312"/>
-      </w:pPr>
-      <w:r>
-        <w:t xml:space="preserve">49. torrent </w:t>
-      </w:r>
-      <w:r>
-        <w:t>__________________</w:t>
+        <w:spacing w:before="0" w:after="40" w:line="240" w:lineRule="auto"/>
+      </w:pPr>
+      <w:r>
+        <w:rPr>
+          <w:rFonts w:ascii="Times New Roman" w:hAnsi="Times New Roman" w:eastAsia="SimSun"/>
+          <w:b w:val="0"/>
+          <w:sz w:val="21"/>
+        </w:rPr>
+        <w:t xml:space="preserve">109. mild </w:t>
+      </w:r>
+      <w:r>
+        <w:rPr>
+          <w:rFonts w:ascii="Times New Roman" w:hAnsi="Times New Roman" w:eastAsia="SimSun"/>
+          <w:b w:val="0"/>
+          <w:sz w:val="21"/>
+        </w:rPr>
+        <w:t>____________</w:t>
       </w:r>
     </w:p>
     <w:p>
       <w:pPr>
-        <w:spacing w:before="0" w:after="20" w:line="240" w:lineRule="auto"/>
-        <w:ind w:left="312" w:hanging="312"/>
-      </w:pPr>
-      <w:r>
-        <w:t xml:space="preserve">50. earthquake </w:t>
-      </w:r>
-      <w:r>
-        <w:t>__________________</w:t>
+        <w:spacing w:before="0" w:after="40" w:line="240" w:lineRule="auto"/>
+      </w:pPr>
+      <w:r>
+        <w:rPr>
+          <w:rFonts w:ascii="Times New Roman" w:hAnsi="Times New Roman" w:eastAsia="SimSun"/>
+          <w:b w:val="0"/>
+          <w:sz w:val="21"/>
+        </w:rPr>
+        <w:t xml:space="preserve">110. heating </w:t>
+      </w:r>
+      <w:r>
+        <w:rPr>
+          <w:rFonts w:ascii="Times New Roman" w:hAnsi="Times New Roman" w:eastAsia="SimSun"/>
+          <w:b w:val="0"/>
+          <w:sz w:val="21"/>
+        </w:rPr>
+        <w:t>____________</w:t>
       </w:r>
     </w:p>
     <w:p>
       <w:pPr>
-        <w:spacing w:before="0" w:after="20" w:line="240" w:lineRule="auto"/>
-        <w:ind w:left="312" w:hanging="312"/>
-      </w:pPr>
-      <w:r>
-        <w:t xml:space="preserve">51. seismic </w:t>
-      </w:r>
-      <w:r>
-        <w:t>__________________</w:t>
+        <w:spacing w:before="0" w:after="40" w:line="240" w:lineRule="auto"/>
+      </w:pPr>
+      <w:r>
+        <w:rPr>
+          <w:rFonts w:ascii="Times New Roman" w:hAnsi="Times New Roman" w:eastAsia="SimSun"/>
+          <w:b w:val="0"/>
+          <w:sz w:val="21"/>
+        </w:rPr>
+        <w:t xml:space="preserve">111. moderate </w:t>
+      </w:r>
+      <w:r>
+        <w:rPr>
+          <w:rFonts w:ascii="Times New Roman" w:hAnsi="Times New Roman" w:eastAsia="SimSun"/>
+          <w:b w:val="0"/>
+          <w:sz w:val="21"/>
+        </w:rPr>
+        <w:t>____________</w:t>
       </w:r>
     </w:p>
     <w:p>
       <w:pPr>
-        <w:spacing w:before="0" w:after="20" w:line="240" w:lineRule="auto"/>
-        <w:ind w:left="312" w:hanging="312"/>
-      </w:pPr>
-      <w:r>
-        <w:t xml:space="preserve">52. avalanche </w:t>
-      </w:r>
-      <w:r>
-        <w:t>__________________</w:t>
+        <w:spacing w:before="0" w:after="40" w:line="240" w:lineRule="auto"/>
+      </w:pPr>
+      <w:r>
+        <w:rPr>
+          <w:rFonts w:ascii="Times New Roman" w:hAnsi="Times New Roman" w:eastAsia="SimSun"/>
+          <w:b w:val="0"/>
+          <w:sz w:val="21"/>
+        </w:rPr>
+        <w:t xml:space="preserve">112. warm </w:t>
+      </w:r>
+      <w:r>
+        <w:rPr>
+          <w:rFonts w:ascii="Times New Roman" w:hAnsi="Times New Roman" w:eastAsia="SimSun"/>
+          <w:b w:val="0"/>
+          <w:sz w:val="21"/>
+        </w:rPr>
+        <w:t>____________</w:t>
       </w:r>
     </w:p>
     <w:p>
       <w:pPr>
-        <w:spacing w:before="0" w:after="20" w:line="240" w:lineRule="auto"/>
-        <w:ind w:left="312" w:hanging="312"/>
-      </w:pPr>
-      <w:r>
-        <w:t xml:space="preserve">53. terrain </w:t>
-      </w:r>
-      <w:r>
-        <w:t>__________________</w:t>
+        <w:spacing w:before="0" w:after="40" w:line="240" w:lineRule="auto"/>
+      </w:pPr>
+      <w:r>
+        <w:rPr>
+          <w:rFonts w:ascii="Times New Roman" w:hAnsi="Times New Roman" w:eastAsia="SimSun"/>
+          <w:b w:val="0"/>
+          <w:sz w:val="21"/>
+        </w:rPr>
+        <w:t xml:space="preserve">113. thermal </w:t>
+      </w:r>
+      <w:r>
+        <w:rPr>
+          <w:rFonts w:ascii="Times New Roman" w:hAnsi="Times New Roman" w:eastAsia="SimSun"/>
+          <w:b w:val="0"/>
+          <w:sz w:val="21"/>
+        </w:rPr>
+        <w:t>____________</w:t>
       </w:r>
     </w:p>
     <w:p>
       <w:pPr>
-        <w:spacing w:before="0" w:after="20" w:line="240" w:lineRule="auto"/>
-        <w:ind w:left="312" w:hanging="312"/>
-      </w:pPr>
-      <w:r>
-        <w:t xml:space="preserve">54. landscape </w:t>
-      </w:r>
-      <w:r>
-        <w:t>__________________</w:t>
+        <w:spacing w:before="0" w:after="40" w:line="240" w:lineRule="auto"/>
+      </w:pPr>
+      <w:r>
+        <w:rPr>
+          <w:rFonts w:ascii="Times New Roman" w:hAnsi="Times New Roman" w:eastAsia="SimSun"/>
+          <w:b w:val="0"/>
+          <w:sz w:val="21"/>
+        </w:rPr>
+        <w:t xml:space="preserve">114. tropics </w:t>
+      </w:r>
+      <w:r>
+        <w:rPr>
+          <w:rFonts w:ascii="Times New Roman" w:hAnsi="Times New Roman" w:eastAsia="SimSun"/>
+          <w:b w:val="0"/>
+          <w:sz w:val="21"/>
+        </w:rPr>
+        <w:t>____________</w:t>
       </w:r>
     </w:p>
     <w:p>
       <w:pPr>
-        <w:spacing w:before="0" w:after="20" w:line="240" w:lineRule="auto"/>
-        <w:ind w:left="312" w:hanging="312"/>
-      </w:pPr>
-      <w:r>
-        <w:t xml:space="preserve">55. continent </w:t>
-      </w:r>
-      <w:r>
-        <w:t>__________________</w:t>
+        <w:spacing w:before="0" w:after="40" w:line="240" w:lineRule="auto"/>
+      </w:pPr>
+      <w:r>
+        <w:rPr>
+          <w:rFonts w:ascii="Times New Roman" w:hAnsi="Times New Roman" w:eastAsia="SimSun"/>
+          <w:b w:val="0"/>
+          <w:sz w:val="21"/>
+        </w:rPr>
+        <w:t xml:space="preserve">115. arid </w:t>
+      </w:r>
+      <w:r>
+        <w:rPr>
+          <w:rFonts w:ascii="Times New Roman" w:hAnsi="Times New Roman" w:eastAsia="SimSun"/>
+          <w:b w:val="0"/>
+          <w:sz w:val="21"/>
+        </w:rPr>
+        <w:t>____________</w:t>
       </w:r>
     </w:p>
     <w:p>
       <w:pPr>
-        <w:spacing w:before="0" w:after="20" w:line="240" w:lineRule="auto"/>
-        <w:ind w:left="312" w:hanging="312"/>
-      </w:pPr>
-      <w:r>
-        <w:t xml:space="preserve">56. cave </w:t>
-      </w:r>
-      <w:r>
-        <w:t>__________________</w:t>
+        <w:spacing w:before="0" w:after="40" w:line="240" w:lineRule="auto"/>
+      </w:pPr>
+      <w:r>
+        <w:rPr>
+          <w:rFonts w:ascii="Times New Roman" w:hAnsi="Times New Roman" w:eastAsia="SimSun"/>
+          <w:b w:val="0"/>
+          <w:sz w:val="21"/>
+        </w:rPr>
+        <w:t xml:space="preserve">116. moist </w:t>
+      </w:r>
+      <w:r>
+        <w:rPr>
+          <w:rFonts w:ascii="Times New Roman" w:hAnsi="Times New Roman" w:eastAsia="SimSun"/>
+          <w:b w:val="0"/>
+          <w:sz w:val="21"/>
+        </w:rPr>
+        <w:t>____________</w:t>
       </w:r>
     </w:p>
     <w:p>
       <w:pPr>
-        <w:spacing w:before="0" w:after="20" w:line="240" w:lineRule="auto"/>
-        <w:ind w:left="312" w:hanging="312"/>
-      </w:pPr>
-      <w:r>
-        <w:t xml:space="preserve">57. cliff </w:t>
-      </w:r>
-      <w:r>
-        <w:t>__________________</w:t>
+        <w:spacing w:before="0" w:after="40" w:line="240" w:lineRule="auto"/>
+      </w:pPr>
+      <w:r>
+        <w:rPr>
+          <w:rFonts w:ascii="Times New Roman" w:hAnsi="Times New Roman" w:eastAsia="SimSun"/>
+          <w:b w:val="0"/>
+          <w:sz w:val="21"/>
+        </w:rPr>
+        <w:t xml:space="preserve">117. damp </w:t>
+      </w:r>
+      <w:r>
+        <w:rPr>
+          <w:rFonts w:ascii="Times New Roman" w:hAnsi="Times New Roman" w:eastAsia="SimSun"/>
+          <w:b w:val="0"/>
+          <w:sz w:val="21"/>
+        </w:rPr>
+        <w:t>____________</w:t>
       </w:r>
     </w:p>
     <w:p>
       <w:pPr>
-        <w:spacing w:before="0" w:after="20" w:line="240" w:lineRule="auto"/>
-        <w:ind w:left="312" w:hanging="312"/>
-      </w:pPr>
-      <w:r>
-        <w:t xml:space="preserve">58. glacier </w:t>
-      </w:r>
-      <w:r>
-        <w:t>__________________</w:t>
+        <w:spacing w:before="0" w:after="40" w:line="240" w:lineRule="auto"/>
+      </w:pPr>
+      <w:r>
+        <w:rPr>
+          <w:rFonts w:ascii="Times New Roman" w:hAnsi="Times New Roman" w:eastAsia="SimSun"/>
+          <w:b w:val="0"/>
+          <w:sz w:val="21"/>
+        </w:rPr>
+        <w:t xml:space="preserve">118. humid </w:t>
+      </w:r>
+      <w:r>
+        <w:rPr>
+          <w:rFonts w:ascii="Times New Roman" w:hAnsi="Times New Roman" w:eastAsia="SimSun"/>
+          <w:b w:val="0"/>
+          <w:sz w:val="21"/>
+        </w:rPr>
+        <w:t>____________</w:t>
       </w:r>
     </w:p>
     <w:p>
       <w:pPr>
-        <w:spacing w:before="0" w:after="20" w:line="240" w:lineRule="auto"/>
-        <w:ind w:left="312" w:hanging="312"/>
-      </w:pPr>
-      <w:r>
-        <w:t xml:space="preserve">59. swamp </w:t>
-      </w:r>
-      <w:r>
-        <w:t>__________________</w:t>
+        <w:spacing w:before="0" w:after="40" w:line="240" w:lineRule="auto"/>
+      </w:pPr>
+      <w:r>
+        <w:rPr>
+          <w:rFonts w:ascii="Times New Roman" w:hAnsi="Times New Roman" w:eastAsia="SimSun"/>
+          <w:b w:val="0"/>
+          <w:sz w:val="21"/>
+        </w:rPr>
+        <w:t xml:space="preserve">119. snowy </w:t>
+      </w:r>
+      <w:r>
+        <w:rPr>
+          <w:rFonts w:ascii="Times New Roman" w:hAnsi="Times New Roman" w:eastAsia="SimSun"/>
+          <w:b w:val="0"/>
+          <w:sz w:val="21"/>
+        </w:rPr>
+        <w:t>____________</w:t>
       </w:r>
     </w:p>
     <w:p>
       <w:pPr>
-        <w:spacing w:before="0" w:after="20" w:line="240" w:lineRule="auto"/>
-        <w:ind w:left="312" w:hanging="312"/>
-      </w:pPr>
-      <w:r>
-        <w:t xml:space="preserve">60. delta </w:t>
-      </w:r>
-      <w:r>
-        <w:t>__________________</w:t>
+        <w:spacing w:before="0" w:after="40" w:line="240" w:lineRule="auto"/>
+      </w:pPr>
+      <w:r>
+        <w:rPr>
+          <w:rFonts w:ascii="Times New Roman" w:hAnsi="Times New Roman" w:eastAsia="SimSun"/>
+          <w:b w:val="0"/>
+          <w:sz w:val="21"/>
+        </w:rPr>
+        <w:t xml:space="preserve">120. frost </w:t>
+      </w:r>
+      <w:r>
+        <w:rPr>
+          <w:rFonts w:ascii="Times New Roman" w:hAnsi="Times New Roman" w:eastAsia="SimSun"/>
+          <w:b w:val="0"/>
+          <w:sz w:val="21"/>
+        </w:rPr>
+        <w:t>____________</w:t>
       </w:r>
     </w:p>
     <w:p>
       <w:pPr>
-        <w:spacing w:before="0" w:after="20" w:line="240" w:lineRule="auto"/>
-        <w:ind w:left="312" w:hanging="312"/>
-      </w:pPr>
-      <w:r>
-        <w:t xml:space="preserve">61. plain </w:t>
-      </w:r>
-      <w:r>
-        <w:t>__________________</w:t>
-      </w:r>
+        <w:sectPr>
+          <w:footerReference w:type="default" r:id="rId10"/>
+          <w:pgSz w:w="11906" w:h="16838"/>
+          <w:pgMar w:top="567" w:right="567" w:bottom="2268" w:left="567" w:header="283" w:footer="227" w:gutter="0"/>
+          <w:cols w:space="397" w:num="3"/>
+          <w:docGrid w:linePitch="360"/>
+        </w:sectPr>
+      </w:pPr>
     </w:p>
     <w:p>
       <w:pPr>
-        <w:spacing w:before="0" w:after="20" w:line="240" w:lineRule="auto"/>
-        <w:ind w:left="312" w:hanging="312"/>
-      </w:pPr>
-      <w:r>
-        <w:t xml:space="preserve">62. plateau </w:t>
-      </w:r>
-      <w:r>
-        <w:t>__________________</w:t>
+        <w:spacing w:before="0" w:after="40" w:line="240" w:lineRule="auto"/>
+      </w:pPr>
+      <w:r>
+        <w:rPr>
+          <w:rFonts w:ascii="Times New Roman" w:hAnsi="Times New Roman" w:eastAsia="SimSun"/>
+          <w:b w:val="0"/>
+          <w:sz w:val="21"/>
+        </w:rPr>
+        <w:t xml:space="preserve">121. hail </w:t>
+      </w:r>
+      <w:r>
+        <w:rPr>
+          <w:rFonts w:ascii="Times New Roman" w:hAnsi="Times New Roman" w:eastAsia="SimSun"/>
+          <w:b w:val="0"/>
+          <w:sz w:val="21"/>
+        </w:rPr>
+        <w:t>____________</w:t>
       </w:r>
     </w:p>
     <w:p>
       <w:pPr>
-        <w:spacing w:before="0" w:after="20" w:line="240" w:lineRule="auto"/>
-        <w:ind w:left="312" w:hanging="312"/>
-      </w:pPr>
-      <w:r>
-        <w:t xml:space="preserve">63. oasis </w:t>
-      </w:r>
-      <w:r>
-        <w:t>__________________</w:t>
+        <w:spacing w:before="0" w:after="40" w:line="240" w:lineRule="auto"/>
+      </w:pPr>
+      <w:r>
+        <w:rPr>
+          <w:rFonts w:ascii="Times New Roman" w:hAnsi="Times New Roman" w:eastAsia="SimSun"/>
+          <w:b w:val="0"/>
+          <w:sz w:val="21"/>
+        </w:rPr>
+        <w:t xml:space="preserve">122. thaw </w:t>
+      </w:r>
+      <w:r>
+        <w:rPr>
+          <w:rFonts w:ascii="Times New Roman" w:hAnsi="Times New Roman" w:eastAsia="SimSun"/>
+          <w:b w:val="0"/>
+          <w:sz w:val="21"/>
+        </w:rPr>
+        <w:t>____________</w:t>
       </w:r>
     </w:p>
     <w:p>
       <w:pPr>
-        <w:spacing w:before="0" w:after="20" w:line="240" w:lineRule="auto"/>
-        <w:ind w:left="312" w:hanging="312"/>
-      </w:pPr>
-      <w:r>
-        <w:t xml:space="preserve">64. globe </w:t>
-      </w:r>
-      <w:r>
-        <w:t>__________________</w:t>
+        <w:spacing w:before="0" w:after="40" w:line="240" w:lineRule="auto"/>
+      </w:pPr>
+      <w:r>
+        <w:rPr>
+          <w:rFonts w:ascii="Times New Roman" w:hAnsi="Times New Roman" w:eastAsia="SimSun"/>
+          <w:b w:val="0"/>
+          <w:sz w:val="21"/>
+        </w:rPr>
+        <w:t xml:space="preserve">123. chill </w:t>
+      </w:r>
+      <w:r>
+        <w:rPr>
+          <w:rFonts w:ascii="Times New Roman" w:hAnsi="Times New Roman" w:eastAsia="SimSun"/>
+          <w:b w:val="0"/>
+          <w:sz w:val="21"/>
+        </w:rPr>
+        <w:t>____________</w:t>
       </w:r>
     </w:p>
     <w:p>
       <w:pPr>
-        <w:spacing w:before="0" w:after="20" w:line="240" w:lineRule="auto"/>
-        <w:ind w:left="312" w:hanging="312"/>
-      </w:pPr>
-      <w:r>
-        <w:t xml:space="preserve">65. hemisphere </w:t>
-      </w:r>
-      <w:r>
-        <w:t>__________________</w:t>
+        <w:spacing w:before="0" w:after="40" w:line="240" w:lineRule="auto"/>
+      </w:pPr>
+      <w:r>
+        <w:rPr>
+          <w:rFonts w:ascii="Times New Roman" w:hAnsi="Times New Roman" w:eastAsia="SimSun"/>
+          <w:b w:val="0"/>
+          <w:sz w:val="21"/>
+        </w:rPr>
+        <w:t xml:space="preserve">124. freeze </w:t>
+      </w:r>
+      <w:r>
+        <w:rPr>
+          <w:rFonts w:ascii="Times New Roman" w:hAnsi="Times New Roman" w:eastAsia="SimSun"/>
+          <w:b w:val="0"/>
+          <w:sz w:val="21"/>
+        </w:rPr>
+        <w:t>____________</w:t>
       </w:r>
     </w:p>
     <w:p>
       <w:pPr>
-        <w:spacing w:before="0" w:after="20" w:line="240" w:lineRule="auto"/>
-        <w:ind w:left="312" w:hanging="312"/>
-      </w:pPr>
-      <w:r>
-        <w:t xml:space="preserve">66. equator </w:t>
-      </w:r>
-      <w:r>
-        <w:t>__________________</w:t>
+        <w:spacing w:before="0" w:after="40" w:line="240" w:lineRule="auto"/>
+      </w:pPr>
+      <w:r>
+        <w:rPr>
+          <w:rFonts w:ascii="Times New Roman" w:hAnsi="Times New Roman" w:eastAsia="SimSun"/>
+          <w:b w:val="0"/>
+          <w:sz w:val="21"/>
+        </w:rPr>
+        <w:t xml:space="preserve">125. frigid </w:t>
+      </w:r>
+      <w:r>
+        <w:rPr>
+          <w:rFonts w:ascii="Times New Roman" w:hAnsi="Times New Roman" w:eastAsia="SimSun"/>
+          <w:b w:val="0"/>
+          <w:sz w:val="21"/>
+        </w:rPr>
+        <w:t>____________</w:t>
       </w:r>
     </w:p>
     <w:p>
       <w:pPr>
-        <w:spacing w:before="0" w:after="20" w:line="240" w:lineRule="auto"/>
-        <w:ind w:left="312" w:hanging="312"/>
-      </w:pPr>
-      <w:r>
-        <w:t xml:space="preserve">67. Arctic </w:t>
-      </w:r>
-      <w:r>
-        <w:t>__________________</w:t>
+        <w:spacing w:before="0" w:after="40" w:line="240" w:lineRule="auto"/>
+      </w:pPr>
+      <w:r>
+        <w:rPr>
+          <w:rFonts w:ascii="Times New Roman" w:hAnsi="Times New Roman" w:eastAsia="SimSun"/>
+          <w:b w:val="0"/>
+          <w:sz w:val="21"/>
+        </w:rPr>
+        <w:t xml:space="preserve">126. tremble </w:t>
+      </w:r>
+      <w:r>
+        <w:rPr>
+          <w:rFonts w:ascii="Times New Roman" w:hAnsi="Times New Roman" w:eastAsia="SimSun"/>
+          <w:b w:val="0"/>
+          <w:sz w:val="21"/>
+        </w:rPr>
+        <w:t>____________</w:t>
       </w:r>
     </w:p>
     <w:p>
       <w:pPr>
-        <w:spacing w:before="0" w:after="20" w:line="240" w:lineRule="auto"/>
-        <w:ind w:left="312" w:hanging="312"/>
-      </w:pPr>
-      <w:r>
-        <w:t xml:space="preserve">68. Antarctic </w:t>
-      </w:r>
-      <w:r>
-        <w:t>__________________</w:t>
+        <w:spacing w:before="0" w:after="40" w:line="240" w:lineRule="auto"/>
+      </w:pPr>
+      <w:r>
+        <w:rPr>
+          <w:rFonts w:ascii="Times New Roman" w:hAnsi="Times New Roman" w:eastAsia="SimSun"/>
+          <w:b w:val="0"/>
+          <w:sz w:val="21"/>
+        </w:rPr>
+        <w:t xml:space="preserve">127. shiver </w:t>
+      </w:r>
+      <w:r>
+        <w:rPr>
+          <w:rFonts w:ascii="Times New Roman" w:hAnsi="Times New Roman" w:eastAsia="SimSun"/>
+          <w:b w:val="0"/>
+          <w:sz w:val="21"/>
+        </w:rPr>
+        <w:t>____________</w:t>
       </w:r>
     </w:p>
     <w:p>
       <w:pPr>
-        <w:spacing w:before="0" w:after="20" w:line="240" w:lineRule="auto"/>
-        <w:ind w:left="312" w:hanging="312"/>
-      </w:pPr>
-      <w:r>
-        <w:t xml:space="preserve">69. pole </w:t>
-      </w:r>
-      <w:r>
-        <w:t>__________________</w:t>
+        <w:spacing w:before="0" w:after="40" w:line="240" w:lineRule="auto"/>
+      </w:pPr>
+      <w:r>
+        <w:rPr>
+          <w:rFonts w:ascii="Times New Roman" w:hAnsi="Times New Roman" w:eastAsia="SimSun"/>
+          <w:b w:val="0"/>
+          <w:sz w:val="21"/>
+        </w:rPr>
+        <w:t xml:space="preserve">128. thunder </w:t>
+      </w:r>
+      <w:r>
+        <w:rPr>
+          <w:rFonts w:ascii="Times New Roman" w:hAnsi="Times New Roman" w:eastAsia="SimSun"/>
+          <w:b w:val="0"/>
+          <w:sz w:val="21"/>
+        </w:rPr>
+        <w:t>____________</w:t>
       </w:r>
     </w:p>
     <w:p>
       <w:pPr>
-        <w:spacing w:before="0" w:after="20" w:line="240" w:lineRule="auto"/>
-        <w:ind w:left="312" w:hanging="312"/>
-      </w:pPr>
-      <w:r>
-        <w:t xml:space="preserve">70. polar </w:t>
-      </w:r>
-      <w:r>
-        <w:t>__________________</w:t>
+        <w:spacing w:before="0" w:after="40" w:line="240" w:lineRule="auto"/>
+      </w:pPr>
+      <w:r>
+        <w:rPr>
+          <w:rFonts w:ascii="Times New Roman" w:hAnsi="Times New Roman" w:eastAsia="SimSun"/>
+          <w:b w:val="0"/>
+          <w:sz w:val="21"/>
+        </w:rPr>
+        <w:t xml:space="preserve">129. lightning </w:t>
+      </w:r>
+      <w:r>
+        <w:rPr>
+          <w:rFonts w:ascii="Times New Roman" w:hAnsi="Times New Roman" w:eastAsia="SimSun"/>
+          <w:b w:val="0"/>
+          <w:sz w:val="21"/>
+        </w:rPr>
+        <w:t>____________</w:t>
       </w:r>
     </w:p>
     <w:p>
       <w:pPr>
-        <w:spacing w:before="0" w:after="20" w:line="240" w:lineRule="auto"/>
-        <w:ind w:left="312" w:hanging="312"/>
-      </w:pPr>
-      <w:r>
-        <w:t xml:space="preserve">71. axis </w:t>
-      </w:r>
-      <w:r>
-        <w:t>__________________</w:t>
+        <w:spacing w:before="0" w:after="40" w:line="240" w:lineRule="auto"/>
+      </w:pPr>
+      <w:r>
+        <w:rPr>
+          <w:rFonts w:ascii="Times New Roman" w:hAnsi="Times New Roman" w:eastAsia="SimSun"/>
+          <w:b w:val="0"/>
+          <w:sz w:val="21"/>
+        </w:rPr>
+        <w:t xml:space="preserve">130. stormy </w:t>
+      </w:r>
+      <w:r>
+        <w:rPr>
+          <w:rFonts w:ascii="Times New Roman" w:hAnsi="Times New Roman" w:eastAsia="SimSun"/>
+          <w:b w:val="0"/>
+          <w:sz w:val="21"/>
+        </w:rPr>
+        <w:t>____________</w:t>
       </w:r>
     </w:p>
     <w:p>
       <w:pPr>
-        <w:spacing w:before="0" w:after="20" w:line="240" w:lineRule="auto"/>
-        <w:ind w:left="312" w:hanging="312"/>
-      </w:pPr>
-      <w:r>
-        <w:t xml:space="preserve">72. deteriorate </w:t>
-      </w:r>
-      <w:r>
-        <w:t>__________________</w:t>
+        <w:spacing w:before="0" w:after="40" w:line="240" w:lineRule="auto"/>
+      </w:pPr>
+      <w:r>
+        <w:rPr>
+          <w:rFonts w:ascii="Times New Roman" w:hAnsi="Times New Roman" w:eastAsia="SimSun"/>
+          <w:b w:val="0"/>
+          <w:sz w:val="21"/>
+        </w:rPr>
+        <w:t xml:space="preserve">131. downpour </w:t>
+      </w:r>
+      <w:r>
+        <w:rPr>
+          <w:rFonts w:ascii="Times New Roman" w:hAnsi="Times New Roman" w:eastAsia="SimSun"/>
+          <w:b w:val="0"/>
+          <w:sz w:val="21"/>
+        </w:rPr>
+        <w:t>____________</w:t>
       </w:r>
     </w:p>
     <w:p>
       <w:pPr>
-        <w:spacing w:before="0" w:after="20" w:line="240" w:lineRule="auto"/>
-        <w:ind w:left="312" w:hanging="312"/>
-      </w:pPr>
-      <w:r>
-        <w:t xml:space="preserve">73. aggravate </w:t>
-      </w:r>
-      <w:r>
-        <w:t>__________________</w:t>
+        <w:spacing w:before="0" w:after="40" w:line="240" w:lineRule="auto"/>
+      </w:pPr>
+      <w:r>
+        <w:rPr>
+          <w:rFonts w:ascii="Times New Roman" w:hAnsi="Times New Roman" w:eastAsia="SimSun"/>
+          <w:b w:val="0"/>
+          <w:sz w:val="21"/>
+        </w:rPr>
+        <w:t xml:space="preserve">132. rainfall </w:t>
+      </w:r>
+      <w:r>
+        <w:rPr>
+          <w:rFonts w:ascii="Times New Roman" w:hAnsi="Times New Roman" w:eastAsia="SimSun"/>
+          <w:b w:val="0"/>
+          <w:sz w:val="21"/>
+        </w:rPr>
+        <w:t>____________</w:t>
       </w:r>
     </w:p>
     <w:p>
       <w:pPr>
-        <w:spacing w:before="0" w:after="20" w:line="240" w:lineRule="auto"/>
-        <w:ind w:left="312" w:hanging="312"/>
-      </w:pPr>
-      <w:r>
-        <w:t xml:space="preserve">74. degrade </w:t>
-      </w:r>
-      <w:r>
-        <w:t>__________________</w:t>
+        <w:spacing w:before="0" w:after="40" w:line="240" w:lineRule="auto"/>
+      </w:pPr>
+      <w:r>
+        <w:rPr>
+          <w:rFonts w:ascii="Times New Roman" w:hAnsi="Times New Roman" w:eastAsia="SimSun"/>
+          <w:b w:val="0"/>
+          <w:sz w:val="21"/>
+        </w:rPr>
+        <w:t xml:space="preserve">133. sprinkle </w:t>
+      </w:r>
+      <w:r>
+        <w:rPr>
+          <w:rFonts w:ascii="Times New Roman" w:hAnsi="Times New Roman" w:eastAsia="SimSun"/>
+          <w:b w:val="0"/>
+          <w:sz w:val="21"/>
+        </w:rPr>
+        <w:t>____________</w:t>
       </w:r>
     </w:p>
     <w:p>
       <w:pPr>
-        <w:spacing w:before="0" w:after="20" w:line="240" w:lineRule="auto"/>
-        <w:ind w:left="312" w:hanging="312"/>
-      </w:pPr>
-      <w:r>
-        <w:t xml:space="preserve">75. upgrade </w:t>
-      </w:r>
-      <w:r>
-        <w:t>__________________</w:t>
+        <w:spacing w:before="0" w:after="40" w:line="240" w:lineRule="auto"/>
+      </w:pPr>
+      <w:r>
+        <w:rPr>
+          <w:rFonts w:ascii="Times New Roman" w:hAnsi="Times New Roman" w:eastAsia="SimSun"/>
+          <w:b w:val="0"/>
+          <w:sz w:val="21"/>
+        </w:rPr>
+        <w:t xml:space="preserve">134. rainbow </w:t>
+      </w:r>
+      <w:r>
+        <w:rPr>
+          <w:rFonts w:ascii="Times New Roman" w:hAnsi="Times New Roman" w:eastAsia="SimSun"/>
+          <w:b w:val="0"/>
+          <w:sz w:val="21"/>
+        </w:rPr>
+        <w:t>____________</w:t>
       </w:r>
     </w:p>
     <w:p>
       <w:pPr>
-        <w:spacing w:before="0" w:after="20" w:line="240" w:lineRule="auto"/>
-        <w:ind w:left="312" w:hanging="312"/>
-      </w:pPr>
-      <w:r>
-        <w:t xml:space="preserve">76. erode </w:t>
-      </w:r>
-      <w:r>
-        <w:t>__________________</w:t>
+        <w:spacing w:before="0" w:after="40" w:line="240" w:lineRule="auto"/>
+      </w:pPr>
+      <w:r>
+        <w:rPr>
+          <w:rFonts w:ascii="Times New Roman" w:hAnsi="Times New Roman" w:eastAsia="SimSun"/>
+          <w:b w:val="0"/>
+          <w:sz w:val="21"/>
+        </w:rPr>
+        <w:t xml:space="preserve">135. shower </w:t>
+      </w:r>
+      <w:r>
+        <w:rPr>
+          <w:rFonts w:ascii="Times New Roman" w:hAnsi="Times New Roman" w:eastAsia="SimSun"/>
+          <w:b w:val="0"/>
+          <w:sz w:val="21"/>
+        </w:rPr>
+        <w:t>____________</w:t>
       </w:r>
     </w:p>
     <w:p>
       <w:pPr>
-        <w:spacing w:before="0" w:after="20" w:line="240" w:lineRule="auto"/>
-        <w:ind w:left="312" w:hanging="312"/>
-      </w:pPr>
-      <w:r>
-        <w:t xml:space="preserve">77. Mediterranean </w:t>
-      </w:r>
-      <w:r>
-        <w:t>__________________</w:t>
+        <w:spacing w:before="0" w:after="40" w:line="240" w:lineRule="auto"/>
+      </w:pPr>
+      <w:r>
+        <w:rPr>
+          <w:rFonts w:ascii="Times New Roman" w:hAnsi="Times New Roman" w:eastAsia="SimSun"/>
+          <w:b w:val="0"/>
+          <w:sz w:val="21"/>
+        </w:rPr>
+        <w:t xml:space="preserve">136. Celsius </w:t>
+      </w:r>
+      <w:r>
+        <w:rPr>
+          <w:rFonts w:ascii="Times New Roman" w:hAnsi="Times New Roman" w:eastAsia="SimSun"/>
+          <w:b w:val="0"/>
+          <w:sz w:val="21"/>
+        </w:rPr>
+        <w:t>____________</w:t>
       </w:r>
     </w:p>
     <w:p>
       <w:pPr>
-        <w:spacing w:before="0" w:after="20" w:line="240" w:lineRule="auto"/>
-        <w:ind w:left="312" w:hanging="312"/>
-      </w:pPr>
-      <w:r>
-        <w:t xml:space="preserve">78. Atlantic </w:t>
-      </w:r>
-      <w:r>
-        <w:t>__________________</w:t>
+        <w:spacing w:before="0" w:after="40" w:line="240" w:lineRule="auto"/>
+      </w:pPr>
+      <w:r>
+        <w:rPr>
+          <w:rFonts w:ascii="Times New Roman" w:hAnsi="Times New Roman" w:eastAsia="SimSun"/>
+          <w:b w:val="0"/>
+          <w:sz w:val="21"/>
+        </w:rPr>
+        <w:t xml:space="preserve">137. temperature </w:t>
+      </w:r>
+      <w:r>
+        <w:rPr>
+          <w:rFonts w:ascii="Times New Roman" w:hAnsi="Times New Roman" w:eastAsia="SimSun"/>
+          <w:b w:val="0"/>
+          <w:sz w:val="21"/>
+        </w:rPr>
+        <w:t>____________</w:t>
       </w:r>
     </w:p>
     <w:p>
       <w:pPr>
-        <w:spacing w:before="0" w:after="20" w:line="240" w:lineRule="auto"/>
-        <w:ind w:left="312" w:hanging="312"/>
-      </w:pPr>
-      <w:r>
-        <w:t xml:space="preserve">79. Pacific </w:t>
-      </w:r>
-      <w:r>
-        <w:t>__________________</w:t>
+        <w:spacing w:before="0" w:after="40" w:line="240" w:lineRule="auto"/>
+      </w:pPr>
+      <w:r>
+        <w:rPr>
+          <w:rFonts w:ascii="Times New Roman" w:hAnsi="Times New Roman" w:eastAsia="SimSun"/>
+          <w:b w:val="0"/>
+          <w:sz w:val="21"/>
+        </w:rPr>
+        <w:t xml:space="preserve">138. forecast </w:t>
+      </w:r>
+      <w:r>
+        <w:rPr>
+          <w:rFonts w:ascii="Times New Roman" w:hAnsi="Times New Roman" w:eastAsia="SimSun"/>
+          <w:b w:val="0"/>
+          <w:sz w:val="21"/>
+        </w:rPr>
+        <w:t>____________</w:t>
       </w:r>
     </w:p>
     <w:p>
       <w:pPr>
-        <w:spacing w:before="0" w:after="20" w:line="240" w:lineRule="auto"/>
-        <w:ind w:left="312" w:hanging="312"/>
-      </w:pPr>
-      <w:r>
-        <w:t xml:space="preserve">80. ocean </w:t>
-      </w:r>
-      <w:r>
-        <w:t>__________________</w:t>
+        <w:spacing w:before="0" w:after="40" w:line="240" w:lineRule="auto"/>
+      </w:pPr>
+      <w:r>
+        <w:rPr>
+          <w:rFonts w:ascii="Times New Roman" w:hAnsi="Times New Roman" w:eastAsia="SimSun"/>
+          <w:b w:val="0"/>
+          <w:sz w:val="21"/>
+        </w:rPr>
+        <w:t xml:space="preserve">139. peak </w:t>
+      </w:r>
+      <w:r>
+        <w:rPr>
+          <w:rFonts w:ascii="Times New Roman" w:hAnsi="Times New Roman" w:eastAsia="SimSun"/>
+          <w:b w:val="0"/>
+          <w:sz w:val="21"/>
+        </w:rPr>
+        <w:t>____________</w:t>
       </w:r>
     </w:p>
     <w:p>
       <w:pPr>
-        <w:spacing w:before="0" w:after="20" w:line="240" w:lineRule="auto"/>
-        <w:ind w:left="312" w:hanging="312"/>
-      </w:pPr>
-      <w:r>
-        <w:t xml:space="preserve">81. marine </w:t>
-      </w:r>
-      <w:r>
-        <w:t>__________________</w:t>
+        <w:spacing w:before="0" w:after="40" w:line="240" w:lineRule="auto"/>
+      </w:pPr>
+      <w:r>
+        <w:rPr>
+          <w:rFonts w:ascii="Times New Roman" w:hAnsi="Times New Roman" w:eastAsia="SimSun"/>
+          <w:b w:val="0"/>
+          <w:sz w:val="21"/>
+        </w:rPr>
+        <w:t xml:space="preserve">140. mount </w:t>
+      </w:r>
+      <w:r>
+        <w:rPr>
+          <w:rFonts w:ascii="Times New Roman" w:hAnsi="Times New Roman" w:eastAsia="SimSun"/>
+          <w:b w:val="0"/>
+          <w:sz w:val="21"/>
+        </w:rPr>
+        <w:t>____________</w:t>
       </w:r>
     </w:p>
     <w:p>
       <w:pPr>
-        <w:spacing w:before="0" w:after="20" w:line="240" w:lineRule="auto"/>
-        <w:ind w:left="312" w:hanging="312"/>
-      </w:pPr>
-      <w:r>
-        <w:t xml:space="preserve">82. navigation </w:t>
-      </w:r>
-      <w:r>
-        <w:t>__________________</w:t>
+        <w:spacing w:before="0" w:after="40" w:line="240" w:lineRule="auto"/>
+      </w:pPr>
+      <w:r>
+        <w:rPr>
+          <w:rFonts w:ascii="Times New Roman" w:hAnsi="Times New Roman" w:eastAsia="SimSun"/>
+          <w:b w:val="0"/>
+          <w:sz w:val="21"/>
+        </w:rPr>
+        <w:t xml:space="preserve">141. mountain </w:t>
+      </w:r>
+      <w:r>
+        <w:rPr>
+          <w:rFonts w:ascii="Times New Roman" w:hAnsi="Times New Roman" w:eastAsia="SimSun"/>
+          <w:b w:val="0"/>
+          <w:sz w:val="21"/>
+        </w:rPr>
+        <w:t>____________</w:t>
       </w:r>
     </w:p>
     <w:p>
       <w:pPr>
-        <w:spacing w:before="0" w:after="20" w:line="240" w:lineRule="auto"/>
-        <w:ind w:left="312" w:hanging="312"/>
-      </w:pPr>
-      <w:r>
-        <w:t xml:space="preserve">83. gulf </w:t>
-      </w:r>
-      <w:r>
-        <w:t>__________________</w:t>
+        <w:spacing w:before="0" w:after="40" w:line="240" w:lineRule="auto"/>
+      </w:pPr>
+      <w:r>
+        <w:rPr>
+          <w:rFonts w:ascii="Times New Roman" w:hAnsi="Times New Roman" w:eastAsia="SimSun"/>
+          <w:b w:val="0"/>
+          <w:sz w:val="21"/>
+        </w:rPr>
+        <w:t xml:space="preserve">142. range </w:t>
+      </w:r>
+      <w:r>
+        <w:rPr>
+          <w:rFonts w:ascii="Times New Roman" w:hAnsi="Times New Roman" w:eastAsia="SimSun"/>
+          <w:b w:val="0"/>
+          <w:sz w:val="21"/>
+        </w:rPr>
+        <w:t>____________</w:t>
       </w:r>
     </w:p>
     <w:p>
       <w:pPr>
-        <w:spacing w:before="0" w:after="20" w:line="240" w:lineRule="auto"/>
-        <w:ind w:left="312" w:hanging="312"/>
-      </w:pPr>
-      <w:r>
-        <w:t xml:space="preserve">84. beach </w:t>
-      </w:r>
-      <w:r>
-        <w:t>__________________</w:t>
+        <w:spacing w:before="0" w:after="40" w:line="240" w:lineRule="auto"/>
+      </w:pPr>
+      <w:r>
+        <w:rPr>
+          <w:rFonts w:ascii="Times New Roman" w:hAnsi="Times New Roman" w:eastAsia="SimSun"/>
+          <w:b w:val="0"/>
+          <w:sz w:val="21"/>
+        </w:rPr>
+        <w:t xml:space="preserve">143. ridge </w:t>
+      </w:r>
+      <w:r>
+        <w:rPr>
+          <w:rFonts w:ascii="Times New Roman" w:hAnsi="Times New Roman" w:eastAsia="SimSun"/>
+          <w:b w:val="0"/>
+          <w:sz w:val="21"/>
+        </w:rPr>
+        <w:t>____________</w:t>
       </w:r>
     </w:p>
     <w:p>
       <w:pPr>
-        <w:spacing w:before="0" w:after="20" w:line="240" w:lineRule="auto"/>
-        <w:ind w:left="312" w:hanging="312"/>
-      </w:pPr>
-      <w:r>
-        <w:t xml:space="preserve">85. coast </w:t>
-      </w:r>
-      <w:r>
-        <w:t>__________________</w:t>
+        <w:spacing w:before="0" w:after="40" w:line="240" w:lineRule="auto"/>
+      </w:pPr>
+      <w:r>
+        <w:rPr>
+          <w:rFonts w:ascii="Times New Roman" w:hAnsi="Times New Roman" w:eastAsia="SimSun"/>
+          <w:b w:val="0"/>
+          <w:sz w:val="21"/>
+        </w:rPr>
+        <w:t xml:space="preserve">144. slope </w:t>
+      </w:r>
+      <w:r>
+        <w:rPr>
+          <w:rFonts w:ascii="Times New Roman" w:hAnsi="Times New Roman" w:eastAsia="SimSun"/>
+          <w:b w:val="0"/>
+          <w:sz w:val="21"/>
+        </w:rPr>
+        <w:t>____________</w:t>
       </w:r>
     </w:p>
     <w:p>
       <w:pPr>
-        <w:spacing w:before="0" w:after="20" w:line="240" w:lineRule="auto"/>
-        <w:ind w:left="312" w:hanging="312"/>
-      </w:pPr>
-      <w:r>
-        <w:t xml:space="preserve">86. shore </w:t>
-      </w:r>
-      <w:r>
-        <w:t>__________________</w:t>
+        <w:spacing w:before="0" w:after="40" w:line="240" w:lineRule="auto"/>
+      </w:pPr>
+      <w:r>
+        <w:rPr>
+          <w:rFonts w:ascii="Times New Roman" w:hAnsi="Times New Roman" w:eastAsia="SimSun"/>
+          <w:b w:val="0"/>
+          <w:sz w:val="21"/>
+        </w:rPr>
+        <w:t xml:space="preserve">145. valley </w:t>
+      </w:r>
+      <w:r>
+        <w:rPr>
+          <w:rFonts w:ascii="Times New Roman" w:hAnsi="Times New Roman" w:eastAsia="SimSun"/>
+          <w:b w:val="0"/>
+          <w:sz w:val="21"/>
+        </w:rPr>
+        <w:t>____________</w:t>
       </w:r>
     </w:p>
     <w:p>
       <w:pPr>
-        <w:spacing w:before="0" w:after="20" w:line="240" w:lineRule="auto"/>
-        <w:ind w:left="312" w:hanging="312"/>
-      </w:pPr>
-      <w:r>
-        <w:t xml:space="preserve">87. tide </w:t>
-      </w:r>
-      <w:r>
-        <w:t>__________________</w:t>
+        <w:spacing w:before="0" w:after="40" w:line="240" w:lineRule="auto"/>
+      </w:pPr>
+      <w:r>
+        <w:rPr>
+          <w:rFonts w:ascii="Times New Roman" w:hAnsi="Times New Roman" w:eastAsia="SimSun"/>
+          <w:b w:val="0"/>
+          <w:sz w:val="21"/>
+        </w:rPr>
+        <w:t xml:space="preserve">146. hillside </w:t>
+      </w:r>
+      <w:r>
+        <w:rPr>
+          <w:rFonts w:ascii="Times New Roman" w:hAnsi="Times New Roman" w:eastAsia="SimSun"/>
+          <w:b w:val="0"/>
+          <w:sz w:val="21"/>
+        </w:rPr>
+        <w:t>____________</w:t>
       </w:r>
     </w:p>
     <w:p>
       <w:pPr>
-        <w:spacing w:before="0" w:after="20" w:line="240" w:lineRule="auto"/>
-        <w:ind w:left="312" w:hanging="312"/>
-      </w:pPr>
-      <w:r>
-        <w:t xml:space="preserve">88. current </w:t>
-      </w:r>
-      <w:r>
-        <w:t>__________________</w:t>
+        <w:spacing w:before="0" w:after="40" w:line="240" w:lineRule="auto"/>
+      </w:pPr>
+      <w:r>
+        <w:rPr>
+          <w:rFonts w:ascii="Times New Roman" w:hAnsi="Times New Roman" w:eastAsia="SimSun"/>
+          <w:b w:val="0"/>
+          <w:sz w:val="21"/>
+        </w:rPr>
+        <w:t xml:space="preserve">147. overlook </w:t>
+      </w:r>
+      <w:r>
+        <w:rPr>
+          <w:rFonts w:ascii="Times New Roman" w:hAnsi="Times New Roman" w:eastAsia="SimSun"/>
+          <w:b w:val="0"/>
+          <w:sz w:val="21"/>
+        </w:rPr>
+        <w:t>____________</w:t>
       </w:r>
     </w:p>
     <w:p>
       <w:pPr>
-        <w:spacing w:before="0" w:after="20" w:line="240" w:lineRule="auto"/>
-        <w:ind w:left="312" w:hanging="312"/>
-      </w:pPr>
-      <w:r>
-        <w:t xml:space="preserve">89. brook </w:t>
-      </w:r>
-      <w:r>
-        <w:t>__________________</w:t>
+        <w:spacing w:before="0" w:after="40" w:line="240" w:lineRule="auto"/>
+      </w:pPr>
+      <w:r>
+        <w:rPr>
+          <w:rFonts w:ascii="Times New Roman" w:hAnsi="Times New Roman" w:eastAsia="SimSun"/>
+          <w:b w:val="0"/>
+          <w:sz w:val="21"/>
+        </w:rPr>
+        <w:t xml:space="preserve">148. southern </w:t>
+      </w:r>
+      <w:r>
+        <w:rPr>
+          <w:rFonts w:ascii="Times New Roman" w:hAnsi="Times New Roman" w:eastAsia="SimSun"/>
+          <w:b w:val="0"/>
+          <w:sz w:val="21"/>
+        </w:rPr>
+        <w:t>____________</w:t>
       </w:r>
     </w:p>
     <w:p>
       <w:pPr>
-        <w:spacing w:before="0" w:after="20" w:line="240" w:lineRule="auto"/>
-        <w:ind w:left="312" w:hanging="312"/>
-      </w:pPr>
-      <w:r>
-        <w:t xml:space="preserve">90. stream </w:t>
-      </w:r>
-      <w:r>
-        <w:t>__________________</w:t>
+        <w:spacing w:before="0" w:after="40" w:line="240" w:lineRule="auto"/>
+      </w:pPr>
+      <w:r>
+        <w:rPr>
+          <w:rFonts w:ascii="Times New Roman" w:hAnsi="Times New Roman" w:eastAsia="SimSun"/>
+          <w:b w:val="0"/>
+          <w:sz w:val="21"/>
+        </w:rPr>
+        <w:t xml:space="preserve">149. southeast </w:t>
+      </w:r>
+      <w:r>
+        <w:rPr>
+          <w:rFonts w:ascii="Times New Roman" w:hAnsi="Times New Roman" w:eastAsia="SimSun"/>
+          <w:b w:val="0"/>
+          <w:sz w:val="21"/>
+        </w:rPr>
+        <w:t>____________</w:t>
       </w:r>
     </w:p>
     <w:p>
       <w:pPr>
-        <w:spacing w:before="0" w:after="20" w:line="240" w:lineRule="auto"/>
-        <w:ind w:left="312" w:hanging="312"/>
-      </w:pPr>
-      <w:r>
-        <w:t xml:space="preserve">91. source </w:t>
-      </w:r>
-      <w:r>
-        <w:t>__________________</w:t>
+        <w:spacing w:before="0" w:after="40" w:line="240" w:lineRule="auto"/>
+      </w:pPr>
+      <w:r>
+        <w:rPr>
+          <w:rFonts w:ascii="Times New Roman" w:hAnsi="Times New Roman" w:eastAsia="SimSun"/>
+          <w:b w:val="0"/>
+          <w:sz w:val="21"/>
+        </w:rPr>
+        <w:t xml:space="preserve">150. southwest </w:t>
+      </w:r>
+      <w:r>
+        <w:rPr>
+          <w:rFonts w:ascii="Times New Roman" w:hAnsi="Times New Roman" w:eastAsia="SimSun"/>
+          <w:b w:val="0"/>
+          <w:sz w:val="21"/>
+        </w:rPr>
+        <w:t>____________</w:t>
       </w:r>
     </w:p>
     <w:p>
       <w:pPr>
-        <w:spacing w:before="0" w:after="20" w:line="240" w:lineRule="auto"/>
-        <w:ind w:left="312" w:hanging="312"/>
-      </w:pPr>
-      <w:r>
-        <w:t xml:space="preserve">92. shallow </w:t>
-      </w:r>
-      <w:r>
-        <w:t>__________________</w:t>
+        <w:spacing w:before="0" w:after="40" w:line="240" w:lineRule="auto"/>
+      </w:pPr>
+      <w:r>
+        <w:rPr>
+          <w:rFonts w:ascii="Times New Roman" w:hAnsi="Times New Roman" w:eastAsia="SimSun"/>
+          <w:b w:val="0"/>
+          <w:sz w:val="21"/>
+        </w:rPr>
+        <w:t xml:space="preserve">151. northeast </w:t>
+      </w:r>
+      <w:r>
+        <w:rPr>
+          <w:rFonts w:ascii="Times New Roman" w:hAnsi="Times New Roman" w:eastAsia="SimSun"/>
+          <w:b w:val="0"/>
+          <w:sz w:val="21"/>
+        </w:rPr>
+        <w:t>____________</w:t>
       </w:r>
     </w:p>
     <w:p>
       <w:pPr>
-        <w:spacing w:before="0" w:after="20" w:line="240" w:lineRule="auto"/>
-        <w:ind w:left="312" w:hanging="312"/>
-      </w:pPr>
-      <w:r>
-        <w:t xml:space="preserve">93. superficial </w:t>
-      </w:r>
-      <w:r>
-        <w:t>__________________</w:t>
+        <w:spacing w:before="0" w:after="40" w:line="240" w:lineRule="auto"/>
+      </w:pPr>
+      <w:r>
+        <w:rPr>
+          <w:rFonts w:ascii="Times New Roman" w:hAnsi="Times New Roman" w:eastAsia="SimSun"/>
+          <w:b w:val="0"/>
+          <w:sz w:val="21"/>
+        </w:rPr>
+        <w:t xml:space="preserve">152. northwest </w:t>
+      </w:r>
+      <w:r>
+        <w:rPr>
+          <w:rFonts w:ascii="Times New Roman" w:hAnsi="Times New Roman" w:eastAsia="SimSun"/>
+          <w:b w:val="0"/>
+          <w:sz w:val="21"/>
+        </w:rPr>
+        <w:t>____________</w:t>
       </w:r>
     </w:p>
     <w:p>
       <w:pPr>
-        <w:spacing w:before="0" w:after="20" w:line="240" w:lineRule="auto"/>
-        <w:ind w:left="312" w:hanging="312"/>
-      </w:pPr>
-      <w:r>
-        <w:t xml:space="preserve">94. flat </w:t>
-      </w:r>
-      <w:r>
-        <w:t>__________________</w:t>
+        <w:spacing w:before="0" w:after="40" w:line="240" w:lineRule="auto"/>
+      </w:pPr>
+      <w:r>
+        <w:rPr>
+          <w:rFonts w:ascii="Times New Roman" w:hAnsi="Times New Roman" w:eastAsia="SimSun"/>
+          <w:b w:val="0"/>
+          <w:sz w:val="21"/>
+        </w:rPr>
+        <w:t xml:space="preserve">153. eastern </w:t>
+      </w:r>
+      <w:r>
+        <w:rPr>
+          <w:rFonts w:ascii="Times New Roman" w:hAnsi="Times New Roman" w:eastAsia="SimSun"/>
+          <w:b w:val="0"/>
+          <w:sz w:val="21"/>
+        </w:rPr>
+        <w:t>____________</w:t>
       </w:r>
     </w:p>
     <w:p>
       <w:pPr>
-        <w:spacing w:before="0" w:after="20" w:line="240" w:lineRule="auto"/>
-        <w:ind w:left="312" w:hanging="312"/>
-      </w:pPr>
-      <w:r>
-        <w:t xml:space="preserve">95. smooth </w:t>
-      </w:r>
-      <w:r>
-        <w:t>__________________</w:t>
+        <w:spacing w:before="0" w:after="40" w:line="240" w:lineRule="auto"/>
+      </w:pPr>
+      <w:r>
+        <w:rPr>
+          <w:rFonts w:ascii="Times New Roman" w:hAnsi="Times New Roman" w:eastAsia="SimSun"/>
+          <w:b w:val="0"/>
+          <w:sz w:val="21"/>
+        </w:rPr>
+        <w:t xml:space="preserve">154. oriental </w:t>
+      </w:r>
+      <w:r>
+        <w:rPr>
+          <w:rFonts w:ascii="Times New Roman" w:hAnsi="Times New Roman" w:eastAsia="SimSun"/>
+          <w:b w:val="0"/>
+          <w:sz w:val="21"/>
+        </w:rPr>
+        <w:t>____________</w:t>
       </w:r>
     </w:p>
     <w:p>
       <w:pPr>
-        <w:spacing w:before="0" w:after="20" w:line="240" w:lineRule="auto"/>
-        <w:ind w:left="312" w:hanging="312"/>
-      </w:pPr>
-      <w:r>
-        <w:t xml:space="preserve">96. rough </w:t>
-      </w:r>
-      <w:r>
-        <w:t>__________________</w:t>
+        <w:spacing w:before="0" w:after="40" w:line="240" w:lineRule="auto"/>
+      </w:pPr>
+      <w:r>
+        <w:rPr>
+          <w:rFonts w:ascii="Times New Roman" w:hAnsi="Times New Roman" w:eastAsia="SimSun"/>
+          <w:b w:val="0"/>
+          <w:sz w:val="21"/>
+        </w:rPr>
+        <w:t xml:space="preserve">155. inevitable </w:t>
+      </w:r>
+      <w:r>
+        <w:rPr>
+          <w:rFonts w:ascii="Times New Roman" w:hAnsi="Times New Roman" w:eastAsia="SimSun"/>
+          <w:b w:val="0"/>
+          <w:sz w:val="21"/>
+        </w:rPr>
+        <w:t>____________</w:t>
       </w:r>
     </w:p>
     <w:p>
       <w:pPr>
-        <w:spacing w:before="0" w:after="20" w:line="240" w:lineRule="auto"/>
-        <w:ind w:left="312" w:hanging="312"/>
-      </w:pPr>
-      <w:r>
-        <w:t xml:space="preserve">97. sandy </w:t>
-      </w:r>
-      <w:r>
-        <w:t>__________________</w:t>
+        <w:spacing w:before="0" w:after="40" w:line="240" w:lineRule="auto"/>
+      </w:pPr>
+      <w:r>
+        <w:rPr>
+          <w:rFonts w:ascii="Times New Roman" w:hAnsi="Times New Roman" w:eastAsia="SimSun"/>
+          <w:b w:val="0"/>
+          <w:sz w:val="21"/>
+        </w:rPr>
+        <w:t xml:space="preserve">156. irreversible </w:t>
+      </w:r>
+      <w:r>
+        <w:rPr>
+          <w:rFonts w:ascii="Times New Roman" w:hAnsi="Times New Roman" w:eastAsia="SimSun"/>
+          <w:b w:val="0"/>
+          <w:sz w:val="21"/>
+        </w:rPr>
+        <w:t>____________</w:t>
       </w:r>
     </w:p>
     <w:p>
       <w:pPr>
-        <w:spacing w:before="0" w:after="20" w:line="240" w:lineRule="auto"/>
-        <w:ind w:left="312" w:hanging="312"/>
-      </w:pPr>
-      <w:r>
-        <w:t xml:space="preserve">98. stony </w:t>
-      </w:r>
-      <w:r>
-        <w:t>__________________</w:t>
+        <w:spacing w:before="0" w:after="40" w:line="240" w:lineRule="auto"/>
+      </w:pPr>
+      <w:r>
+        <w:rPr>
+          <w:rFonts w:ascii="Times New Roman" w:hAnsi="Times New Roman" w:eastAsia="SimSun"/>
+          <w:b w:val="0"/>
+          <w:sz w:val="21"/>
+        </w:rPr>
+        <w:t xml:space="preserve">157. irregularly </w:t>
+      </w:r>
+      <w:r>
+        <w:rPr>
+          <w:rFonts w:ascii="Times New Roman" w:hAnsi="Times New Roman" w:eastAsia="SimSun"/>
+          <w:b w:val="0"/>
+          <w:sz w:val="21"/>
+        </w:rPr>
+        <w:t>____________</w:t>
       </w:r>
     </w:p>
     <w:p>
       <w:pPr>
-        <w:spacing w:before="0" w:after="20" w:line="240" w:lineRule="auto"/>
-        <w:ind w:left="312" w:hanging="312"/>
-      </w:pPr>
-      <w:r>
-        <w:t xml:space="preserve">99. vertical </w:t>
-      </w:r>
-      <w:r>
-        <w:t>__________________</w:t>
+        <w:spacing w:before="0" w:after="40" w:line="240" w:lineRule="auto"/>
+      </w:pPr>
+      <w:r>
+        <w:rPr>
+          <w:rFonts w:ascii="Times New Roman" w:hAnsi="Times New Roman" w:eastAsia="SimSun"/>
+          <w:b w:val="0"/>
+          <w:sz w:val="21"/>
+        </w:rPr>
+        <w:t xml:space="preserve">158. inappropriate </w:t>
+      </w:r>
+      <w:r>
+        <w:rPr>
+          <w:rFonts w:ascii="Times New Roman" w:hAnsi="Times New Roman" w:eastAsia="SimSun"/>
+          <w:b w:val="0"/>
+          <w:sz w:val="21"/>
+        </w:rPr>
+        <w:t>____________</w:t>
       </w:r>
     </w:p>
     <w:p>
       <w:pPr>
-        <w:spacing w:before="0" w:after="20" w:line="240" w:lineRule="auto"/>
-        <w:ind w:left="312" w:hanging="312"/>
-      </w:pPr>
-      <w:r>
-        <w:t xml:space="preserve">100. steep </w:t>
-      </w:r>
-      <w:r>
-        <w:t>__________________</w:t>
+        <w:spacing w:before="0" w:after="40" w:line="240" w:lineRule="auto"/>
+      </w:pPr>
+      <w:r>
+        <w:rPr>
+          <w:rFonts w:ascii="Times New Roman" w:hAnsi="Times New Roman" w:eastAsia="SimSun"/>
+          <w:b w:val="0"/>
+          <w:sz w:val="21"/>
+        </w:rPr>
+        <w:t xml:space="preserve">159. abnormal </w:t>
+      </w:r>
+      <w:r>
+        <w:rPr>
+          <w:rFonts w:ascii="Times New Roman" w:hAnsi="Times New Roman" w:eastAsia="SimSun"/>
+          <w:b w:val="0"/>
+          <w:sz w:val="21"/>
+        </w:rPr>
+        <w:t>____________</w:t>
       </w:r>
     </w:p>
     <w:p>
       <w:pPr>
-        <w:spacing w:before="0" w:after="20" w:line="240" w:lineRule="auto"/>
-        <w:ind w:left="312" w:hanging="312"/>
-      </w:pPr>
-      <w:r>
-        <w:t xml:space="preserve">101. parallel </w:t>
-      </w:r>
-      <w:r>
-        <w:t>__________________</w:t>
+        <w:spacing w:before="0" w:after="40" w:line="240" w:lineRule="auto"/>
+      </w:pPr>
+      <w:r>
+        <w:rPr>
+          <w:rFonts w:ascii="Times New Roman" w:hAnsi="Times New Roman" w:eastAsia="SimSun"/>
+          <w:b w:val="0"/>
+          <w:sz w:val="21"/>
+        </w:rPr>
+        <w:t xml:space="preserve">160. sediment </w:t>
+      </w:r>
+      <w:r>
+        <w:rPr>
+          <w:rFonts w:ascii="Times New Roman" w:hAnsi="Times New Roman" w:eastAsia="SimSun"/>
+          <w:b w:val="0"/>
+          <w:sz w:val="21"/>
+        </w:rPr>
+        <w:t>____________</w:t>
       </w:r>
     </w:p>
     <w:p>
       <w:pPr>
-        <w:spacing w:before="0" w:after="20" w:line="240" w:lineRule="auto"/>
-        <w:ind w:left="312" w:hanging="312"/>
-      </w:pPr>
-      <w:r>
-        <w:t xml:space="preserve">102. narrow </w:t>
-      </w:r>
-      <w:r>
-        <w:t>__________________</w:t>
+        <w:spacing w:before="0" w:after="40" w:line="240" w:lineRule="auto"/>
+      </w:pPr>
+      <w:r>
+        <w:rPr>
+          <w:rFonts w:ascii="Times New Roman" w:hAnsi="Times New Roman" w:eastAsia="SimSun"/>
+          <w:b w:val="0"/>
+          <w:sz w:val="21"/>
+        </w:rPr>
+        <w:t xml:space="preserve">161. silt </w:t>
+      </w:r>
+      <w:r>
+        <w:rPr>
+          <w:rFonts w:ascii="Times New Roman" w:hAnsi="Times New Roman" w:eastAsia="SimSun"/>
+          <w:b w:val="0"/>
+          <w:sz w:val="21"/>
+        </w:rPr>
+        <w:t>____________</w:t>
       </w:r>
     </w:p>
     <w:p>
       <w:pPr>
-        <w:spacing w:before="0" w:after="20" w:line="240" w:lineRule="auto"/>
-        <w:ind w:left="312" w:hanging="312"/>
-      </w:pPr>
-      <w:r>
-        <w:t xml:space="preserve">103. Oceania </w:t>
-      </w:r>
-      <w:r>
-        <w:t>__________________</w:t>
+        <w:spacing w:before="0" w:after="40" w:line="240" w:lineRule="auto"/>
+      </w:pPr>
+      <w:r>
+        <w:rPr>
+          <w:rFonts w:ascii="Times New Roman" w:hAnsi="Times New Roman" w:eastAsia="SimSun"/>
+          <w:b w:val="0"/>
+          <w:sz w:val="21"/>
+        </w:rPr>
+        <w:t xml:space="preserve">162. muddy </w:t>
+      </w:r>
+      <w:r>
+        <w:rPr>
+          <w:rFonts w:ascii="Times New Roman" w:hAnsi="Times New Roman" w:eastAsia="SimSun"/>
+          <w:b w:val="0"/>
+          <w:sz w:val="21"/>
+        </w:rPr>
+        <w:t>____________</w:t>
       </w:r>
     </w:p>
     <w:p>
       <w:pPr>
-        <w:spacing w:before="0" w:after="20" w:line="240" w:lineRule="auto"/>
-        <w:ind w:left="312" w:hanging="312"/>
-      </w:pPr>
-      <w:r>
-        <w:t xml:space="preserve">104. mainland </w:t>
-      </w:r>
-      <w:r>
-        <w:t>__________________</w:t>
+        <w:spacing w:before="0" w:after="40" w:line="240" w:lineRule="auto"/>
+      </w:pPr>
+      <w:r>
+        <w:rPr>
+          <w:rFonts w:ascii="Times New Roman" w:hAnsi="Times New Roman" w:eastAsia="SimSun"/>
+          <w:b w:val="0"/>
+          <w:sz w:val="21"/>
+        </w:rPr>
+        <w:t xml:space="preserve">163. clay </w:t>
+      </w:r>
+      <w:r>
+        <w:rPr>
+          <w:rFonts w:ascii="Times New Roman" w:hAnsi="Times New Roman" w:eastAsia="SimSun"/>
+          <w:b w:val="0"/>
+          <w:sz w:val="21"/>
+        </w:rPr>
+        <w:t>____________</w:t>
       </w:r>
     </w:p>
     <w:p>
       <w:pPr>
-        <w:spacing w:before="0" w:after="20" w:line="240" w:lineRule="auto"/>
-        <w:ind w:left="312" w:hanging="312"/>
-      </w:pPr>
-      <w:r>
-        <w:t xml:space="preserve">105. peninsula </w:t>
-      </w:r>
-      <w:r>
-        <w:t>__________________</w:t>
+        <w:spacing w:before="0" w:after="40" w:line="240" w:lineRule="auto"/>
+      </w:pPr>
+      <w:r>
+        <w:rPr>
+          <w:rFonts w:ascii="Times New Roman" w:hAnsi="Times New Roman" w:eastAsia="SimSun"/>
+          <w:b w:val="0"/>
+          <w:sz w:val="21"/>
+        </w:rPr>
+        <w:t xml:space="preserve">164. dirt </w:t>
+      </w:r>
+      <w:r>
+        <w:rPr>
+          <w:rFonts w:ascii="Times New Roman" w:hAnsi="Times New Roman" w:eastAsia="SimSun"/>
+          <w:b w:val="0"/>
+          <w:sz w:val="21"/>
+        </w:rPr>
+        <w:t>____________</w:t>
       </w:r>
     </w:p>
     <w:p>
       <w:pPr>
-        <w:spacing w:before="0" w:after="20" w:line="240" w:lineRule="auto"/>
-        <w:ind w:left="312" w:hanging="312"/>
-      </w:pPr>
-      <w:r>
-        <w:t xml:space="preserve">106. climate </w:t>
-      </w:r>
-      <w:r>
-        <w:t>__________________</w:t>
+        <w:spacing w:before="0" w:after="40" w:line="240" w:lineRule="auto"/>
+      </w:pPr>
+      <w:r>
+        <w:rPr>
+          <w:rFonts w:ascii="Times New Roman" w:hAnsi="Times New Roman" w:eastAsia="SimSun"/>
+          <w:b w:val="0"/>
+          <w:sz w:val="21"/>
+        </w:rPr>
+        <w:t xml:space="preserve">165. rural </w:t>
+      </w:r>
+      <w:r>
+        <w:rPr>
+          <w:rFonts w:ascii="Times New Roman" w:hAnsi="Times New Roman" w:eastAsia="SimSun"/>
+          <w:b w:val="0"/>
+          <w:sz w:val="21"/>
+        </w:rPr>
+        <w:t>____________</w:t>
       </w:r>
     </w:p>
     <w:p>
       <w:pPr>
-        <w:spacing w:before="0" w:after="20" w:line="240" w:lineRule="auto"/>
-        <w:ind w:left="312" w:hanging="312"/>
-      </w:pPr>
-      <w:r>
-        <w:t xml:space="preserve">107. weather </w:t>
-      </w:r>
-      <w:r>
-        <w:t>__________________</w:t>
+        <w:spacing w:before="0" w:after="40" w:line="240" w:lineRule="auto"/>
+      </w:pPr>
+      <w:r>
+        <w:rPr>
+          <w:rFonts w:ascii="Times New Roman" w:hAnsi="Times New Roman" w:eastAsia="SimSun"/>
+          <w:b w:val="0"/>
+          <w:sz w:val="21"/>
+        </w:rPr>
+        <w:t xml:space="preserve">166. suburb </w:t>
+      </w:r>
+      <w:r>
+        <w:rPr>
+          <w:rFonts w:ascii="Times New Roman" w:hAnsi="Times New Roman" w:eastAsia="SimSun"/>
+          <w:b w:val="0"/>
+          <w:sz w:val="21"/>
+        </w:rPr>
+        <w:t>____________</w:t>
       </w:r>
     </w:p>
     <w:p>
       <w:pPr>
-        <w:spacing w:before="0" w:after="20" w:line="240" w:lineRule="auto"/>
-        <w:ind w:left="312" w:hanging="312"/>
-      </w:pPr>
-      <w:r>
-        <w:t xml:space="preserve">108. meteorology </w:t>
-      </w:r>
-      <w:r>
-        <w:t>__________________</w:t>
+        <w:spacing w:before="0" w:after="40" w:line="240" w:lineRule="auto"/>
+      </w:pPr>
+      <w:r>
+        <w:rPr>
+          <w:rFonts w:ascii="Times New Roman" w:hAnsi="Times New Roman" w:eastAsia="SimSun"/>
+          <w:b w:val="0"/>
+          <w:sz w:val="21"/>
+        </w:rPr>
+        <w:t xml:space="preserve">167. outskirts </w:t>
+      </w:r>
+      <w:r>
+        <w:rPr>
+          <w:rFonts w:ascii="Times New Roman" w:hAnsi="Times New Roman" w:eastAsia="SimSun"/>
+          <w:b w:val="0"/>
+          <w:sz w:val="21"/>
+        </w:rPr>
+        <w:t>____________</w:t>
       </w:r>
     </w:p>
     <w:p>
       <w:pPr>
-        <w:spacing w:before="0" w:after="20" w:line="240" w:lineRule="auto"/>
-        <w:ind w:left="312" w:hanging="312"/>
-      </w:pPr>
-      <w:r>
-        <w:t xml:space="preserve">109. mild </w:t>
-      </w:r>
-      <w:r>
-        <w:t>__________________</w:t>
+        <w:spacing w:before="0" w:after="40" w:line="240" w:lineRule="auto"/>
+      </w:pPr>
+      <w:r>
+        <w:rPr>
+          <w:rFonts w:ascii="Times New Roman" w:hAnsi="Times New Roman" w:eastAsia="SimSun"/>
+          <w:b w:val="0"/>
+          <w:sz w:val="21"/>
+        </w:rPr>
+        <w:t xml:space="preserve">168. remote </w:t>
+      </w:r>
+      <w:r>
+        <w:rPr>
+          <w:rFonts w:ascii="Times New Roman" w:hAnsi="Times New Roman" w:eastAsia="SimSun"/>
+          <w:b w:val="0"/>
+          <w:sz w:val="21"/>
+        </w:rPr>
+        <w:t>____________</w:t>
       </w:r>
     </w:p>
     <w:p>
       <w:pPr>
-        <w:spacing w:before="0" w:after="20" w:line="240" w:lineRule="auto"/>
-        <w:ind w:left="312" w:hanging="312"/>
-      </w:pPr>
-      <w:r>
-        <w:t xml:space="preserve">110. heating </w:t>
-      </w:r>
-      <w:r>
-        <w:t>__________________</w:t>
+        <w:spacing w:before="0" w:after="40" w:line="240" w:lineRule="auto"/>
+      </w:pPr>
+      <w:r>
+        <w:rPr>
+          <w:rFonts w:ascii="Times New Roman" w:hAnsi="Times New Roman" w:eastAsia="SimSun"/>
+          <w:b w:val="0"/>
+          <w:sz w:val="21"/>
+        </w:rPr>
+        <w:t xml:space="preserve">169. desolate </w:t>
+      </w:r>
+      <w:r>
+        <w:rPr>
+          <w:rFonts w:ascii="Times New Roman" w:hAnsi="Times New Roman" w:eastAsia="SimSun"/>
+          <w:b w:val="0"/>
+          <w:sz w:val="21"/>
+        </w:rPr>
+        <w:t>____________</w:t>
       </w:r>
     </w:p>
     <w:p>
       <w:pPr>
-        <w:spacing w:before="0" w:after="20" w:line="240" w:lineRule="auto"/>
-        <w:ind w:left="312" w:hanging="312"/>
-      </w:pPr>
-      <w:r>
-        <w:t xml:space="preserve">111. moderate </w:t>
-      </w:r>
-      <w:r>
-        <w:t>__________________</w:t>
+        <w:spacing w:before="0" w:after="40" w:line="240" w:lineRule="auto"/>
+      </w:pPr>
+      <w:r>
+        <w:rPr>
+          <w:rFonts w:ascii="Times New Roman" w:hAnsi="Times New Roman" w:eastAsia="SimSun"/>
+          <w:b w:val="0"/>
+          <w:sz w:val="21"/>
+        </w:rPr>
+        <w:t xml:space="preserve">170. distant </w:t>
+      </w:r>
+      <w:r>
+        <w:rPr>
+          <w:rFonts w:ascii="Times New Roman" w:hAnsi="Times New Roman" w:eastAsia="SimSun"/>
+          <w:b w:val="0"/>
+          <w:sz w:val="21"/>
+        </w:rPr>
+        <w:t>____________</w:t>
       </w:r>
     </w:p>
     <w:p>
       <w:pPr>
-        <w:spacing w:before="0" w:after="20" w:line="240" w:lineRule="auto"/>
-        <w:ind w:left="312" w:hanging="312"/>
-      </w:pPr>
-      <w:r>
-        <w:t xml:space="preserve">112. warm </w:t>
-      </w:r>
-      <w:r>
-        <w:t>__________________</w:t>
+        <w:spacing w:before="0" w:after="40" w:line="240" w:lineRule="auto"/>
+      </w:pPr>
+      <w:r>
+        <w:rPr>
+          <w:rFonts w:ascii="Times New Roman" w:hAnsi="Times New Roman" w:eastAsia="SimSun"/>
+          <w:b w:val="0"/>
+          <w:sz w:val="21"/>
+        </w:rPr>
+        <w:t xml:space="preserve">171. adjacent </w:t>
+      </w:r>
+      <w:r>
+        <w:rPr>
+          <w:rFonts w:ascii="Times New Roman" w:hAnsi="Times New Roman" w:eastAsia="SimSun"/>
+          <w:b w:val="0"/>
+          <w:sz w:val="21"/>
+        </w:rPr>
+        <w:t>____________</w:t>
       </w:r>
     </w:p>
     <w:p>
       <w:pPr>
-        <w:spacing w:before="0" w:after="20" w:line="240" w:lineRule="auto"/>
-        <w:ind w:left="312" w:hanging="312"/>
-      </w:pPr>
-      <w:r>
-        <w:t xml:space="preserve">113. thermal </w:t>
-      </w:r>
-      <w:r>
-        <w:t>__________________</w:t>
+        <w:spacing w:before="0" w:after="40" w:line="240" w:lineRule="auto"/>
+      </w:pPr>
+      <w:r>
+        <w:rPr>
+          <w:rFonts w:ascii="Times New Roman" w:hAnsi="Times New Roman" w:eastAsia="SimSun"/>
+          <w:b w:val="0"/>
+          <w:sz w:val="21"/>
+        </w:rPr>
+        <w:t xml:space="preserve">172. toxic </w:t>
+      </w:r>
+      <w:r>
+        <w:rPr>
+          <w:rFonts w:ascii="Times New Roman" w:hAnsi="Times New Roman" w:eastAsia="SimSun"/>
+          <w:b w:val="0"/>
+          <w:sz w:val="21"/>
+        </w:rPr>
+        <w:t>____________</w:t>
       </w:r>
     </w:p>
     <w:p>
       <w:pPr>
-        <w:spacing w:before="0" w:after="20" w:line="240" w:lineRule="auto"/>
-        <w:ind w:left="312" w:hanging="312"/>
-      </w:pPr>
-      <w:r>
-        <w:t xml:space="preserve">114. tropics </w:t>
-      </w:r>
-      <w:r>
-        <w:t>__________________</w:t>
+        <w:spacing w:before="0" w:after="40" w:line="240" w:lineRule="auto"/>
+      </w:pPr>
+      <w:r>
+        <w:rPr>
+          <w:rFonts w:ascii="Times New Roman" w:hAnsi="Times New Roman" w:eastAsia="SimSun"/>
+          <w:b w:val="0"/>
+          <w:sz w:val="21"/>
+        </w:rPr>
+        <w:t xml:space="preserve">173. pollution </w:t>
+      </w:r>
+      <w:r>
+        <w:rPr>
+          <w:rFonts w:ascii="Times New Roman" w:hAnsi="Times New Roman" w:eastAsia="SimSun"/>
+          <w:b w:val="0"/>
+          <w:sz w:val="21"/>
+        </w:rPr>
+        <w:t>____________</w:t>
       </w:r>
     </w:p>
     <w:p>
       <w:pPr>
-        <w:spacing w:before="0" w:after="20" w:line="240" w:lineRule="auto"/>
-        <w:ind w:left="312" w:hanging="312"/>
-      </w:pPr>
-      <w:r>
-        <w:t xml:space="preserve">115. arid </w:t>
-      </w:r>
-      <w:r>
-        <w:t>__________________</w:t>
+        <w:spacing w:before="0" w:after="40" w:line="240" w:lineRule="auto"/>
+      </w:pPr>
+      <w:r>
+        <w:rPr>
+          <w:rFonts w:ascii="Times New Roman" w:hAnsi="Times New Roman" w:eastAsia="SimSun"/>
+          <w:b w:val="0"/>
+          <w:sz w:val="21"/>
+        </w:rPr>
+        <w:t xml:space="preserve">174. pollutant </w:t>
+      </w:r>
+      <w:r>
+        <w:rPr>
+          <w:rFonts w:ascii="Times New Roman" w:hAnsi="Times New Roman" w:eastAsia="SimSun"/>
+          <w:b w:val="0"/>
+          <w:sz w:val="21"/>
+        </w:rPr>
+        <w:t>____________</w:t>
       </w:r>
     </w:p>
     <w:p>
       <w:pPr>
-        <w:spacing w:before="0" w:after="20" w:line="240" w:lineRule="auto"/>
-        <w:ind w:left="312" w:hanging="312"/>
-      </w:pPr>
-      <w:r>
-        <w:t xml:space="preserve">116. moist </w:t>
-      </w:r>
-      <w:r>
-        <w:t>__________________</w:t>
+        <w:spacing w:before="0" w:after="40" w:line="240" w:lineRule="auto"/>
+      </w:pPr>
+      <w:r>
+        <w:rPr>
+          <w:rFonts w:ascii="Times New Roman" w:hAnsi="Times New Roman" w:eastAsia="SimSun"/>
+          <w:b w:val="0"/>
+          <w:sz w:val="21"/>
+        </w:rPr>
+        <w:t xml:space="preserve">175. contaminate </w:t>
+      </w:r>
+      <w:r>
+        <w:rPr>
+          <w:rFonts w:ascii="Times New Roman" w:hAnsi="Times New Roman" w:eastAsia="SimSun"/>
+          <w:b w:val="0"/>
+          <w:sz w:val="21"/>
+        </w:rPr>
+        <w:t>____________</w:t>
       </w:r>
     </w:p>
     <w:p>
       <w:pPr>
-        <w:spacing w:before="0" w:after="20" w:line="240" w:lineRule="auto"/>
-        <w:ind w:left="312" w:hanging="312"/>
-      </w:pPr>
-      <w:r>
-        <w:t xml:space="preserve">117. damp </w:t>
-      </w:r>
-      <w:r>
-        <w:t>__________________</w:t>
+        <w:spacing w:before="0" w:after="40" w:line="240" w:lineRule="auto"/>
+      </w:pPr>
+      <w:r>
+        <w:rPr>
+          <w:rFonts w:ascii="Times New Roman" w:hAnsi="Times New Roman" w:eastAsia="SimSun"/>
+          <w:b w:val="0"/>
+          <w:sz w:val="21"/>
+        </w:rPr>
+        <w:t xml:space="preserve">176. geology </w:t>
+      </w:r>
+      <w:r>
+        <w:rPr>
+          <w:rFonts w:ascii="Times New Roman" w:hAnsi="Times New Roman" w:eastAsia="SimSun"/>
+          <w:b w:val="0"/>
+          <w:sz w:val="21"/>
+        </w:rPr>
+        <w:t>____________</w:t>
       </w:r>
     </w:p>
     <w:p>
       <w:pPr>
-        <w:spacing w:before="0" w:after="20" w:line="240" w:lineRule="auto"/>
-        <w:ind w:left="312" w:hanging="312"/>
-      </w:pPr>
-      <w:r>
-        <w:t xml:space="preserve">118. humid </w:t>
-      </w:r>
-      <w:r>
-        <w:t>__________________</w:t>
+        <w:spacing w:before="0" w:after="40" w:line="240" w:lineRule="auto"/>
+      </w:pPr>
+      <w:r>
+        <w:rPr>
+          <w:rFonts w:ascii="Times New Roman" w:hAnsi="Times New Roman" w:eastAsia="SimSun"/>
+          <w:b w:val="0"/>
+          <w:sz w:val="21"/>
+        </w:rPr>
+        <w:t xml:space="preserve">177. border </w:t>
+      </w:r>
+      <w:r>
+        <w:rPr>
+          <w:rFonts w:ascii="Times New Roman" w:hAnsi="Times New Roman" w:eastAsia="SimSun"/>
+          <w:b w:val="0"/>
+          <w:sz w:val="21"/>
+        </w:rPr>
+        <w:t>____________</w:t>
       </w:r>
     </w:p>
     <w:p>
       <w:pPr>
-        <w:spacing w:before="0" w:after="20" w:line="240" w:lineRule="auto"/>
-        <w:ind w:left="312" w:hanging="312"/>
-      </w:pPr>
-      <w:r>
-        <w:t xml:space="preserve">119. snowy </w:t>
-      </w:r>
-      <w:r>
-        <w:t>__________________</w:t>
+        <w:spacing w:before="0" w:after="40" w:line="240" w:lineRule="auto"/>
+      </w:pPr>
+      <w:r>
+        <w:rPr>
+          <w:rFonts w:ascii="Times New Roman" w:hAnsi="Times New Roman" w:eastAsia="SimSun"/>
+          <w:b w:val="0"/>
+          <w:sz w:val="21"/>
+        </w:rPr>
+        <w:t xml:space="preserve">178. margin </w:t>
+      </w:r>
+      <w:r>
+        <w:rPr>
+          <w:rFonts w:ascii="Times New Roman" w:hAnsi="Times New Roman" w:eastAsia="SimSun"/>
+          <w:b w:val="0"/>
+          <w:sz w:val="21"/>
+        </w:rPr>
+        <w:t>____________</w:t>
       </w:r>
     </w:p>
     <w:p>
       <w:pPr>
-        <w:spacing w:before="0" w:after="20" w:line="240" w:lineRule="auto"/>
-        <w:ind w:left="312" w:hanging="312"/>
-      </w:pPr>
-      <w:r>
-        <w:t xml:space="preserve">120. frost </w:t>
-      </w:r>
-      <w:r>
-        <w:t>__________________</w:t>
+        <w:spacing w:before="0" w:after="40" w:line="240" w:lineRule="auto"/>
+      </w:pPr>
+      <w:r>
+        <w:rPr>
+          <w:rFonts w:ascii="Times New Roman" w:hAnsi="Times New Roman" w:eastAsia="SimSun"/>
+          <w:b w:val="0"/>
+          <w:sz w:val="21"/>
+        </w:rPr>
+        <w:t xml:space="preserve">179. fringe </w:t>
+      </w:r>
+      <w:r>
+        <w:rPr>
+          <w:rFonts w:ascii="Times New Roman" w:hAnsi="Times New Roman" w:eastAsia="SimSun"/>
+          <w:b w:val="0"/>
+          <w:sz w:val="21"/>
+        </w:rPr>
+        <w:t>____________</w:t>
       </w:r>
     </w:p>
     <w:p>
       <w:pPr>
-        <w:spacing w:before="0" w:after="20" w:line="240" w:lineRule="auto"/>
-        <w:ind w:left="312" w:hanging="312"/>
-      </w:pPr>
-      <w:r>
-        <w:t xml:space="preserve">121. hail </w:t>
-      </w:r>
-      <w:r>
-        <w:t>__________________</w:t>
+        <w:spacing w:before="0" w:after="40" w:line="240" w:lineRule="auto"/>
+      </w:pPr>
+      <w:r>
+        <w:rPr>
+          <w:rFonts w:ascii="Times New Roman" w:hAnsi="Times New Roman" w:eastAsia="SimSun"/>
+          <w:b w:val="0"/>
+          <w:sz w:val="21"/>
+        </w:rPr>
+        <w:t xml:space="preserve">180. plate </w:t>
+      </w:r>
+      <w:r>
+        <w:rPr>
+          <w:rFonts w:ascii="Times New Roman" w:hAnsi="Times New Roman" w:eastAsia="SimSun"/>
+          <w:b w:val="0"/>
+          <w:sz w:val="21"/>
+        </w:rPr>
+        <w:t>____________</w:t>
       </w:r>
     </w:p>
     <w:p>
       <w:pPr>
-        <w:spacing w:before="0" w:after="20" w:line="240" w:lineRule="auto"/>
-        <w:ind w:left="312" w:hanging="312"/>
-      </w:pPr>
-      <w:r>
-        <w:t xml:space="preserve">122. thaw </w:t>
-      </w:r>
-      <w:r>
-        <w:t>__________________</w:t>
-      </w:r>
+        <w:sectPr>
+          <w:footerReference w:type="default" r:id="rId11"/>
+          <w:pgSz w:w="11906" w:h="16838"/>
+          <w:pgMar w:top="567" w:right="567" w:bottom="2268" w:left="567" w:header="283" w:footer="227" w:gutter="0"/>
+          <w:cols w:space="397" w:num="3"/>
+          <w:docGrid w:linePitch="360"/>
+        </w:sectPr>
+      </w:pPr>
     </w:p>
     <w:p>
       <w:pPr>
-        <w:spacing w:before="0" w:after="20" w:line="240" w:lineRule="auto"/>
-        <w:ind w:left="312" w:hanging="312"/>
-      </w:pPr>
-      <w:r>
-        <w:t xml:space="preserve">123. chill </w:t>
-      </w:r>
-      <w:r>
-        <w:t>__________________</w:t>
+        <w:spacing w:before="0" w:after="40" w:line="240" w:lineRule="auto"/>
+      </w:pPr>
+      <w:r>
+        <w:rPr>
+          <w:rFonts w:ascii="Times New Roman" w:hAnsi="Times New Roman" w:eastAsia="SimSun"/>
+          <w:b w:val="0"/>
+          <w:sz w:val="21"/>
+        </w:rPr>
+        <w:t xml:space="preserve">181. debris </w:t>
+      </w:r>
+      <w:r>
+        <w:rPr>
+          <w:rFonts w:ascii="Times New Roman" w:hAnsi="Times New Roman" w:eastAsia="SimSun"/>
+          <w:b w:val="0"/>
+          <w:sz w:val="21"/>
+        </w:rPr>
+        <w:t>____________</w:t>
       </w:r>
     </w:p>
     <w:p>
       <w:pPr>
-        <w:spacing w:before="0" w:after="20" w:line="240" w:lineRule="auto"/>
-        <w:ind w:left="312" w:hanging="312"/>
-      </w:pPr>
-      <w:r>
-        <w:t xml:space="preserve">124. freeze </w:t>
-      </w:r>
-      <w:r>
-        <w:t>__________________</w:t>
+        <w:spacing w:before="0" w:after="40" w:line="240" w:lineRule="auto"/>
+      </w:pPr>
+      <w:r>
+        <w:rPr>
+          <w:rFonts w:ascii="Times New Roman" w:hAnsi="Times New Roman" w:eastAsia="SimSun"/>
+          <w:b w:val="0"/>
+          <w:sz w:val="21"/>
+        </w:rPr>
+        <w:t xml:space="preserve">182. crack </w:t>
+      </w:r>
+      <w:r>
+        <w:rPr>
+          <w:rFonts w:ascii="Times New Roman" w:hAnsi="Times New Roman" w:eastAsia="SimSun"/>
+          <w:b w:val="0"/>
+          <w:sz w:val="21"/>
+        </w:rPr>
+        <w:t>____________</w:t>
       </w:r>
     </w:p>
     <w:p>
       <w:pPr>
-        <w:spacing w:before="0" w:after="20" w:line="240" w:lineRule="auto"/>
-        <w:ind w:left="312" w:hanging="312"/>
-      </w:pPr>
-      <w:r>
-        <w:t xml:space="preserve">125. frigid </w:t>
-      </w:r>
-      <w:r>
-        <w:t>__________________</w:t>
+        <w:spacing w:before="0" w:after="40" w:line="240" w:lineRule="auto"/>
+      </w:pPr>
+      <w:r>
+        <w:rPr>
+          <w:rFonts w:ascii="Times New Roman" w:hAnsi="Times New Roman" w:eastAsia="SimSun"/>
+          <w:b w:val="0"/>
+          <w:sz w:val="21"/>
+        </w:rPr>
+        <w:t xml:space="preserve">183. gap </w:t>
+      </w:r>
+      <w:r>
+        <w:rPr>
+          <w:rFonts w:ascii="Times New Roman" w:hAnsi="Times New Roman" w:eastAsia="SimSun"/>
+          <w:b w:val="0"/>
+          <w:sz w:val="21"/>
+        </w:rPr>
+        <w:t>____________</w:t>
       </w:r>
     </w:p>
     <w:p>
       <w:pPr>
-        <w:spacing w:before="0" w:after="20" w:line="240" w:lineRule="auto"/>
-        <w:ind w:left="312" w:hanging="312"/>
-      </w:pPr>
-      <w:r>
-        <w:t xml:space="preserve">126. tremble </w:t>
-      </w:r>
-      <w:r>
-        <w:t>__________________</w:t>
+        <w:spacing w:before="0" w:after="40" w:line="240" w:lineRule="auto"/>
+      </w:pPr>
+      <w:r>
+        <w:rPr>
+          <w:rFonts w:ascii="Times New Roman" w:hAnsi="Times New Roman" w:eastAsia="SimSun"/>
+          <w:b w:val="0"/>
+          <w:sz w:val="21"/>
+        </w:rPr>
+        <w:t xml:space="preserve">184. splendid </w:t>
+      </w:r>
+      <w:r>
+        <w:rPr>
+          <w:rFonts w:ascii="Times New Roman" w:hAnsi="Times New Roman" w:eastAsia="SimSun"/>
+          <w:b w:val="0"/>
+          <w:sz w:val="21"/>
+        </w:rPr>
+        <w:t>____________</w:t>
       </w:r>
     </w:p>
     <w:p>
       <w:pPr>
-        <w:spacing w:before="0" w:after="20" w:line="240" w:lineRule="auto"/>
-        <w:ind w:left="312" w:hanging="312"/>
-      </w:pPr>
-      <w:r>
-        <w:t xml:space="preserve">127. shiver </w:t>
-      </w:r>
-      <w:r>
-        <w:t>__________________</w:t>
+        <w:spacing w:before="0" w:after="40" w:line="240" w:lineRule="auto"/>
+      </w:pPr>
+      <w:r>
+        <w:rPr>
+          <w:rFonts w:ascii="Times New Roman" w:hAnsi="Times New Roman" w:eastAsia="SimSun"/>
+          <w:b w:val="0"/>
+          <w:sz w:val="21"/>
+        </w:rPr>
+        <w:t xml:space="preserve">185. grand </w:t>
+      </w:r>
+      <w:r>
+        <w:rPr>
+          <w:rFonts w:ascii="Times New Roman" w:hAnsi="Times New Roman" w:eastAsia="SimSun"/>
+          <w:b w:val="0"/>
+          <w:sz w:val="21"/>
+        </w:rPr>
+        <w:t>____________</w:t>
       </w:r>
     </w:p>
     <w:p>
       <w:pPr>
-        <w:spacing w:before="0" w:after="20" w:line="240" w:lineRule="auto"/>
-        <w:ind w:left="312" w:hanging="312"/>
-      </w:pPr>
-      <w:r>
-        <w:t xml:space="preserve">128. thunder </w:t>
-      </w:r>
-      <w:r>
-        <w:t>__________________</w:t>
+        <w:spacing w:before="0" w:after="40" w:line="240" w:lineRule="auto"/>
+      </w:pPr>
+      <w:r>
+        <w:rPr>
+          <w:rFonts w:ascii="Times New Roman" w:hAnsi="Times New Roman" w:eastAsia="SimSun"/>
+          <w:b w:val="0"/>
+          <w:sz w:val="21"/>
+        </w:rPr>
+        <w:t xml:space="preserve">186. magnificent </w:t>
+      </w:r>
+      <w:r>
+        <w:rPr>
+          <w:rFonts w:ascii="Times New Roman" w:hAnsi="Times New Roman" w:eastAsia="SimSun"/>
+          <w:b w:val="0"/>
+          <w:sz w:val="21"/>
+        </w:rPr>
+        <w:t>____________</w:t>
       </w:r>
     </w:p>
     <w:p>
       <w:pPr>
-        <w:spacing w:before="0" w:after="20" w:line="240" w:lineRule="auto"/>
-        <w:ind w:left="312" w:hanging="312"/>
-      </w:pPr>
-      <w:r>
-        <w:t xml:space="preserve">129. lightning </w:t>
-      </w:r>
-      <w:r>
-        <w:t>__________________</w:t>
+        <w:spacing w:before="0" w:after="40" w:line="240" w:lineRule="auto"/>
+      </w:pPr>
+      <w:r>
+        <w:rPr>
+          <w:rFonts w:ascii="Times New Roman" w:hAnsi="Times New Roman" w:eastAsia="SimSun"/>
+          <w:b w:val="0"/>
+          <w:sz w:val="21"/>
+        </w:rPr>
+        <w:t xml:space="preserve">187. super </w:t>
+      </w:r>
+      <w:r>
+        <w:rPr>
+          <w:rFonts w:ascii="Times New Roman" w:hAnsi="Times New Roman" w:eastAsia="SimSun"/>
+          <w:b w:val="0"/>
+          <w:sz w:val="21"/>
+        </w:rPr>
+        <w:t>____________</w:t>
       </w:r>
     </w:p>
     <w:p>
       <w:pPr>
-        <w:spacing w:before="0" w:after="20" w:line="240" w:lineRule="auto"/>
-        <w:ind w:left="312" w:hanging="312"/>
-      </w:pPr>
-      <w:r>
-        <w:t xml:space="preserve">130. stormy </w:t>
-      </w:r>
-      <w:r>
-        <w:t>__________________</w:t>
+        <w:spacing w:before="0" w:after="40" w:line="240" w:lineRule="auto"/>
+      </w:pPr>
+      <w:r>
+        <w:rPr>
+          <w:rFonts w:ascii="Times New Roman" w:hAnsi="Times New Roman" w:eastAsia="SimSun"/>
+          <w:b w:val="0"/>
+          <w:sz w:val="21"/>
+        </w:rPr>
+        <w:t xml:space="preserve">188. interesting </w:t>
+      </w:r>
+      <w:r>
+        <w:rPr>
+          <w:rFonts w:ascii="Times New Roman" w:hAnsi="Times New Roman" w:eastAsia="SimSun"/>
+          <w:b w:val="0"/>
+          <w:sz w:val="21"/>
+        </w:rPr>
+        <w:t>____________</w:t>
       </w:r>
     </w:p>
     <w:p>
       <w:pPr>
-        <w:spacing w:before="0" w:after="20" w:line="240" w:lineRule="auto"/>
-        <w:ind w:left="312" w:hanging="312"/>
-      </w:pPr>
-      <w:r>
-        <w:t xml:space="preserve">131. downpour </w:t>
-      </w:r>
-      <w:r>
-        <w:t>__________________</w:t>
+        <w:spacing w:before="0" w:after="40" w:line="240" w:lineRule="auto"/>
+      </w:pPr>
+      <w:r>
+        <w:rPr>
+          <w:rFonts w:ascii="Times New Roman" w:hAnsi="Times New Roman" w:eastAsia="SimSun"/>
+          <w:b w:val="0"/>
+          <w:sz w:val="21"/>
+        </w:rPr>
+        <w:t xml:space="preserve">189. dramatic </w:t>
+      </w:r>
+      <w:r>
+        <w:rPr>
+          <w:rFonts w:ascii="Times New Roman" w:hAnsi="Times New Roman" w:eastAsia="SimSun"/>
+          <w:b w:val="0"/>
+          <w:sz w:val="21"/>
+        </w:rPr>
+        <w:t>____________</w:t>
       </w:r>
     </w:p>
     <w:p>
       <w:pPr>
-        <w:spacing w:before="0" w:after="20" w:line="240" w:lineRule="auto"/>
-        <w:ind w:left="312" w:hanging="312"/>
-      </w:pPr>
-      <w:r>
-        <w:t xml:space="preserve">132. rainfall </w:t>
-      </w:r>
-      <w:r>
-        <w:t>__________________</w:t>
+        <w:spacing w:before="0" w:after="40" w:line="240" w:lineRule="auto"/>
+      </w:pPr>
+      <w:r>
+        <w:rPr>
+          <w:rFonts w:ascii="Times New Roman" w:hAnsi="Times New Roman" w:eastAsia="SimSun"/>
+          <w:b w:val="0"/>
+          <w:sz w:val="21"/>
+        </w:rPr>
+        <w:t xml:space="preserve">190. wilderness </w:t>
+      </w:r>
+      <w:r>
+        <w:rPr>
+          <w:rFonts w:ascii="Times New Roman" w:hAnsi="Times New Roman" w:eastAsia="SimSun"/>
+          <w:b w:val="0"/>
+          <w:sz w:val="21"/>
+        </w:rPr>
+        <w:t>____________</w:t>
       </w:r>
     </w:p>
     <w:p>
       <w:pPr>
-        <w:spacing w:before="0" w:after="20" w:line="240" w:lineRule="auto"/>
-        <w:ind w:left="312" w:hanging="312"/>
-      </w:pPr>
-      <w:r>
-        <w:t xml:space="preserve">133. sprinkle </w:t>
-      </w:r>
-      <w:r>
-        <w:t>__________________</w:t>
+        <w:spacing w:before="0" w:after="40" w:line="240" w:lineRule="auto"/>
+      </w:pPr>
+      <w:r>
+        <w:rPr>
+          <w:rFonts w:ascii="Times New Roman" w:hAnsi="Times New Roman" w:eastAsia="SimSun"/>
+          <w:b w:val="0"/>
+          <w:sz w:val="21"/>
+        </w:rPr>
+        <w:t xml:space="preserve">191. desert </w:t>
+      </w:r>
+      <w:r>
+        <w:rPr>
+          <w:rFonts w:ascii="Times New Roman" w:hAnsi="Times New Roman" w:eastAsia="SimSun"/>
+          <w:b w:val="0"/>
+          <w:sz w:val="21"/>
+        </w:rPr>
+        <w:t>____________</w:t>
       </w:r>
     </w:p>
     <w:p>
       <w:pPr>
-        <w:spacing w:before="0" w:after="20" w:line="240" w:lineRule="auto"/>
-        <w:ind w:left="312" w:hanging="312"/>
-      </w:pPr>
-      <w:r>
-        <w:t xml:space="preserve">134. rainbow </w:t>
-      </w:r>
-      <w:r>
-        <w:t>__________________</w:t>
+        <w:spacing w:before="0" w:after="40" w:line="240" w:lineRule="auto"/>
+      </w:pPr>
+      <w:r>
+        <w:rPr>
+          <w:rFonts w:ascii="Times New Roman" w:hAnsi="Times New Roman" w:eastAsia="SimSun"/>
+          <w:b w:val="0"/>
+          <w:sz w:val="21"/>
+        </w:rPr>
+        <w:t xml:space="preserve">192. deforest </w:t>
+      </w:r>
+      <w:r>
+        <w:rPr>
+          <w:rFonts w:ascii="Times New Roman" w:hAnsi="Times New Roman" w:eastAsia="SimSun"/>
+          <w:b w:val="0"/>
+          <w:sz w:val="21"/>
+        </w:rPr>
+        <w:t>____________</w:t>
       </w:r>
     </w:p>
     <w:p>
       <w:pPr>
-        <w:spacing w:before="0" w:after="20" w:line="240" w:lineRule="auto"/>
-        <w:ind w:left="312" w:hanging="312"/>
-      </w:pPr>
-      <w:r>
-        <w:t xml:space="preserve">135. shower </w:t>
-      </w:r>
-      <w:r>
-        <w:t>__________________</w:t>
+        <w:spacing w:before="0" w:after="40" w:line="240" w:lineRule="auto"/>
+      </w:pPr>
+      <w:r>
+        <w:rPr>
+          <w:rFonts w:ascii="Times New Roman" w:hAnsi="Times New Roman" w:eastAsia="SimSun"/>
+          <w:b w:val="0"/>
+          <w:sz w:val="21"/>
+        </w:rPr>
+        <w:t xml:space="preserve">193. barren </w:t>
+      </w:r>
+      <w:r>
+        <w:rPr>
+          <w:rFonts w:ascii="Times New Roman" w:hAnsi="Times New Roman" w:eastAsia="SimSun"/>
+          <w:b w:val="0"/>
+          <w:sz w:val="21"/>
+        </w:rPr>
+        <w:t>____________</w:t>
       </w:r>
     </w:p>
     <w:p>
       <w:pPr>
-        <w:spacing w:before="0" w:after="20" w:line="240" w:lineRule="auto"/>
-        <w:ind w:left="312" w:hanging="312"/>
-      </w:pPr>
-      <w:r>
-        <w:t xml:space="preserve">136. Celsius </w:t>
-      </w:r>
-      <w:r>
-        <w:t>__________________</w:t>
+        <w:spacing w:before="0" w:after="40" w:line="240" w:lineRule="auto"/>
+      </w:pPr>
+      <w:r>
+        <w:rPr>
+          <w:rFonts w:ascii="Times New Roman" w:hAnsi="Times New Roman" w:eastAsia="SimSun"/>
+          <w:b w:val="0"/>
+          <w:sz w:val="21"/>
+        </w:rPr>
+        <w:t xml:space="preserve">194. fertile </w:t>
+      </w:r>
+      <w:r>
+        <w:rPr>
+          <w:rFonts w:ascii="Times New Roman" w:hAnsi="Times New Roman" w:eastAsia="SimSun"/>
+          <w:b w:val="0"/>
+          <w:sz w:val="21"/>
+        </w:rPr>
+        <w:t>____________</w:t>
       </w:r>
     </w:p>
     <w:p>
       <w:pPr>
-        <w:spacing w:before="0" w:after="20" w:line="240" w:lineRule="auto"/>
-        <w:ind w:left="312" w:hanging="312"/>
-      </w:pPr>
-      <w:r>
-        <w:t xml:space="preserve">137. temperature </w:t>
-      </w:r>
-      <w:r>
-        <w:t>__________________</w:t>
+        <w:spacing w:before="0" w:after="40" w:line="240" w:lineRule="auto"/>
+      </w:pPr>
+      <w:r>
+        <w:rPr>
+          <w:rFonts w:ascii="Times New Roman" w:hAnsi="Times New Roman" w:eastAsia="SimSun"/>
+          <w:b w:val="0"/>
+          <w:sz w:val="21"/>
+        </w:rPr>
+        <w:t xml:space="preserve">195. fertilize </w:t>
+      </w:r>
+      <w:r>
+        <w:rPr>
+          <w:rFonts w:ascii="Times New Roman" w:hAnsi="Times New Roman" w:eastAsia="SimSun"/>
+          <w:b w:val="0"/>
+          <w:sz w:val="21"/>
+        </w:rPr>
+        <w:t>____________</w:t>
       </w:r>
     </w:p>
     <w:p>
       <w:pPr>
-        <w:spacing w:before="0" w:after="20" w:line="240" w:lineRule="auto"/>
-        <w:ind w:left="312" w:hanging="312"/>
-      </w:pPr>
-      <w:r>
-        <w:t xml:space="preserve">138. forecast </w:t>
-      </w:r>
-      <w:r>
-        <w:t>__________________</w:t>
+        <w:spacing w:before="0" w:after="40" w:line="240" w:lineRule="auto"/>
+      </w:pPr>
+      <w:r>
+        <w:rPr>
+          <w:rFonts w:ascii="Times New Roman" w:hAnsi="Times New Roman" w:eastAsia="SimSun"/>
+          <w:b w:val="0"/>
+          <w:sz w:val="21"/>
+        </w:rPr>
+        <w:t xml:space="preserve">196. solar </w:t>
+      </w:r>
+      <w:r>
+        <w:rPr>
+          <w:rFonts w:ascii="Times New Roman" w:hAnsi="Times New Roman" w:eastAsia="SimSun"/>
+          <w:b w:val="0"/>
+          <w:sz w:val="21"/>
+        </w:rPr>
+        <w:t>____________</w:t>
       </w:r>
     </w:p>
     <w:p>
       <w:pPr>
-        <w:spacing w:before="0" w:after="20" w:line="240" w:lineRule="auto"/>
-        <w:ind w:left="312" w:hanging="312"/>
-      </w:pPr>
-      <w:r>
-        <w:t xml:space="preserve">139. peak </w:t>
-      </w:r>
-      <w:r>
-        <w:t>__________________</w:t>
+        <w:spacing w:before="0" w:after="40" w:line="240" w:lineRule="auto"/>
+      </w:pPr>
+      <w:r>
+        <w:rPr>
+          <w:rFonts w:ascii="Times New Roman" w:hAnsi="Times New Roman" w:eastAsia="SimSun"/>
+          <w:b w:val="0"/>
+          <w:sz w:val="21"/>
+        </w:rPr>
+        <w:t xml:space="preserve">197. lunar </w:t>
+      </w:r>
+      <w:r>
+        <w:rPr>
+          <w:rFonts w:ascii="Times New Roman" w:hAnsi="Times New Roman" w:eastAsia="SimSun"/>
+          <w:b w:val="0"/>
+          <w:sz w:val="21"/>
+        </w:rPr>
+        <w:t>____________</w:t>
       </w:r>
     </w:p>
     <w:p>
       <w:pPr>
-        <w:spacing w:before="0" w:after="20" w:line="240" w:lineRule="auto"/>
-        <w:ind w:left="312" w:hanging="312"/>
-      </w:pPr>
-      <w:r>
-        <w:t xml:space="preserve">140. mount </w:t>
-      </w:r>
-      <w:r>
-        <w:t>__________________</w:t>
+        <w:spacing w:before="0" w:after="40" w:line="240" w:lineRule="auto"/>
+      </w:pPr>
+      <w:r>
+        <w:rPr>
+          <w:rFonts w:ascii="Times New Roman" w:hAnsi="Times New Roman" w:eastAsia="SimSun"/>
+          <w:b w:val="0"/>
+          <w:sz w:val="21"/>
+        </w:rPr>
+        <w:t xml:space="preserve">198. calendar </w:t>
+      </w:r>
+      <w:r>
+        <w:rPr>
+          <w:rFonts w:ascii="Times New Roman" w:hAnsi="Times New Roman" w:eastAsia="SimSun"/>
+          <w:b w:val="0"/>
+          <w:sz w:val="21"/>
+        </w:rPr>
+        <w:t>____________</w:t>
       </w:r>
     </w:p>
     <w:p>
       <w:pPr>
-        <w:spacing w:before="0" w:after="20" w:line="240" w:lineRule="auto"/>
-        <w:ind w:left="312" w:hanging="312"/>
-      </w:pPr>
-      <w:r>
-        <w:t xml:space="preserve">141. mountain </w:t>
-      </w:r>
-      <w:r>
-        <w:t>__________________</w:t>
+        <w:spacing w:before="0" w:after="40" w:line="240" w:lineRule="auto"/>
+      </w:pPr>
+      <w:r>
+        <w:rPr>
+          <w:rFonts w:ascii="Times New Roman" w:hAnsi="Times New Roman" w:eastAsia="SimSun"/>
+          <w:b w:val="0"/>
+          <w:sz w:val="21"/>
+        </w:rPr>
+        <w:t xml:space="preserve">199. sunrise </w:t>
+      </w:r>
+      <w:r>
+        <w:rPr>
+          <w:rFonts w:ascii="Times New Roman" w:hAnsi="Times New Roman" w:eastAsia="SimSun"/>
+          <w:b w:val="0"/>
+          <w:sz w:val="21"/>
+        </w:rPr>
+        <w:t>____________</w:t>
       </w:r>
     </w:p>
     <w:p>
       <w:pPr>
-        <w:spacing w:before="0" w:after="20" w:line="240" w:lineRule="auto"/>
-        <w:ind w:left="312" w:hanging="312"/>
-      </w:pPr>
-      <w:r>
-        <w:t xml:space="preserve">142. range </w:t>
-      </w:r>
-      <w:r>
-        <w:t>__________________</w:t>
+        <w:spacing w:before="0" w:after="40" w:line="240" w:lineRule="auto"/>
+      </w:pPr>
+      <w:r>
+        <w:rPr>
+          <w:rFonts w:ascii="Times New Roman" w:hAnsi="Times New Roman" w:eastAsia="SimSun"/>
+          <w:b w:val="0"/>
+          <w:sz w:val="21"/>
+        </w:rPr>
+        <w:t xml:space="preserve">200. sunset </w:t>
+      </w:r>
+      <w:r>
+        <w:rPr>
+          <w:rFonts w:ascii="Times New Roman" w:hAnsi="Times New Roman" w:eastAsia="SimSun"/>
+          <w:b w:val="0"/>
+          <w:sz w:val="21"/>
+        </w:rPr>
+        <w:t>____________</w:t>
       </w:r>
     </w:p>
     <w:p>
       <w:pPr>
-        <w:spacing w:before="0" w:after="20" w:line="240" w:lineRule="auto"/>
-        <w:ind w:left="312" w:hanging="312"/>
-      </w:pPr>
-      <w:r>
-        <w:t xml:space="preserve">143. ridge </w:t>
-      </w:r>
-      <w:r>
-        <w:t>__________________</w:t>
+        <w:spacing w:before="0" w:after="40" w:line="240" w:lineRule="auto"/>
+      </w:pPr>
+      <w:r>
+        <w:rPr>
+          <w:rFonts w:ascii="Times New Roman" w:hAnsi="Times New Roman" w:eastAsia="SimSun"/>
+          <w:b w:val="0"/>
+          <w:sz w:val="21"/>
+        </w:rPr>
+        <w:t xml:space="preserve">201. eclipse </w:t>
+      </w:r>
+      <w:r>
+        <w:rPr>
+          <w:rFonts w:ascii="Times New Roman" w:hAnsi="Times New Roman" w:eastAsia="SimSun"/>
+          <w:b w:val="0"/>
+          <w:sz w:val="21"/>
+        </w:rPr>
+        <w:t>____________</w:t>
       </w:r>
     </w:p>
     <w:p>
       <w:pPr>
-        <w:spacing w:before="0" w:after="20" w:line="240" w:lineRule="auto"/>
-        <w:ind w:left="312" w:hanging="312"/>
-      </w:pPr>
-      <w:r>
-        <w:t xml:space="preserve">144. slope </w:t>
-      </w:r>
-      <w:r>
-        <w:t>__________________</w:t>
+        <w:spacing w:before="0" w:after="40" w:line="240" w:lineRule="auto"/>
+      </w:pPr>
+      <w:r>
+        <w:rPr>
+          <w:rFonts w:ascii="Times New Roman" w:hAnsi="Times New Roman" w:eastAsia="SimSun"/>
+          <w:b w:val="0"/>
+          <w:sz w:val="21"/>
+        </w:rPr>
+        <w:t xml:space="preserve">202. dusk </w:t>
+      </w:r>
+      <w:r>
+        <w:rPr>
+          <w:rFonts w:ascii="Times New Roman" w:hAnsi="Times New Roman" w:eastAsia="SimSun"/>
+          <w:b w:val="0"/>
+          <w:sz w:val="21"/>
+        </w:rPr>
+        <w:t>____________</w:t>
       </w:r>
     </w:p>
     <w:p>
       <w:pPr>
-        <w:spacing w:before="0" w:after="20" w:line="240" w:lineRule="auto"/>
-        <w:ind w:left="312" w:hanging="312"/>
-      </w:pPr>
-      <w:r>
-        <w:t xml:space="preserve">145. valley </w:t>
-      </w:r>
-      <w:r>
-        <w:t>__________________</w:t>
+        <w:spacing w:before="0" w:after="40" w:line="240" w:lineRule="auto"/>
+      </w:pPr>
+      <w:r>
+        <w:rPr>
+          <w:rFonts w:ascii="Times New Roman" w:hAnsi="Times New Roman" w:eastAsia="SimSun"/>
+          <w:b w:val="0"/>
+          <w:sz w:val="21"/>
+        </w:rPr>
+        <w:t xml:space="preserve">203. heaven </w:t>
+      </w:r>
+      <w:r>
+        <w:rPr>
+          <w:rFonts w:ascii="Times New Roman" w:hAnsi="Times New Roman" w:eastAsia="SimSun"/>
+          <w:b w:val="0"/>
+          <w:sz w:val="21"/>
+        </w:rPr>
+        <w:t>____________</w:t>
       </w:r>
     </w:p>
     <w:p>
       <w:pPr>
-        <w:spacing w:before="0" w:after="20" w:line="240" w:lineRule="auto"/>
-        <w:ind w:left="312" w:hanging="312"/>
-      </w:pPr>
-      <w:r>
-        <w:t xml:space="preserve">146. hillside </w:t>
-      </w:r>
-      <w:r>
-        <w:t>__________________</w:t>
+        <w:spacing w:before="0" w:after="40" w:line="240" w:lineRule="auto"/>
+      </w:pPr>
+      <w:r>
+        <w:rPr>
+          <w:rFonts w:ascii="Times New Roman" w:hAnsi="Times New Roman" w:eastAsia="SimSun"/>
+          <w:b w:val="0"/>
+          <w:sz w:val="21"/>
+        </w:rPr>
+        <w:t xml:space="preserve">204. paradise </w:t>
+      </w:r>
+      <w:r>
+        <w:rPr>
+          <w:rFonts w:ascii="Times New Roman" w:hAnsi="Times New Roman" w:eastAsia="SimSun"/>
+          <w:b w:val="0"/>
+          <w:sz w:val="21"/>
+        </w:rPr>
+        <w:t>____________</w:t>
       </w:r>
     </w:p>
     <w:p>
       <w:pPr>
-        <w:spacing w:before="0" w:after="20" w:line="240" w:lineRule="auto"/>
-        <w:ind w:left="312" w:hanging="312"/>
-      </w:pPr>
-      <w:r>
-        <w:t xml:space="preserve">147. overlook </w:t>
-      </w:r>
-      <w:r>
-        <w:t>__________________</w:t>
+        <w:spacing w:before="0" w:after="40" w:line="240" w:lineRule="auto"/>
+      </w:pPr>
+      <w:r>
+        <w:rPr>
+          <w:rFonts w:ascii="Times New Roman" w:hAnsi="Times New Roman" w:eastAsia="SimSun"/>
+          <w:b w:val="0"/>
+          <w:sz w:val="21"/>
+        </w:rPr>
+        <w:t xml:space="preserve">205. sunshine </w:t>
+      </w:r>
+      <w:r>
+        <w:rPr>
+          <w:rFonts w:ascii="Times New Roman" w:hAnsi="Times New Roman" w:eastAsia="SimSun"/>
+          <w:b w:val="0"/>
+          <w:sz w:val="21"/>
+        </w:rPr>
+        <w:t>____________</w:t>
       </w:r>
     </w:p>
     <w:p>
       <w:pPr>
-        <w:spacing w:before="0" w:after="20" w:line="240" w:lineRule="auto"/>
-        <w:ind w:left="312" w:hanging="312"/>
-      </w:pPr>
-      <w:r>
-        <w:t xml:space="preserve">148. southern </w:t>
-      </w:r>
-      <w:r>
-        <w:t>__________________</w:t>
+        <w:spacing w:before="0" w:after="40" w:line="240" w:lineRule="auto"/>
+      </w:pPr>
+      <w:r>
+        <w:rPr>
+          <w:rFonts w:ascii="Times New Roman" w:hAnsi="Times New Roman" w:eastAsia="SimSun"/>
+          <w:b w:val="0"/>
+          <w:sz w:val="21"/>
+        </w:rPr>
+        <w:t xml:space="preserve">206. shade </w:t>
+      </w:r>
+      <w:r>
+        <w:rPr>
+          <w:rFonts w:ascii="Times New Roman" w:hAnsi="Times New Roman" w:eastAsia="SimSun"/>
+          <w:b w:val="0"/>
+          <w:sz w:val="21"/>
+        </w:rPr>
+        <w:t>____________</w:t>
       </w:r>
     </w:p>
     <w:p>
       <w:pPr>
-        <w:spacing w:before="0" w:after="20" w:line="240" w:lineRule="auto"/>
-        <w:ind w:left="312" w:hanging="312"/>
-      </w:pPr>
-      <w:r>
-        <w:t xml:space="preserve">149. southeast </w:t>
-      </w:r>
-      <w:r>
-        <w:t>__________________</w:t>
+        <w:spacing w:before="0" w:after="40" w:line="240" w:lineRule="auto"/>
+      </w:pPr>
+      <w:r>
+        <w:rPr>
+          <w:rFonts w:ascii="Times New Roman" w:hAnsi="Times New Roman" w:eastAsia="SimSun"/>
+          <w:b w:val="0"/>
+          <w:sz w:val="21"/>
+        </w:rPr>
+        <w:t xml:space="preserve">207. shadow </w:t>
+      </w:r>
+      <w:r>
+        <w:rPr>
+          <w:rFonts w:ascii="Times New Roman" w:hAnsi="Times New Roman" w:eastAsia="SimSun"/>
+          <w:b w:val="0"/>
+          <w:sz w:val="21"/>
+        </w:rPr>
+        <w:t>____________</w:t>
       </w:r>
     </w:p>
     <w:p>
       <w:pPr>
-        <w:spacing w:before="0" w:after="20" w:line="240" w:lineRule="auto"/>
-        <w:ind w:left="312" w:hanging="312"/>
-      </w:pPr>
-      <w:r>
-        <w:t xml:space="preserve">150. southwest </w:t>
-      </w:r>
-      <w:r>
-        <w:t>__________________</w:t>
+        <w:spacing w:before="0" w:after="40" w:line="240" w:lineRule="auto"/>
+      </w:pPr>
+      <w:r>
+        <w:rPr>
+          <w:rFonts w:ascii="Times New Roman" w:hAnsi="Times New Roman" w:eastAsia="SimSun"/>
+          <w:b w:val="0"/>
+          <w:sz w:val="21"/>
+        </w:rPr>
+        <w:t xml:space="preserve">208. vapor </w:t>
+      </w:r>
+      <w:r>
+        <w:rPr>
+          <w:rFonts w:ascii="Times New Roman" w:hAnsi="Times New Roman" w:eastAsia="SimSun"/>
+          <w:b w:val="0"/>
+          <w:sz w:val="21"/>
+        </w:rPr>
+        <w:t>____________</w:t>
       </w:r>
     </w:p>
     <w:p>
       <w:pPr>
-        <w:spacing w:before="0" w:after="20" w:line="240" w:lineRule="auto"/>
-        <w:ind w:left="312" w:hanging="312"/>
-      </w:pPr>
-      <w:r>
-        <w:t xml:space="preserve">151. northeast </w:t>
-      </w:r>
-      <w:r>
-        <w:t>__________________</w:t>
+        <w:spacing w:before="0" w:after="40" w:line="240" w:lineRule="auto"/>
+      </w:pPr>
+      <w:r>
+        <w:rPr>
+          <w:rFonts w:ascii="Times New Roman" w:hAnsi="Times New Roman" w:eastAsia="SimSun"/>
+          <w:b w:val="0"/>
+          <w:sz w:val="21"/>
+        </w:rPr>
+        <w:t xml:space="preserve">209. evaporate </w:t>
+      </w:r>
+      <w:r>
+        <w:rPr>
+          <w:rFonts w:ascii="Times New Roman" w:hAnsi="Times New Roman" w:eastAsia="SimSun"/>
+          <w:b w:val="0"/>
+          <w:sz w:val="21"/>
+        </w:rPr>
+        <w:t>____________</w:t>
       </w:r>
     </w:p>
     <w:p>
       <w:pPr>
-        <w:spacing w:before="0" w:after="20" w:line="240" w:lineRule="auto"/>
-        <w:ind w:left="312" w:hanging="312"/>
-      </w:pPr>
-      <w:r>
-        <w:t xml:space="preserve">152. northwest </w:t>
-      </w:r>
-      <w:r>
-        <w:t>__________________</w:t>
+        <w:spacing w:before="0" w:after="40" w:line="240" w:lineRule="auto"/>
+      </w:pPr>
+      <w:r>
+        <w:rPr>
+          <w:rFonts w:ascii="Times New Roman" w:hAnsi="Times New Roman" w:eastAsia="SimSun"/>
+          <w:b w:val="0"/>
+          <w:sz w:val="21"/>
+        </w:rPr>
+        <w:t xml:space="preserve">210. circulate </w:t>
+      </w:r>
+      <w:r>
+        <w:rPr>
+          <w:rFonts w:ascii="Times New Roman" w:hAnsi="Times New Roman" w:eastAsia="SimSun"/>
+          <w:b w:val="0"/>
+          <w:sz w:val="21"/>
+        </w:rPr>
+        <w:t>____________</w:t>
       </w:r>
     </w:p>
     <w:p>
       <w:pPr>
-        <w:spacing w:before="0" w:after="20" w:line="240" w:lineRule="auto"/>
-        <w:ind w:left="312" w:hanging="312"/>
-      </w:pPr>
-      <w:r>
-        <w:t xml:space="preserve">153. eastern </w:t>
-      </w:r>
-      <w:r>
-        <w:t>__________________</w:t>
+        <w:spacing w:before="0" w:after="40" w:line="240" w:lineRule="auto"/>
+      </w:pPr>
+      <w:r>
+        <w:rPr>
+          <w:rFonts w:ascii="Times New Roman" w:hAnsi="Times New Roman" w:eastAsia="SimSun"/>
+          <w:b w:val="0"/>
+          <w:sz w:val="21"/>
+        </w:rPr>
+        <w:t xml:space="preserve">211. precipitate </w:t>
+      </w:r>
+      <w:r>
+        <w:rPr>
+          <w:rFonts w:ascii="Times New Roman" w:hAnsi="Times New Roman" w:eastAsia="SimSun"/>
+          <w:b w:val="0"/>
+          <w:sz w:val="21"/>
+        </w:rPr>
+        <w:t>____________</w:t>
       </w:r>
     </w:p>
     <w:p>
       <w:pPr>
-        <w:spacing w:before="0" w:after="20" w:line="240" w:lineRule="auto"/>
-        <w:ind w:left="312" w:hanging="312"/>
-      </w:pPr>
-      <w:r>
-        <w:t xml:space="preserve">154. oriental </w:t>
-      </w:r>
-      <w:r>
-        <w:t>__________________</w:t>
+        <w:spacing w:before="0" w:after="40" w:line="240" w:lineRule="auto"/>
+      </w:pPr>
+      <w:r>
+        <w:rPr>
+          <w:rFonts w:ascii="Times New Roman" w:hAnsi="Times New Roman" w:eastAsia="SimSun"/>
+          <w:b w:val="0"/>
+          <w:sz w:val="21"/>
+        </w:rPr>
+        <w:t xml:space="preserve">212. reservoir </w:t>
+      </w:r>
+      <w:r>
+        <w:rPr>
+          <w:rFonts w:ascii="Times New Roman" w:hAnsi="Times New Roman" w:eastAsia="SimSun"/>
+          <w:b w:val="0"/>
+          <w:sz w:val="21"/>
+        </w:rPr>
+        <w:t>____________</w:t>
       </w:r>
     </w:p>
     <w:p>
       <w:pPr>
-        <w:spacing w:before="0" w:after="20" w:line="240" w:lineRule="auto"/>
-        <w:ind w:left="312" w:hanging="312"/>
-      </w:pPr>
-      <w:r>
-        <w:t xml:space="preserve">155. inevitable </w:t>
-      </w:r>
-      <w:r>
-        <w:t>__________________</w:t>
+        <w:spacing w:before="0" w:after="40" w:line="240" w:lineRule="auto"/>
+      </w:pPr>
+      <w:r>
+        <w:rPr>
+          <w:rFonts w:ascii="Times New Roman" w:hAnsi="Times New Roman" w:eastAsia="SimSun"/>
+          <w:b w:val="0"/>
+          <w:sz w:val="21"/>
+        </w:rPr>
+        <w:t xml:space="preserve">213. waterfall </w:t>
+      </w:r>
+      <w:r>
+        <w:rPr>
+          <w:rFonts w:ascii="Times New Roman" w:hAnsi="Times New Roman" w:eastAsia="SimSun"/>
+          <w:b w:val="0"/>
+          <w:sz w:val="21"/>
+        </w:rPr>
+        <w:t>____________</w:t>
       </w:r>
     </w:p>
     <w:p>
       <w:pPr>
-        <w:spacing w:before="0" w:after="20" w:line="240" w:lineRule="auto"/>
-        <w:ind w:left="312" w:hanging="312"/>
-      </w:pPr>
-      <w:r>
-        <w:t xml:space="preserve">156. irreversible </w:t>
-      </w:r>
-      <w:r>
-        <w:t>__________________</w:t>
+        <w:spacing w:before="0" w:after="40" w:line="240" w:lineRule="auto"/>
+      </w:pPr>
+      <w:r>
+        <w:rPr>
+          <w:rFonts w:ascii="Times New Roman" w:hAnsi="Times New Roman" w:eastAsia="SimSun"/>
+          <w:b w:val="0"/>
+          <w:sz w:val="21"/>
+        </w:rPr>
+        <w:t xml:space="preserve">214. fountain </w:t>
+      </w:r>
+      <w:r>
+        <w:rPr>
+          <w:rFonts w:ascii="Times New Roman" w:hAnsi="Times New Roman" w:eastAsia="SimSun"/>
+          <w:b w:val="0"/>
+          <w:sz w:val="21"/>
+        </w:rPr>
+        <w:t>____________</w:t>
       </w:r>
     </w:p>
     <w:p>
       <w:pPr>
-        <w:spacing w:before="0" w:after="20" w:line="240" w:lineRule="auto"/>
-        <w:ind w:left="312" w:hanging="312"/>
-      </w:pPr>
-      <w:r>
-        <w:t xml:space="preserve">157. irregularly </w:t>
-      </w:r>
-      <w:r>
-        <w:t>__________________</w:t>
+        <w:spacing w:before="0" w:after="40" w:line="240" w:lineRule="auto"/>
+      </w:pPr>
+      <w:r>
+        <w:rPr>
+          <w:rFonts w:ascii="Times New Roman" w:hAnsi="Times New Roman" w:eastAsia="SimSun"/>
+          <w:b w:val="0"/>
+          <w:sz w:val="21"/>
+        </w:rPr>
+        <w:t xml:space="preserve">215. spring </w:t>
+      </w:r>
+      <w:r>
+        <w:rPr>
+          <w:rFonts w:ascii="Times New Roman" w:hAnsi="Times New Roman" w:eastAsia="SimSun"/>
+          <w:b w:val="0"/>
+          <w:sz w:val="21"/>
+        </w:rPr>
+        <w:t>____________</w:t>
       </w:r>
     </w:p>
     <w:p>
       <w:pPr>
-        <w:spacing w:before="0" w:after="20" w:line="240" w:lineRule="auto"/>
-        <w:ind w:left="312" w:hanging="312"/>
-      </w:pPr>
-      <w:r>
-        <w:t xml:space="preserve">158. inappropriate </w:t>
-      </w:r>
-      <w:r>
-        <w:t>__________________</w:t>
+        <w:spacing w:before="0" w:after="40" w:line="240" w:lineRule="auto"/>
+      </w:pPr>
+      <w:r>
+        <w:rPr>
+          <w:rFonts w:ascii="Times New Roman" w:hAnsi="Times New Roman" w:eastAsia="SimSun"/>
+          <w:b w:val="0"/>
+          <w:sz w:val="21"/>
+        </w:rPr>
+        <w:t xml:space="preserve">216. dew </w:t>
+      </w:r>
+      <w:r>
+        <w:rPr>
+          <w:rFonts w:ascii="Times New Roman" w:hAnsi="Times New Roman" w:eastAsia="SimSun"/>
+          <w:b w:val="0"/>
+          <w:sz w:val="21"/>
+        </w:rPr>
+        <w:t>____________</w:t>
       </w:r>
     </w:p>
     <w:p>
       <w:pPr>
-        <w:spacing w:before="0" w:after="20" w:line="240" w:lineRule="auto"/>
-        <w:ind w:left="312" w:hanging="312"/>
-      </w:pPr>
-      <w:r>
-        <w:t xml:space="preserve">159. abnormal </w:t>
-      </w:r>
-      <w:r>
-        <w:t>__________________</w:t>
+        <w:spacing w:before="0" w:after="40" w:line="240" w:lineRule="auto"/>
+      </w:pPr>
+      <w:r>
+        <w:rPr>
+          <w:rFonts w:ascii="Times New Roman" w:hAnsi="Times New Roman" w:eastAsia="SimSun"/>
+          <w:b w:val="0"/>
+          <w:sz w:val="21"/>
+        </w:rPr>
+        <w:t xml:space="preserve">217. pour </w:t>
+      </w:r>
+      <w:r>
+        <w:rPr>
+          <w:rFonts w:ascii="Times New Roman" w:hAnsi="Times New Roman" w:eastAsia="SimSun"/>
+          <w:b w:val="0"/>
+          <w:sz w:val="21"/>
+        </w:rPr>
+        <w:t>____________</w:t>
       </w:r>
     </w:p>
     <w:p>
       <w:pPr>
-        <w:spacing w:before="0" w:after="20" w:line="240" w:lineRule="auto"/>
-        <w:ind w:left="312" w:hanging="312"/>
-      </w:pPr>
-      <w:r>
-        <w:t xml:space="preserve">160. sediment </w:t>
-      </w:r>
-      <w:r>
-        <w:t>__________________</w:t>
+        <w:spacing w:before="0" w:after="40" w:line="240" w:lineRule="auto"/>
+      </w:pPr>
+      <w:r>
+        <w:rPr>
+          <w:rFonts w:ascii="Times New Roman" w:hAnsi="Times New Roman" w:eastAsia="SimSun"/>
+          <w:b w:val="0"/>
+          <w:sz w:val="21"/>
+        </w:rPr>
+        <w:t xml:space="preserve">218. drain </w:t>
+      </w:r>
+      <w:r>
+        <w:rPr>
+          <w:rFonts w:ascii="Times New Roman" w:hAnsi="Times New Roman" w:eastAsia="SimSun"/>
+          <w:b w:val="0"/>
+          <w:sz w:val="21"/>
+        </w:rPr>
+        <w:t>____________</w:t>
       </w:r>
     </w:p>
     <w:p>
       <w:pPr>
-        <w:spacing w:before="0" w:after="20" w:line="240" w:lineRule="auto"/>
-        <w:ind w:left="312" w:hanging="312"/>
-      </w:pPr>
-      <w:r>
-        <w:t xml:space="preserve">161. silt </w:t>
-      </w:r>
-      <w:r>
-        <w:t>__________________</w:t>
+        <w:spacing w:before="0" w:after="40" w:line="240" w:lineRule="auto"/>
+      </w:pPr>
+      <w:r>
+        <w:rPr>
+          <w:rFonts w:ascii="Times New Roman" w:hAnsi="Times New Roman" w:eastAsia="SimSun"/>
+          <w:b w:val="0"/>
+          <w:sz w:val="21"/>
+        </w:rPr>
+        <w:t xml:space="preserve">219. drip </w:t>
+      </w:r>
+      <w:r>
+        <w:rPr>
+          <w:rFonts w:ascii="Times New Roman" w:hAnsi="Times New Roman" w:eastAsia="SimSun"/>
+          <w:b w:val="0"/>
+          <w:sz w:val="21"/>
+        </w:rPr>
+        <w:t>____________</w:t>
       </w:r>
     </w:p>
     <w:p>
       <w:pPr>
-        <w:spacing w:before="0" w:after="20" w:line="240" w:lineRule="auto"/>
-        <w:ind w:left="312" w:hanging="312"/>
-      </w:pPr>
-      <w:r>
-        <w:t xml:space="preserve">162. muddy </w:t>
-      </w:r>
-      <w:r>
-        <w:t>__________________</w:t>
+        <w:spacing w:before="0" w:after="40" w:line="240" w:lineRule="auto"/>
+      </w:pPr>
+      <w:r>
+        <w:rPr>
+          <w:rFonts w:ascii="Times New Roman" w:hAnsi="Times New Roman" w:eastAsia="SimSun"/>
+          <w:b w:val="0"/>
+          <w:sz w:val="21"/>
+        </w:rPr>
+        <w:t xml:space="preserve">220. drown </w:t>
+      </w:r>
+      <w:r>
+        <w:rPr>
+          <w:rFonts w:ascii="Times New Roman" w:hAnsi="Times New Roman" w:eastAsia="SimSun"/>
+          <w:b w:val="0"/>
+          <w:sz w:val="21"/>
+        </w:rPr>
+        <w:t>____________</w:t>
       </w:r>
     </w:p>
     <w:p>
       <w:pPr>
-        <w:spacing w:before="0" w:after="20" w:line="240" w:lineRule="auto"/>
-        <w:ind w:left="312" w:hanging="312"/>
-      </w:pPr>
-      <w:r>
-        <w:t xml:space="preserve">163. clay </w:t>
-      </w:r>
-      <w:r>
-        <w:t>__________________</w:t>
+        <w:spacing w:before="0" w:after="40" w:line="240" w:lineRule="auto"/>
+      </w:pPr>
+      <w:r>
+        <w:rPr>
+          <w:rFonts w:ascii="Times New Roman" w:hAnsi="Times New Roman" w:eastAsia="SimSun"/>
+          <w:b w:val="0"/>
+          <w:sz w:val="21"/>
+        </w:rPr>
+        <w:t xml:space="preserve">221. blow </w:t>
+      </w:r>
+      <w:r>
+        <w:rPr>
+          <w:rFonts w:ascii="Times New Roman" w:hAnsi="Times New Roman" w:eastAsia="SimSun"/>
+          <w:b w:val="0"/>
+          <w:sz w:val="21"/>
+        </w:rPr>
+        <w:t>____________</w:t>
       </w:r>
     </w:p>
     <w:p>
       <w:pPr>
-        <w:spacing w:before="0" w:after="20" w:line="240" w:lineRule="auto"/>
-        <w:ind w:left="312" w:hanging="312"/>
-      </w:pPr>
-      <w:r>
-        <w:t xml:space="preserve">164. dirt </w:t>
-      </w:r>
-      <w:r>
-        <w:t>__________________</w:t>
+        <w:spacing w:before="0" w:after="40" w:line="240" w:lineRule="auto"/>
+      </w:pPr>
+      <w:r>
+        <w:rPr>
+          <w:rFonts w:ascii="Times New Roman" w:hAnsi="Times New Roman" w:eastAsia="SimSun"/>
+          <w:b w:val="0"/>
+          <w:sz w:val="21"/>
+        </w:rPr>
+        <w:t xml:space="preserve">222. puff </w:t>
+      </w:r>
+      <w:r>
+        <w:rPr>
+          <w:rFonts w:ascii="Times New Roman" w:hAnsi="Times New Roman" w:eastAsia="SimSun"/>
+          <w:b w:val="0"/>
+          <w:sz w:val="21"/>
+        </w:rPr>
+        <w:t>____________</w:t>
       </w:r>
     </w:p>
     <w:p>
       <w:pPr>
-        <w:spacing w:before="0" w:after="20" w:line="240" w:lineRule="auto"/>
-        <w:ind w:left="312" w:hanging="312"/>
-      </w:pPr>
-      <w:r>
-        <w:t xml:space="preserve">165. rural </w:t>
-      </w:r>
-      <w:r>
-        <w:t>__________________</w:t>
+        <w:spacing w:before="0" w:after="40" w:line="240" w:lineRule="auto"/>
+      </w:pPr>
+      <w:r>
+        <w:rPr>
+          <w:rFonts w:ascii="Times New Roman" w:hAnsi="Times New Roman" w:eastAsia="SimSun"/>
+          <w:b w:val="0"/>
+          <w:sz w:val="21"/>
+        </w:rPr>
+        <w:t xml:space="preserve">223. gush </w:t>
+      </w:r>
+      <w:r>
+        <w:rPr>
+          <w:rFonts w:ascii="Times New Roman" w:hAnsi="Times New Roman" w:eastAsia="SimSun"/>
+          <w:b w:val="0"/>
+          <w:sz w:val="21"/>
+        </w:rPr>
+        <w:t>____________</w:t>
       </w:r>
     </w:p>
     <w:p>
       <w:pPr>
-        <w:spacing w:before="0" w:after="20" w:line="240" w:lineRule="auto"/>
-        <w:ind w:left="312" w:hanging="312"/>
-      </w:pPr>
-      <w:r>
-        <w:t xml:space="preserve">166. suburb </w:t>
-      </w:r>
-      <w:r>
-        <w:t>__________________</w:t>
+        <w:spacing w:before="0" w:after="40" w:line="240" w:lineRule="auto"/>
+      </w:pPr>
+      <w:r>
+        <w:rPr>
+          <w:rFonts w:ascii="Times New Roman" w:hAnsi="Times New Roman" w:eastAsia="SimSun"/>
+          <w:b w:val="0"/>
+          <w:sz w:val="21"/>
+        </w:rPr>
+        <w:t xml:space="preserve">224. dense </w:t>
+      </w:r>
+      <w:r>
+        <w:rPr>
+          <w:rFonts w:ascii="Times New Roman" w:hAnsi="Times New Roman" w:eastAsia="SimSun"/>
+          <w:b w:val="0"/>
+          <w:sz w:val="21"/>
+        </w:rPr>
+        <w:t>____________</w:t>
       </w:r>
     </w:p>
     <w:p>
       <w:pPr>
-        <w:spacing w:before="0" w:after="20" w:line="240" w:lineRule="auto"/>
-        <w:ind w:left="312" w:hanging="312"/>
-      </w:pPr>
-      <w:r>
-        <w:t xml:space="preserve">167. outskirts </w:t>
-      </w:r>
-      <w:r>
-        <w:t>__________________</w:t>
+        <w:spacing w:before="0" w:after="40" w:line="240" w:lineRule="auto"/>
+      </w:pPr>
+      <w:r>
+        <w:rPr>
+          <w:rFonts w:ascii="Times New Roman" w:hAnsi="Times New Roman" w:eastAsia="SimSun"/>
+          <w:b w:val="0"/>
+          <w:sz w:val="21"/>
+        </w:rPr>
+        <w:t xml:space="preserve">225. intensity </w:t>
+      </w:r>
+      <w:r>
+        <w:rPr>
+          <w:rFonts w:ascii="Times New Roman" w:hAnsi="Times New Roman" w:eastAsia="SimSun"/>
+          <w:b w:val="0"/>
+          <w:sz w:val="21"/>
+        </w:rPr>
+        <w:t>____________</w:t>
       </w:r>
     </w:p>
     <w:p>
       <w:pPr>
-        <w:spacing w:before="0" w:after="20" w:line="240" w:lineRule="auto"/>
-        <w:ind w:left="312" w:hanging="312"/>
-      </w:pPr>
-      <w:r>
-        <w:t xml:space="preserve">168. remote </w:t>
-      </w:r>
-      <w:r>
-        <w:t>__________________</w:t>
+        <w:spacing w:before="0" w:after="40" w:line="240" w:lineRule="auto"/>
+      </w:pPr>
+      <w:r>
+        <w:rPr>
+          <w:rFonts w:ascii="Times New Roman" w:hAnsi="Times New Roman" w:eastAsia="SimSun"/>
+          <w:b w:val="0"/>
+          <w:sz w:val="21"/>
+        </w:rPr>
+        <w:t xml:space="preserve">226. intensive </w:t>
+      </w:r>
+      <w:r>
+        <w:rPr>
+          <w:rFonts w:ascii="Times New Roman" w:hAnsi="Times New Roman" w:eastAsia="SimSun"/>
+          <w:b w:val="0"/>
+          <w:sz w:val="21"/>
+        </w:rPr>
+        <w:t>____________</w:t>
       </w:r>
     </w:p>
     <w:p>
       <w:pPr>
-        <w:spacing w:before="0" w:after="20" w:line="240" w:lineRule="auto"/>
-        <w:ind w:left="312" w:hanging="312"/>
-      </w:pPr>
-      <w:r>
-        <w:t xml:space="preserve">169. desolate </w:t>
-      </w:r>
-      <w:r>
-        <w:t>__________________</w:t>
+        <w:spacing w:before="0" w:after="40" w:line="240" w:lineRule="auto"/>
+      </w:pPr>
+      <w:r>
+        <w:rPr>
+          <w:rFonts w:ascii="Times New Roman" w:hAnsi="Times New Roman" w:eastAsia="SimSun"/>
+          <w:b w:val="0"/>
+          <w:sz w:val="21"/>
+        </w:rPr>
+        <w:t xml:space="preserve">227. emerge </w:t>
+      </w:r>
+      <w:r>
+        <w:rPr>
+          <w:rFonts w:ascii="Times New Roman" w:hAnsi="Times New Roman" w:eastAsia="SimSun"/>
+          <w:b w:val="0"/>
+          <w:sz w:val="21"/>
+        </w:rPr>
+        <w:t>____________</w:t>
       </w:r>
     </w:p>
     <w:p>
       <w:pPr>
-        <w:spacing w:before="0" w:after="20" w:line="240" w:lineRule="auto"/>
-        <w:ind w:left="312" w:hanging="312"/>
-      </w:pPr>
-      <w:r>
-        <w:t xml:space="preserve">170. distant </w:t>
-      </w:r>
-      <w:r>
-        <w:t>__________________</w:t>
+        <w:spacing w:before="0" w:after="40" w:line="240" w:lineRule="auto"/>
+      </w:pPr>
+      <w:r>
+        <w:rPr>
+          <w:rFonts w:ascii="Times New Roman" w:hAnsi="Times New Roman" w:eastAsia="SimSun"/>
+          <w:b w:val="0"/>
+          <w:sz w:val="21"/>
+        </w:rPr>
+        <w:t xml:space="preserve">228. flash </w:t>
+      </w:r>
+      <w:r>
+        <w:rPr>
+          <w:rFonts w:ascii="Times New Roman" w:hAnsi="Times New Roman" w:eastAsia="SimSun"/>
+          <w:b w:val="0"/>
+          <w:sz w:val="21"/>
+        </w:rPr>
+        <w:t>____________</w:t>
       </w:r>
     </w:p>
     <w:p>
       <w:pPr>
-        <w:spacing w:before="0" w:after="20" w:line="240" w:lineRule="auto"/>
-        <w:ind w:left="312" w:hanging="312"/>
-      </w:pPr>
-      <w:r>
-        <w:t xml:space="preserve">171. adjacent </w:t>
-      </w:r>
-      <w:r>
-        <w:t>__________________</w:t>
+        <w:spacing w:before="0" w:after="40" w:line="240" w:lineRule="auto"/>
+      </w:pPr>
+      <w:r>
+        <w:rPr>
+          <w:rFonts w:ascii="Times New Roman" w:hAnsi="Times New Roman" w:eastAsia="SimSun"/>
+          <w:b w:val="0"/>
+          <w:sz w:val="21"/>
+        </w:rPr>
+        <w:t xml:space="preserve">229. float </w:t>
+      </w:r>
+      <w:r>
+        <w:rPr>
+          <w:rFonts w:ascii="Times New Roman" w:hAnsi="Times New Roman" w:eastAsia="SimSun"/>
+          <w:b w:val="0"/>
+          <w:sz w:val="21"/>
+        </w:rPr>
+        <w:t>____________</w:t>
       </w:r>
     </w:p>
     <w:p>
       <w:pPr>
-        <w:spacing w:before="0" w:after="20" w:line="240" w:lineRule="auto"/>
-        <w:ind w:left="312" w:hanging="312"/>
-      </w:pPr>
-      <w:r>
-        <w:t xml:space="preserve">172. toxic </w:t>
-      </w:r>
-      <w:r>
-        <w:t>__________________</w:t>
+        <w:spacing w:before="0" w:after="40" w:line="240" w:lineRule="auto"/>
+      </w:pPr>
+      <w:r>
+        <w:rPr>
+          <w:rFonts w:ascii="Times New Roman" w:hAnsi="Times New Roman" w:eastAsia="SimSun"/>
+          <w:b w:val="0"/>
+          <w:sz w:val="21"/>
+        </w:rPr>
+        <w:t xml:space="preserve">230. environment </w:t>
+      </w:r>
+      <w:r>
+        <w:rPr>
+          <w:rFonts w:ascii="Times New Roman" w:hAnsi="Times New Roman" w:eastAsia="SimSun"/>
+          <w:b w:val="0"/>
+          <w:sz w:val="21"/>
+        </w:rPr>
+        <w:t>____________</w:t>
       </w:r>
     </w:p>
     <w:p>
       <w:pPr>
-        <w:spacing w:before="0" w:after="20" w:line="240" w:lineRule="auto"/>
-        <w:ind w:left="312" w:hanging="312"/>
-      </w:pPr>
-      <w:r>
-        <w:t xml:space="preserve">173. pollution </w:t>
-      </w:r>
-      <w:r>
-        <w:t>__________________</w:t>
+        <w:spacing w:before="0" w:after="40" w:line="240" w:lineRule="auto"/>
+      </w:pPr>
+      <w:r>
+        <w:rPr>
+          <w:rFonts w:ascii="Times New Roman" w:hAnsi="Times New Roman" w:eastAsia="SimSun"/>
+          <w:b w:val="0"/>
+          <w:sz w:val="21"/>
+        </w:rPr>
+        <w:t xml:space="preserve">231. surrounding </w:t>
+      </w:r>
+      <w:r>
+        <w:rPr>
+          <w:rFonts w:ascii="Times New Roman" w:hAnsi="Times New Roman" w:eastAsia="SimSun"/>
+          <w:b w:val="0"/>
+          <w:sz w:val="21"/>
+        </w:rPr>
+        <w:t>____________</w:t>
       </w:r>
     </w:p>
     <w:p>
       <w:pPr>
-        <w:spacing w:before="0" w:after="20" w:line="240" w:lineRule="auto"/>
-        <w:ind w:left="312" w:hanging="312"/>
-      </w:pPr>
-      <w:r>
-        <w:t xml:space="preserve">174. pollutant </w:t>
-      </w:r>
-      <w:r>
-        <w:t>__________________</w:t>
+        <w:spacing w:before="0" w:after="40" w:line="240" w:lineRule="auto"/>
+      </w:pPr>
+      <w:r>
+        <w:rPr>
+          <w:rFonts w:ascii="Times New Roman" w:hAnsi="Times New Roman" w:eastAsia="SimSun"/>
+          <w:b w:val="0"/>
+          <w:sz w:val="21"/>
+        </w:rPr>
+        <w:t xml:space="preserve">232. condition </w:t>
+      </w:r>
+      <w:r>
+        <w:rPr>
+          <w:rFonts w:ascii="Times New Roman" w:hAnsi="Times New Roman" w:eastAsia="SimSun"/>
+          <w:b w:val="0"/>
+          <w:sz w:val="21"/>
+        </w:rPr>
+        <w:t>____________</w:t>
       </w:r>
     </w:p>
     <w:p>
       <w:pPr>
-        <w:spacing w:before="0" w:after="20" w:line="240" w:lineRule="auto"/>
-        <w:ind w:left="312" w:hanging="312"/>
-      </w:pPr>
-      <w:r>
-        <w:t xml:space="preserve">175. contaminate </w:t>
-      </w:r>
-      <w:r>
-        <w:t>__________________</w:t>
+        <w:spacing w:before="0" w:after="40" w:line="240" w:lineRule="auto"/>
+      </w:pPr>
+      <w:r>
+        <w:rPr>
+          <w:rFonts w:ascii="Times New Roman" w:hAnsi="Times New Roman" w:eastAsia="SimSun"/>
+          <w:b w:val="0"/>
+          <w:sz w:val="21"/>
+        </w:rPr>
+        <w:t xml:space="preserve">233. situation </w:t>
+      </w:r>
+      <w:r>
+        <w:rPr>
+          <w:rFonts w:ascii="Times New Roman" w:hAnsi="Times New Roman" w:eastAsia="SimSun"/>
+          <w:b w:val="0"/>
+          <w:sz w:val="21"/>
+        </w:rPr>
+        <w:t>____________</w:t>
       </w:r>
     </w:p>
     <w:p>
       <w:pPr>
-        <w:spacing w:before="0" w:after="20" w:line="240" w:lineRule="auto"/>
-        <w:ind w:left="312" w:hanging="312"/>
-      </w:pPr>
-      <w:r>
-        <w:t xml:space="preserve">176. geology </w:t>
-      </w:r>
-      <w:r>
-        <w:t>__________________</w:t>
+        <w:spacing w:before="0" w:after="40" w:line="240" w:lineRule="auto"/>
+      </w:pPr>
+      <w:r>
+        <w:rPr>
+          <w:rFonts w:ascii="Times New Roman" w:hAnsi="Times New Roman" w:eastAsia="SimSun"/>
+          <w:b w:val="0"/>
+          <w:sz w:val="21"/>
+        </w:rPr>
+        <w:t xml:space="preserve">234. nature </w:t>
+      </w:r>
+      <w:r>
+        <w:rPr>
+          <w:rFonts w:ascii="Times New Roman" w:hAnsi="Times New Roman" w:eastAsia="SimSun"/>
+          <w:b w:val="0"/>
+          <w:sz w:val="21"/>
+        </w:rPr>
+        <w:t>____________</w:t>
       </w:r>
     </w:p>
     <w:p>
       <w:pPr>
-        <w:spacing w:before="0" w:after="20" w:line="240" w:lineRule="auto"/>
-        <w:ind w:left="312" w:hanging="312"/>
-      </w:pPr>
-      <w:r>
-        <w:t xml:space="preserve">177. border </w:t>
-      </w:r>
-      <w:r>
-        <w:t>__________________</w:t>
+        <w:spacing w:before="0" w:after="40" w:line="240" w:lineRule="auto"/>
+      </w:pPr>
+      <w:r>
+        <w:rPr>
+          <w:rFonts w:ascii="Times New Roman" w:hAnsi="Times New Roman" w:eastAsia="SimSun"/>
+          <w:b w:val="0"/>
+          <w:sz w:val="21"/>
+        </w:rPr>
+        <w:t xml:space="preserve">235. natural </w:t>
+      </w:r>
+      <w:r>
+        <w:rPr>
+          <w:rFonts w:ascii="Times New Roman" w:hAnsi="Times New Roman" w:eastAsia="SimSun"/>
+          <w:b w:val="0"/>
+          <w:sz w:val="21"/>
+        </w:rPr>
+        <w:t>____________</w:t>
       </w:r>
     </w:p>
     <w:p>
       <w:pPr>
-        <w:spacing w:before="0" w:after="20" w:line="240" w:lineRule="auto"/>
-        <w:ind w:left="312" w:hanging="312"/>
-      </w:pPr>
-      <w:r>
-        <w:t xml:space="preserve">178. margin </w:t>
-      </w:r>
-      <w:r>
-        <w:t>__________________</w:t>
+        <w:spacing w:before="0" w:after="40" w:line="240" w:lineRule="auto"/>
+      </w:pPr>
+      <w:r>
+        <w:rPr>
+          <w:rFonts w:ascii="Times New Roman" w:hAnsi="Times New Roman" w:eastAsia="SimSun"/>
+          <w:b w:val="0"/>
+          <w:sz w:val="21"/>
+        </w:rPr>
+        <w:t xml:space="preserve">236. artificial </w:t>
+      </w:r>
+      <w:r>
+        <w:rPr>
+          <w:rFonts w:ascii="Times New Roman" w:hAnsi="Times New Roman" w:eastAsia="SimSun"/>
+          <w:b w:val="0"/>
+          <w:sz w:val="21"/>
+        </w:rPr>
+        <w:t>____________</w:t>
       </w:r>
     </w:p>
     <w:p>
       <w:pPr>
-        <w:spacing w:before="0" w:after="20" w:line="240" w:lineRule="auto"/>
-        <w:ind w:left="312" w:hanging="312"/>
-      </w:pPr>
-      <w:r>
-        <w:t xml:space="preserve">179. fringe </w:t>
-      </w:r>
-      <w:r>
-        <w:t>__________________</w:t>
+        <w:spacing w:before="0" w:after="40" w:line="240" w:lineRule="auto"/>
+      </w:pPr>
+      <w:r>
+        <w:rPr>
+          <w:rFonts w:ascii="Times New Roman" w:hAnsi="Times New Roman" w:eastAsia="SimSun"/>
+          <w:b w:val="0"/>
+          <w:sz w:val="21"/>
+        </w:rPr>
+        <w:t xml:space="preserve">237. synthetic </w:t>
+      </w:r>
+      <w:r>
+        <w:rPr>
+          <w:rFonts w:ascii="Times New Roman" w:hAnsi="Times New Roman" w:eastAsia="SimSun"/>
+          <w:b w:val="0"/>
+          <w:sz w:val="21"/>
+        </w:rPr>
+        <w:t>____________</w:t>
       </w:r>
     </w:p>
     <w:p>
       <w:pPr>
-        <w:spacing w:before="0" w:after="20" w:line="240" w:lineRule="auto"/>
-        <w:ind w:left="312" w:hanging="312"/>
-      </w:pPr>
-      <w:r>
-        <w:t xml:space="preserve">180. plate </w:t>
-      </w:r>
-      <w:r>
-        <w:t>__________________</w:t>
+        <w:spacing w:before="0" w:after="40" w:line="240" w:lineRule="auto"/>
+      </w:pPr>
+      <w:r>
+        <w:rPr>
+          <w:rFonts w:ascii="Times New Roman" w:hAnsi="Times New Roman" w:eastAsia="SimSun"/>
+          <w:b w:val="0"/>
+          <w:sz w:val="21"/>
+        </w:rPr>
+        <w:t xml:space="preserve">238. petrol </w:t>
+      </w:r>
+      <w:r>
+        <w:rPr>
+          <w:rFonts w:ascii="Times New Roman" w:hAnsi="Times New Roman" w:eastAsia="SimSun"/>
+          <w:b w:val="0"/>
+          <w:sz w:val="21"/>
+        </w:rPr>
+        <w:t>____________</w:t>
       </w:r>
     </w:p>
     <w:p>
       <w:pPr>
-        <w:spacing w:before="0" w:after="20" w:line="240" w:lineRule="auto"/>
-        <w:ind w:left="312" w:hanging="312"/>
-      </w:pPr>
-      <w:r>
-        <w:t xml:space="preserve">181. debris </w:t>
-      </w:r>
-      <w:r>
-        <w:t>__________________</w:t>
+        <w:spacing w:before="0" w:after="40" w:line="240" w:lineRule="auto"/>
+      </w:pPr>
+      <w:r>
+        <w:rPr>
+          <w:rFonts w:ascii="Times New Roman" w:hAnsi="Times New Roman" w:eastAsia="SimSun"/>
+          <w:b w:val="0"/>
+          <w:sz w:val="21"/>
+        </w:rPr>
+        <w:t xml:space="preserve">239. gas </w:t>
+      </w:r>
+      <w:r>
+        <w:rPr>
+          <w:rFonts w:ascii="Times New Roman" w:hAnsi="Times New Roman" w:eastAsia="SimSun"/>
+          <w:b w:val="0"/>
+          <w:sz w:val="21"/>
+        </w:rPr>
+        <w:t>____________</w:t>
       </w:r>
     </w:p>
     <w:p>
       <w:pPr>
-        <w:spacing w:before="0" w:after="20" w:line="240" w:lineRule="auto"/>
-        <w:ind w:left="312" w:hanging="312"/>
-      </w:pPr>
-      <w:r>
-        <w:t xml:space="preserve">182. crack </w:t>
-      </w:r>
-      <w:r>
-        <w:t>__________________</w:t>
+        <w:spacing w:before="0" w:after="40" w:line="240" w:lineRule="auto"/>
+      </w:pPr>
+      <w:r>
+        <w:rPr>
+          <w:rFonts w:ascii="Times New Roman" w:hAnsi="Times New Roman" w:eastAsia="SimSun"/>
+          <w:b w:val="0"/>
+          <w:sz w:val="21"/>
+        </w:rPr>
+        <w:t xml:space="preserve">240. gasoline </w:t>
+      </w:r>
+      <w:r>
+        <w:rPr>
+          <w:rFonts w:ascii="Times New Roman" w:hAnsi="Times New Roman" w:eastAsia="SimSun"/>
+          <w:b w:val="0"/>
+          <w:sz w:val="21"/>
+        </w:rPr>
+        <w:t>____________</w:t>
       </w:r>
     </w:p>
     <w:p>
       <w:pPr>
-        <w:spacing w:before="0" w:after="20" w:line="240" w:lineRule="auto"/>
-        <w:ind w:left="312" w:hanging="312"/>
-      </w:pPr>
-      <w:r>
-        <w:t xml:space="preserve">183. gap </w:t>
-      </w:r>
-      <w:r>
-        <w:t>__________________</w:t>
-      </w:r>
+        <w:sectPr>
+          <w:footerReference w:type="default" r:id="rId12"/>
+          <w:pgSz w:w="11906" w:h="16838"/>
+          <w:pgMar w:top="567" w:right="567" w:bottom="2268" w:left="567" w:header="283" w:footer="227" w:gutter="0"/>
+          <w:cols w:space="397" w:num="3"/>
+          <w:docGrid w:linePitch="360"/>
+        </w:sectPr>
+      </w:pPr>
     </w:p>
     <w:p>
       <w:pPr>
-        <w:spacing w:before="0" w:after="20" w:line="240" w:lineRule="auto"/>
-        <w:ind w:left="312" w:hanging="312"/>
-      </w:pPr>
-      <w:r>
-        <w:t xml:space="preserve">184. splendid </w:t>
-      </w:r>
-      <w:r>
-        <w:t>__________________</w:t>
-      </w:r>
-    </w:p>
-    <w:p>
-      <w:pPr>
-        <w:spacing w:before="0" w:after="20" w:line="240" w:lineRule="auto"/>
-        <w:ind w:left="312" w:hanging="312"/>
-      </w:pPr>
-      <w:r>
-        <w:t xml:space="preserve">185. grand </w:t>
-      </w:r>
-      <w:r>
-        <w:t>__________________</w:t>
-      </w:r>
-    </w:p>
-    <w:p>
-      <w:pPr>
-        <w:spacing w:before="0" w:after="20" w:line="240" w:lineRule="auto"/>
-        <w:ind w:left="312" w:hanging="312"/>
-      </w:pPr>
-      <w:r>
-        <w:t xml:space="preserve">186. magnificent </w:t>
-      </w:r>
-      <w:r>
-        <w:t>__________________</w:t>
-      </w:r>
-    </w:p>
-    <w:p>
-      <w:pPr>
-        <w:spacing w:before="0" w:after="20" w:line="240" w:lineRule="auto"/>
-        <w:ind w:left="312" w:hanging="312"/>
-      </w:pPr>
-      <w:r>
-        <w:t xml:space="preserve">187. super </w:t>
-      </w:r>
-      <w:r>
-        <w:t>__________________</w:t>
-      </w:r>
-    </w:p>
-    <w:p>
-      <w:pPr>
-        <w:spacing w:before="0" w:after="20" w:line="240" w:lineRule="auto"/>
-        <w:ind w:left="312" w:hanging="312"/>
-      </w:pPr>
-      <w:r>
-        <w:t xml:space="preserve">188. interesting </w:t>
-      </w:r>
-      <w:r>
-        <w:t>__________________</w:t>
-      </w:r>
-    </w:p>
-    <w:p>
-      <w:pPr>
-        <w:spacing w:before="0" w:after="20" w:line="240" w:lineRule="auto"/>
-        <w:ind w:left="312" w:hanging="312"/>
-      </w:pPr>
-      <w:r>
-        <w:t xml:space="preserve">189. dramatic </w:t>
-      </w:r>
-      <w:r>
-        <w:t>__________________</w:t>
-      </w:r>
-    </w:p>
-    <w:p>
-      <w:pPr>
-        <w:spacing w:before="0" w:after="20" w:line="240" w:lineRule="auto"/>
-        <w:ind w:left="312" w:hanging="312"/>
-      </w:pPr>
-      <w:r>
-        <w:t xml:space="preserve">190. wilderness </w:t>
-      </w:r>
-      <w:r>
-        <w:t>__________________</w:t>
-      </w:r>
-    </w:p>
-    <w:p>
-      <w:pPr>
-        <w:spacing w:before="0" w:after="20" w:line="240" w:lineRule="auto"/>
-        <w:ind w:left="312" w:hanging="312"/>
-      </w:pPr>
-      <w:r>
-        <w:t xml:space="preserve">191. desert </w:t>
-      </w:r>
-      <w:r>
-        <w:t>__________________</w:t>
-      </w:r>
-    </w:p>
-    <w:p>
-      <w:pPr>
-        <w:spacing w:before="0" w:after="20" w:line="240" w:lineRule="auto"/>
-        <w:ind w:left="312" w:hanging="312"/>
-      </w:pPr>
-      <w:r>
-        <w:t xml:space="preserve">192. deforest </w:t>
-      </w:r>
-      <w:r>
-        <w:t>__________________</w:t>
-      </w:r>
-    </w:p>
-    <w:p>
-      <w:pPr>
-        <w:spacing w:before="0" w:after="20" w:line="240" w:lineRule="auto"/>
-        <w:ind w:left="312" w:hanging="312"/>
-      </w:pPr>
-      <w:r>
-        <w:t xml:space="preserve">193. barren </w:t>
-      </w:r>
-      <w:r>
-        <w:t>__________________</w:t>
-      </w:r>
-    </w:p>
-    <w:p>
-      <w:pPr>
-        <w:spacing w:before="0" w:after="20" w:line="240" w:lineRule="auto"/>
-        <w:ind w:left="312" w:hanging="312"/>
-      </w:pPr>
-      <w:r>
-        <w:t xml:space="preserve">194. fertile </w:t>
-      </w:r>
-      <w:r>
-        <w:t>__________________</w:t>
-      </w:r>
-    </w:p>
-    <w:p>
-      <w:pPr>
-        <w:spacing w:before="0" w:after="20" w:line="240" w:lineRule="auto"/>
-        <w:ind w:left="312" w:hanging="312"/>
-      </w:pPr>
-      <w:r>
-        <w:t xml:space="preserve">195. fertilize </w:t>
-      </w:r>
-      <w:r>
-        <w:t>__________________</w:t>
-      </w:r>
-    </w:p>
-    <w:p>
-      <w:pPr>
-        <w:spacing w:before="0" w:after="20" w:line="240" w:lineRule="auto"/>
-        <w:ind w:left="312" w:hanging="312"/>
-      </w:pPr>
-      <w:r>
-        <w:t xml:space="preserve">196. solar </w:t>
-      </w:r>
-      <w:r>
-        <w:t>__________________</w:t>
-      </w:r>
-    </w:p>
-    <w:p>
-      <w:pPr>
-        <w:spacing w:before="0" w:after="20" w:line="240" w:lineRule="auto"/>
-        <w:ind w:left="312" w:hanging="312"/>
-      </w:pPr>
-      <w:r>
-        <w:t xml:space="preserve">197. lunar </w:t>
-      </w:r>
-      <w:r>
-        <w:t>__________________</w:t>
-      </w:r>
-    </w:p>
-    <w:p>
-      <w:pPr>
-        <w:spacing w:before="0" w:after="20" w:line="240" w:lineRule="auto"/>
-        <w:ind w:left="312" w:hanging="312"/>
-      </w:pPr>
-      <w:r>
-        <w:t xml:space="preserve">198. calendar </w:t>
-      </w:r>
-      <w:r>
-        <w:t>__________________</w:t>
-      </w:r>
-    </w:p>
-    <w:p>
-      <w:pPr>
-        <w:spacing w:before="0" w:after="20" w:line="240" w:lineRule="auto"/>
-        <w:ind w:left="312" w:hanging="312"/>
-      </w:pPr>
-      <w:r>
-        <w:t xml:space="preserve">199. sunrise </w:t>
-      </w:r>
-      <w:r>
-        <w:t>__________________</w:t>
-      </w:r>
-    </w:p>
-    <w:p>
-      <w:pPr>
-        <w:spacing w:before="0" w:after="20" w:line="240" w:lineRule="auto"/>
-        <w:ind w:left="312" w:hanging="312"/>
-      </w:pPr>
-      <w:r>
-        <w:t xml:space="preserve">200. sunset </w:t>
-      </w:r>
-      <w:r>
-        <w:t>__________________</w:t>
-      </w:r>
-    </w:p>
-    <w:p>
-      <w:pPr>
-        <w:spacing w:before="0" w:after="20" w:line="240" w:lineRule="auto"/>
-        <w:ind w:left="312" w:hanging="312"/>
-      </w:pPr>
-      <w:r>
-        <w:t xml:space="preserve">201. eclipse </w:t>
-      </w:r>
-      <w:r>
-        <w:t>__________________</w:t>
-      </w:r>
-    </w:p>
-    <w:p>
-      <w:pPr>
-        <w:spacing w:before="0" w:after="20" w:line="240" w:lineRule="auto"/>
-        <w:ind w:left="312" w:hanging="312"/>
-      </w:pPr>
-      <w:r>
-        <w:t xml:space="preserve">202. dusk </w:t>
-      </w:r>
-      <w:r>
-        <w:t>__________________</w:t>
-      </w:r>
-    </w:p>
-    <w:p>
-      <w:pPr>
-        <w:spacing w:before="0" w:after="20" w:line="240" w:lineRule="auto"/>
-        <w:ind w:left="312" w:hanging="312"/>
-      </w:pPr>
-      <w:r>
-        <w:t xml:space="preserve">203. heaven </w:t>
-      </w:r>
-      <w:r>
-        <w:t>__________________</w:t>
-      </w:r>
-    </w:p>
-    <w:p>
-      <w:pPr>
-        <w:spacing w:before="0" w:after="20" w:line="240" w:lineRule="auto"/>
-        <w:ind w:left="312" w:hanging="312"/>
-      </w:pPr>
-      <w:r>
-        <w:t xml:space="preserve">204. paradise </w:t>
-      </w:r>
-      <w:r>
-        <w:t>__________________</w:t>
-      </w:r>
-    </w:p>
-    <w:p>
-      <w:pPr>
-        <w:spacing w:before="0" w:after="20" w:line="240" w:lineRule="auto"/>
-        <w:ind w:left="312" w:hanging="312"/>
-      </w:pPr>
-      <w:r>
-        <w:t xml:space="preserve">205. sunshine </w:t>
-      </w:r>
-      <w:r>
-        <w:t>__________________</w:t>
-      </w:r>
-    </w:p>
-    <w:p>
-      <w:pPr>
-        <w:spacing w:before="0" w:after="20" w:line="240" w:lineRule="auto"/>
-        <w:ind w:left="312" w:hanging="312"/>
-      </w:pPr>
-      <w:r>
-        <w:t xml:space="preserve">206. shade </w:t>
-      </w:r>
-      <w:r>
-        <w:t>__________________</w:t>
-      </w:r>
-    </w:p>
-    <w:p>
-      <w:pPr>
-        <w:spacing w:before="0" w:after="20" w:line="240" w:lineRule="auto"/>
-        <w:ind w:left="312" w:hanging="312"/>
-      </w:pPr>
-      <w:r>
-        <w:t xml:space="preserve">207. shadow </w:t>
-      </w:r>
-      <w:r>
-        <w:t>__________________</w:t>
-      </w:r>
-    </w:p>
-    <w:p>
-      <w:pPr>
-        <w:spacing w:before="0" w:after="20" w:line="240" w:lineRule="auto"/>
-        <w:ind w:left="312" w:hanging="312"/>
-      </w:pPr>
-      <w:r>
-        <w:t xml:space="preserve">208. vapor </w:t>
-      </w:r>
-      <w:r>
-        <w:t>__________________</w:t>
-      </w:r>
-    </w:p>
-    <w:p>
-      <w:pPr>
-        <w:spacing w:before="0" w:after="20" w:line="240" w:lineRule="auto"/>
-        <w:ind w:left="312" w:hanging="312"/>
-      </w:pPr>
-      <w:r>
-        <w:t xml:space="preserve">209. evaporate </w:t>
-      </w:r>
-      <w:r>
-        <w:t>__________________</w:t>
-      </w:r>
-    </w:p>
-    <w:p>
-      <w:pPr>
-        <w:spacing w:before="0" w:after="20" w:line="240" w:lineRule="auto"/>
-        <w:ind w:left="312" w:hanging="312"/>
-      </w:pPr>
-      <w:r>
-        <w:t xml:space="preserve">210. circulate </w:t>
-      </w:r>
-      <w:r>
-        <w:t>__________________</w:t>
-      </w:r>
-    </w:p>
-    <w:p>
-      <w:pPr>
-        <w:spacing w:before="0" w:after="20" w:line="240" w:lineRule="auto"/>
-        <w:ind w:left="312" w:hanging="312"/>
-      </w:pPr>
-      <w:r>
-        <w:t xml:space="preserve">211. precipitate </w:t>
-      </w:r>
-      <w:r>
-        <w:t>__________________</w:t>
-      </w:r>
-    </w:p>
-    <w:p>
-      <w:pPr>
-        <w:spacing w:before="0" w:after="20" w:line="240" w:lineRule="auto"/>
-        <w:ind w:left="312" w:hanging="312"/>
-      </w:pPr>
-      <w:r>
-        <w:t xml:space="preserve">212. reservoir </w:t>
-      </w:r>
-      <w:r>
-        <w:t>__________________</w:t>
-      </w:r>
-    </w:p>
-    <w:p>
-      <w:pPr>
-        <w:spacing w:before="0" w:after="20" w:line="240" w:lineRule="auto"/>
-        <w:ind w:left="312" w:hanging="312"/>
-      </w:pPr>
-      <w:r>
-        <w:t xml:space="preserve">213. waterfall </w:t>
-      </w:r>
-      <w:r>
-        <w:t>__________________</w:t>
-      </w:r>
-    </w:p>
-    <w:p>
-      <w:pPr>
-        <w:spacing w:before="0" w:after="20" w:line="240" w:lineRule="auto"/>
-        <w:ind w:left="312" w:hanging="312"/>
-      </w:pPr>
-      <w:r>
-        <w:t xml:space="preserve">214. fountain </w:t>
-      </w:r>
-      <w:r>
-        <w:t>__________________</w:t>
-      </w:r>
-    </w:p>
-    <w:p>
-      <w:pPr>
-        <w:spacing w:before="0" w:after="20" w:line="240" w:lineRule="auto"/>
-        <w:ind w:left="312" w:hanging="312"/>
-      </w:pPr>
-      <w:r>
-        <w:t xml:space="preserve">215. spring </w:t>
-      </w:r>
-      <w:r>
-        <w:t>__________________</w:t>
-      </w:r>
-    </w:p>
-    <w:p>
-      <w:pPr>
-        <w:spacing w:before="0" w:after="20" w:line="240" w:lineRule="auto"/>
-        <w:ind w:left="312" w:hanging="312"/>
-      </w:pPr>
-      <w:r>
-        <w:t xml:space="preserve">216. dew </w:t>
-      </w:r>
-      <w:r>
-        <w:t>__________________</w:t>
-      </w:r>
-    </w:p>
-    <w:p>
-      <w:pPr>
-        <w:spacing w:before="0" w:after="20" w:line="240" w:lineRule="auto"/>
-        <w:ind w:left="312" w:hanging="312"/>
-      </w:pPr>
-      <w:r>
-        <w:t xml:space="preserve">217. pour </w:t>
-      </w:r>
-      <w:r>
-        <w:t>__________________</w:t>
-      </w:r>
-    </w:p>
-    <w:p>
-      <w:pPr>
-        <w:spacing w:before="0" w:after="20" w:line="240" w:lineRule="auto"/>
-        <w:ind w:left="312" w:hanging="312"/>
-      </w:pPr>
-      <w:r>
-        <w:t xml:space="preserve">218. drain </w:t>
-      </w:r>
-      <w:r>
-        <w:t>__________________</w:t>
-      </w:r>
-    </w:p>
-    <w:p>
-      <w:pPr>
-        <w:spacing w:before="0" w:after="20" w:line="240" w:lineRule="auto"/>
-        <w:ind w:left="312" w:hanging="312"/>
-      </w:pPr>
-      <w:r>
-        <w:t xml:space="preserve">219. drip </w:t>
-      </w:r>
-      <w:r>
-        <w:t>__________________</w:t>
-      </w:r>
-    </w:p>
-    <w:p>
-      <w:pPr>
-        <w:spacing w:before="0" w:after="20" w:line="240" w:lineRule="auto"/>
-        <w:ind w:left="312" w:hanging="312"/>
-      </w:pPr>
-      <w:r>
-        <w:t xml:space="preserve">220. drown </w:t>
-      </w:r>
-      <w:r>
-        <w:t>__________________</w:t>
-      </w:r>
-    </w:p>
-    <w:p>
-      <w:pPr>
-        <w:spacing w:before="0" w:after="20" w:line="240" w:lineRule="auto"/>
-        <w:ind w:left="312" w:hanging="312"/>
-      </w:pPr>
-      <w:r>
-        <w:t xml:space="preserve">221. blow </w:t>
-      </w:r>
-      <w:r>
-        <w:t>__________________</w:t>
-      </w:r>
-    </w:p>
-    <w:p>
-      <w:pPr>
-        <w:spacing w:before="0" w:after="20" w:line="240" w:lineRule="auto"/>
-        <w:ind w:left="312" w:hanging="312"/>
-      </w:pPr>
-      <w:r>
-        <w:t xml:space="preserve">222. puff </w:t>
-      </w:r>
-      <w:r>
-        <w:t>__________________</w:t>
-      </w:r>
-    </w:p>
-    <w:p>
-      <w:pPr>
-        <w:spacing w:before="0" w:after="20" w:line="240" w:lineRule="auto"/>
-        <w:ind w:left="312" w:hanging="312"/>
-      </w:pPr>
-      <w:r>
-        <w:t xml:space="preserve">223. gush </w:t>
-      </w:r>
-      <w:r>
-        <w:t>__________________</w:t>
-      </w:r>
-    </w:p>
-    <w:p>
-      <w:pPr>
-        <w:spacing w:before="0" w:after="20" w:line="240" w:lineRule="auto"/>
-        <w:ind w:left="312" w:hanging="312"/>
-      </w:pPr>
-      <w:r>
-        <w:t xml:space="preserve">224. dense </w:t>
-      </w:r>
-      <w:r>
-        <w:t>__________________</w:t>
-      </w:r>
-    </w:p>
-    <w:p>
-      <w:pPr>
-        <w:spacing w:before="0" w:after="20" w:line="240" w:lineRule="auto"/>
-        <w:ind w:left="312" w:hanging="312"/>
-      </w:pPr>
-      <w:r>
-        <w:t xml:space="preserve">225. intensity </w:t>
-      </w:r>
-      <w:r>
-        <w:t>__________________</w:t>
-      </w:r>
-    </w:p>
-    <w:p>
-      <w:pPr>
-        <w:spacing w:before="0" w:after="20" w:line="240" w:lineRule="auto"/>
-        <w:ind w:left="312" w:hanging="312"/>
-      </w:pPr>
-      <w:r>
-        <w:t xml:space="preserve">226. intensive </w:t>
-      </w:r>
-      <w:r>
-        <w:t>__________________</w:t>
-      </w:r>
-    </w:p>
-    <w:p>
-      <w:pPr>
-        <w:spacing w:before="0" w:after="20" w:line="240" w:lineRule="auto"/>
-        <w:ind w:left="312" w:hanging="312"/>
-      </w:pPr>
-      <w:r>
-        <w:t xml:space="preserve">227. emerge </w:t>
-      </w:r>
-      <w:r>
-        <w:t>__________________</w:t>
-      </w:r>
-    </w:p>
-    <w:p>
-      <w:pPr>
-        <w:spacing w:before="0" w:after="20" w:line="240" w:lineRule="auto"/>
-        <w:ind w:left="312" w:hanging="312"/>
-      </w:pPr>
-      <w:r>
-        <w:t xml:space="preserve">228. flash </w:t>
-      </w:r>
-      <w:r>
-        <w:t>__________________</w:t>
-      </w:r>
-    </w:p>
-    <w:p>
-      <w:pPr>
-        <w:spacing w:before="0" w:after="20" w:line="240" w:lineRule="auto"/>
-        <w:ind w:left="312" w:hanging="312"/>
-      </w:pPr>
-      <w:r>
-        <w:t xml:space="preserve">229. float </w:t>
-      </w:r>
-      <w:r>
-        <w:t>__________________</w:t>
-      </w:r>
-    </w:p>
-    <w:p>
-      <w:pPr>
-        <w:spacing w:before="0" w:after="20" w:line="240" w:lineRule="auto"/>
-        <w:ind w:left="312" w:hanging="312"/>
-      </w:pPr>
-      <w:r>
-        <w:t xml:space="preserve">230. environment </w:t>
-      </w:r>
-      <w:r>
-        <w:t>__________________</w:t>
-      </w:r>
-    </w:p>
-    <w:p>
-      <w:pPr>
-        <w:spacing w:before="0" w:after="20" w:line="240" w:lineRule="auto"/>
-        <w:ind w:left="312" w:hanging="312"/>
-      </w:pPr>
-      <w:r>
-        <w:t xml:space="preserve">231. surrounding </w:t>
-      </w:r>
-      <w:r>
-        <w:t>__________________</w:t>
-      </w:r>
-    </w:p>
-    <w:p>
-      <w:pPr>
-        <w:spacing w:before="0" w:after="20" w:line="240" w:lineRule="auto"/>
-        <w:ind w:left="312" w:hanging="312"/>
-      </w:pPr>
-      <w:r>
-        <w:t xml:space="preserve">232. condition </w:t>
-      </w:r>
-      <w:r>
-        <w:t>__________________</w:t>
-      </w:r>
-    </w:p>
-    <w:p>
-      <w:pPr>
-        <w:spacing w:before="0" w:after="20" w:line="240" w:lineRule="auto"/>
-        <w:ind w:left="312" w:hanging="312"/>
-      </w:pPr>
-      <w:r>
-        <w:t xml:space="preserve">233. situation </w:t>
-      </w:r>
-      <w:r>
-        <w:t>__________________</w:t>
-      </w:r>
-    </w:p>
-    <w:p>
-      <w:pPr>
-        <w:spacing w:before="0" w:after="20" w:line="240" w:lineRule="auto"/>
-        <w:ind w:left="312" w:hanging="312"/>
-      </w:pPr>
-      <w:r>
-        <w:t xml:space="preserve">234. nature </w:t>
-      </w:r>
-      <w:r>
-        <w:t>__________________</w:t>
-      </w:r>
-    </w:p>
-    <w:p>
-      <w:pPr>
-        <w:spacing w:before="0" w:after="20" w:line="240" w:lineRule="auto"/>
-        <w:ind w:left="312" w:hanging="312"/>
-      </w:pPr>
-      <w:r>
-        <w:t xml:space="preserve">235. natural </w:t>
-      </w:r>
-      <w:r>
-        <w:t>__________________</w:t>
-      </w:r>
-    </w:p>
-    <w:p>
-      <w:pPr>
-        <w:spacing w:before="0" w:after="20" w:line="240" w:lineRule="auto"/>
-        <w:ind w:left="312" w:hanging="312"/>
-      </w:pPr>
-      <w:r>
-        <w:t xml:space="preserve">236. artificial </w:t>
-      </w:r>
-      <w:r>
-        <w:t>__________________</w:t>
-      </w:r>
-    </w:p>
-    <w:p>
-      <w:pPr>
-        <w:spacing w:before="0" w:after="20" w:line="240" w:lineRule="auto"/>
-        <w:ind w:left="312" w:hanging="312"/>
-      </w:pPr>
-      <w:r>
-        <w:t xml:space="preserve">237. synthetic </w:t>
-      </w:r>
-      <w:r>
-        <w:t>__________________</w:t>
-      </w:r>
-    </w:p>
-    <w:p>
-      <w:pPr>
-        <w:spacing w:before="0" w:after="20" w:line="240" w:lineRule="auto"/>
-        <w:ind w:left="312" w:hanging="312"/>
-      </w:pPr>
-      <w:r>
-        <w:t xml:space="preserve">238. petrol </w:t>
-      </w:r>
-      <w:r>
-        <w:t>__________________</w:t>
-      </w:r>
-    </w:p>
-    <w:p>
-      <w:pPr>
-        <w:spacing w:before="0" w:after="20" w:line="240" w:lineRule="auto"/>
-        <w:ind w:left="312" w:hanging="312"/>
-      </w:pPr>
-      <w:r>
-        <w:t xml:space="preserve">239. gas </w:t>
-      </w:r>
-      <w:r>
-        <w:t>__________________</w:t>
-      </w:r>
-    </w:p>
-    <w:p>
-      <w:pPr>
-        <w:spacing w:before="0" w:after="20" w:line="240" w:lineRule="auto"/>
-        <w:ind w:left="312" w:hanging="312"/>
-      </w:pPr>
-      <w:r>
-        <w:t xml:space="preserve">240. gasoline </w:t>
-      </w:r>
-      <w:r>
-        <w:t>__________________</w:t>
-      </w:r>
-    </w:p>
-    <w:p>
-      <w:pPr>
-        <w:spacing w:before="0" w:after="20" w:line="240" w:lineRule="auto"/>
-        <w:ind w:left="312" w:hanging="312"/>
-      </w:pPr>
-      <w:r>
+        <w:spacing w:before="0" w:after="40" w:line="240" w:lineRule="auto"/>
+      </w:pPr>
+      <w:r>
+        <w:rPr>
+          <w:rFonts w:ascii="Times New Roman" w:hAnsi="Times New Roman" w:eastAsia="SimSun"/>
+          <w:b w:val="0"/>
+          <w:sz w:val="21"/>
+        </w:rPr>
         <w:t xml:space="preserve">241. petroleum </w:t>
       </w:r>
       <w:r>
-        <w:t>__________________</w:t>
-      </w:r>
-    </w:p>
-    <w:p>
-      <w:pPr>
-        <w:spacing w:before="0" w:after="20" w:line="240" w:lineRule="auto"/>
-        <w:ind w:left="312" w:hanging="312"/>
-      </w:pPr>
-      <w:r>
-        <w:t xml:space="preserve">242. photosynthesis </w:t>
-      </w:r>
-      <w:r>
-        <w:t>__________________</w:t>
-      </w:r>
-    </w:p>
-    <w:p>
-      <w:pPr>
-        <w:spacing w:before="0" w:after="20" w:line="240" w:lineRule="auto"/>
-        <w:ind w:left="312" w:hanging="312"/>
-      </w:pPr>
-      <w:r>
-        <w:t xml:space="preserve">243. respire </w:t>
-      </w:r>
-      <w:r>
-        <w:t>__________________</w:t>
-      </w:r>
-    </w:p>
-    <w:p>
-      <w:pPr>
-        <w:spacing w:before="0" w:after="20" w:line="240" w:lineRule="auto"/>
-        <w:ind w:left="312" w:hanging="312"/>
-      </w:pPr>
-      <w:r>
-        <w:t xml:space="preserve">244. dioxide </w:t>
-      </w:r>
-      <w:r>
-        <w:t>__________________</w:t>
-      </w:r>
-    </w:p>
-    <w:p>
-      <w:pPr>
-        <w:spacing w:before="0" w:after="20" w:line="240" w:lineRule="auto"/>
-        <w:ind w:left="312" w:hanging="312"/>
-      </w:pPr>
-      <w:r>
-        <w:t xml:space="preserve">245. vegetation </w:t>
-      </w:r>
-      <w:r>
-        <w:t>__________________</w:t>
-      </w:r>
-    </w:p>
-    <w:p>
-      <w:pPr>
-        <w:spacing w:before="0" w:after="20" w:line="240" w:lineRule="auto"/>
-        <w:ind w:left="312" w:hanging="312"/>
-      </w:pPr>
-      <w:r>
-        <w:t xml:space="preserve">246. herb </w:t>
-      </w:r>
-      <w:r>
-        <w:t>__________________</w:t>
-      </w:r>
-    </w:p>
-    <w:p>
-      <w:pPr>
-        <w:spacing w:before="0" w:after="20" w:line="240" w:lineRule="auto"/>
-        <w:ind w:left="312" w:hanging="312"/>
-      </w:pPr>
-      <w:r>
-        <w:t xml:space="preserve">247. perennial </w:t>
-      </w:r>
-      <w:r>
-        <w:t>__________________</w:t>
-      </w:r>
-    </w:p>
-    <w:p>
-      <w:pPr>
-        <w:spacing w:before="0" w:after="20" w:line="240" w:lineRule="auto"/>
-        <w:ind w:left="312" w:hanging="312"/>
-      </w:pPr>
-      <w:r>
-        <w:t xml:space="preserve">248. botany </w:t>
-      </w:r>
-      <w:r>
-        <w:t>__________________</w:t>
-      </w:r>
-    </w:p>
-    <w:p>
-      <w:pPr>
-        <w:spacing w:before="0" w:after="20" w:line="240" w:lineRule="auto"/>
-        <w:ind w:left="312" w:hanging="312"/>
-      </w:pPr>
-      <w:r>
-        <w:t xml:space="preserve">249. ecology </w:t>
-      </w:r>
-      <w:r>
-        <w:t>__________________</w:t>
-      </w:r>
-    </w:p>
-    <w:p>
-      <w:pPr>
-        <w:spacing w:before="0" w:after="20" w:line="240" w:lineRule="auto"/>
-        <w:ind w:left="312" w:hanging="312"/>
-      </w:pPr>
-      <w:r>
-        <w:t xml:space="preserve">250. ecosystem </w:t>
-      </w:r>
-      <w:r>
-        <w:t>__________________</w:t>
-      </w:r>
-    </w:p>
-    <w:p>
-      <w:pPr>
-        <w:spacing w:before="0" w:after="20" w:line="240" w:lineRule="auto"/>
-        <w:ind w:left="312" w:hanging="312"/>
-      </w:pPr>
-      <w:r>
-        <w:t xml:space="preserve">251. eco-friendly </w:t>
-      </w:r>
-      <w:r>
-        <w:t>__________________</w:t>
-      </w:r>
-    </w:p>
-    <w:p>
-      <w:pPr>
-        <w:spacing w:before="0" w:after="20" w:line="240" w:lineRule="auto"/>
-        <w:ind w:left="312" w:hanging="312"/>
-      </w:pPr>
-      <w:r>
-        <w:t xml:space="preserve">252. horticulture </w:t>
-      </w:r>
-      <w:r>
-        <w:t>__________________</w:t>
-      </w:r>
-    </w:p>
-    <w:p>
-      <w:pPr>
-        <w:spacing w:before="0" w:after="20" w:line="240" w:lineRule="auto"/>
-        <w:ind w:left="312" w:hanging="312"/>
-      </w:pPr>
-      <w:r>
-        <w:t xml:space="preserve">253. organism </w:t>
-      </w:r>
-      <w:r>
-        <w:t>__________________</w:t>
-      </w:r>
-    </w:p>
-    <w:p>
-      <w:pPr>
-        <w:spacing w:before="0" w:after="20" w:line="240" w:lineRule="auto"/>
-        <w:ind w:left="312" w:hanging="312"/>
-      </w:pPr>
-      <w:r>
-        <w:t xml:space="preserve">254. genetics </w:t>
-      </w:r>
-      <w:r>
-        <w:t>__________________</w:t>
-      </w:r>
-    </w:p>
-    <w:p>
-      <w:pPr>
-        <w:spacing w:before="0" w:after="20" w:line="240" w:lineRule="auto"/>
-        <w:ind w:left="312" w:hanging="312"/>
-      </w:pPr>
-      <w:r>
-        <w:t xml:space="preserve">255. mutation </w:t>
-      </w:r>
-      <w:r>
-        <w:t>__________________</w:t>
-      </w:r>
-    </w:p>
-    <w:p>
-      <w:pPr>
-        <w:spacing w:before="0" w:after="20" w:line="240" w:lineRule="auto"/>
-        <w:ind w:left="312" w:hanging="312"/>
-      </w:pPr>
-      <w:r>
-        <w:t xml:space="preserve">256. variation </w:t>
-      </w:r>
-      <w:r>
-        <w:t>__________________</w:t>
-      </w:r>
-    </w:p>
-    <w:p>
-      <w:pPr>
-        <w:spacing w:before="0" w:after="20" w:line="240" w:lineRule="auto"/>
-        <w:ind w:left="312" w:hanging="312"/>
-      </w:pPr>
-      <w:r>
-        <w:t xml:space="preserve">257. diversity </w:t>
-      </w:r>
-      <w:r>
-        <w:t>__________________</w:t>
-      </w:r>
-    </w:p>
-    <w:p>
-      <w:pPr>
-        <w:spacing w:before="0" w:after="20" w:line="240" w:lineRule="auto"/>
-        <w:ind w:left="312" w:hanging="312"/>
-      </w:pPr>
-      <w:r>
-        <w:t xml:space="preserve">258. hybridization </w:t>
-      </w:r>
-      <w:r>
-        <w:t>__________________</w:t>
-      </w:r>
-    </w:p>
-    <w:p>
-      <w:pPr>
-        <w:spacing w:before="0" w:after="20" w:line="240" w:lineRule="auto"/>
-        <w:ind w:left="312" w:hanging="312"/>
-      </w:pPr>
-      <w:r>
-        <w:t xml:space="preserve">259. classify </w:t>
-      </w:r>
-      <w:r>
-        <w:t>__________________</w:t>
-      </w:r>
-    </w:p>
-    <w:p>
-      <w:pPr>
-        <w:spacing w:before="0" w:after="20" w:line="240" w:lineRule="auto"/>
-        <w:ind w:left="312" w:hanging="312"/>
-      </w:pPr>
-      <w:r>
-        <w:t xml:space="preserve">260. reproduce </w:t>
-      </w:r>
-      <w:r>
-        <w:t>__________________</w:t>
-      </w:r>
-    </w:p>
-    <w:p>
-      <w:pPr>
-        <w:spacing w:before="0" w:after="20" w:line="240" w:lineRule="auto"/>
-        <w:ind w:left="312" w:hanging="312"/>
-      </w:pPr>
-      <w:r>
-        <w:t xml:space="preserve">261. evolve </w:t>
-      </w:r>
-      <w:r>
-        <w:t>__________________</w:t>
-      </w:r>
-    </w:p>
-    <w:p>
-      <w:pPr>
-        <w:spacing w:before="0" w:after="20" w:line="240" w:lineRule="auto"/>
-        <w:ind w:left="312" w:hanging="312"/>
-      </w:pPr>
-      <w:r>
-        <w:t xml:space="preserve">262. fluctuate </w:t>
-      </w:r>
-      <w:r>
-        <w:t>__________________</w:t>
-      </w:r>
-    </w:p>
-    <w:p>
-      <w:pPr>
-        <w:spacing w:before="0" w:after="20" w:line="240" w:lineRule="auto"/>
-        <w:ind w:left="312" w:hanging="312"/>
-      </w:pPr>
-      <w:r>
-        <w:t xml:space="preserve">263. reclaim </w:t>
-      </w:r>
-      <w:r>
-        <w:t>__________________</w:t>
-      </w:r>
-    </w:p>
-    <w:p>
-      <w:pPr>
-        <w:spacing w:before="0" w:after="20" w:line="240" w:lineRule="auto"/>
-        <w:ind w:left="312" w:hanging="312"/>
-      </w:pPr>
-      <w:r>
-        <w:t xml:space="preserve">264. cultivate </w:t>
-      </w:r>
-      <w:r>
-        <w:t>__________________</w:t>
-      </w:r>
-    </w:p>
-    <w:p>
-      <w:pPr>
-        <w:spacing w:before="0" w:after="20" w:line="240" w:lineRule="auto"/>
-        <w:ind w:left="312" w:hanging="312"/>
-      </w:pPr>
-      <w:r>
-        <w:t xml:space="preserve">265. sow </w:t>
-      </w:r>
-      <w:r>
-        <w:t>__________________</w:t>
-      </w:r>
-    </w:p>
-    <w:p>
-      <w:pPr>
-        <w:spacing w:before="0" w:after="20" w:line="240" w:lineRule="auto"/>
-        <w:ind w:left="312" w:hanging="312"/>
-      </w:pPr>
-      <w:r>
-        <w:t xml:space="preserve">266. harvest </w:t>
-      </w:r>
-      <w:r>
-        <w:t>__________________</w:t>
-      </w:r>
-    </w:p>
-    <w:p>
-      <w:pPr>
-        <w:spacing w:before="0" w:after="20" w:line="240" w:lineRule="auto"/>
-        <w:ind w:left="312" w:hanging="312"/>
-      </w:pPr>
-      <w:r>
-        <w:t xml:space="preserve">267. pluck </w:t>
-      </w:r>
-      <w:r>
-        <w:t>__________________</w:t>
-      </w:r>
-    </w:p>
-    <w:p>
-      <w:pPr>
-        <w:spacing w:before="0" w:after="20" w:line="240" w:lineRule="auto"/>
-        <w:ind w:left="312" w:hanging="312"/>
-      </w:pPr>
-      <w:r>
-        <w:t xml:space="preserve">268. pick </w:t>
-      </w:r>
-      <w:r>
-        <w:t>__________________</w:t>
-      </w:r>
-    </w:p>
-    <w:p>
-      <w:pPr>
-        <w:spacing w:before="0" w:after="20" w:line="240" w:lineRule="auto"/>
-        <w:ind w:left="312" w:hanging="312"/>
-      </w:pPr>
-      <w:r>
-        <w:t xml:space="preserve">269. yield </w:t>
-      </w:r>
-      <w:r>
-        <w:t>__________________</w:t>
-      </w:r>
-    </w:p>
-    <w:p>
-      <w:pPr>
-        <w:spacing w:before="0" w:after="20" w:line="240" w:lineRule="auto"/>
-        <w:ind w:left="312" w:hanging="312"/>
-      </w:pPr>
-      <w:r>
-        <w:t xml:space="preserve">270. rear </w:t>
-      </w:r>
-      <w:r>
-        <w:t>__________________</w:t>
-      </w:r>
-    </w:p>
-    <w:p>
-      <w:pPr>
-        <w:spacing w:before="0" w:after="20" w:line="240" w:lineRule="auto"/>
-        <w:ind w:left="312" w:hanging="312"/>
-      </w:pPr>
-      <w:r>
-        <w:t xml:space="preserve">271. arable </w:t>
-      </w:r>
-      <w:r>
-        <w:t>__________________</w:t>
-      </w:r>
-    </w:p>
-    <w:p>
-      <w:pPr>
-        <w:spacing w:before="0" w:after="20" w:line="240" w:lineRule="auto"/>
-        <w:ind w:left="312" w:hanging="312"/>
-      </w:pPr>
-      <w:r>
-        <w:t xml:space="preserve">272. plough </w:t>
-      </w:r>
-      <w:r>
-        <w:t>__________________</w:t>
-      </w:r>
-    </w:p>
-    <w:p>
-      <w:pPr>
-        <w:spacing w:before="0" w:after="20" w:line="240" w:lineRule="auto"/>
-        <w:ind w:left="312" w:hanging="312"/>
-      </w:pPr>
-      <w:r>
-        <w:t xml:space="preserve">273. spade </w:t>
-      </w:r>
-      <w:r>
-        <w:t>__________________</w:t>
-      </w:r>
-    </w:p>
-    <w:p>
-      <w:pPr>
-        <w:spacing w:before="0" w:after="20" w:line="240" w:lineRule="auto"/>
-        <w:ind w:left="312" w:hanging="312"/>
-      </w:pPr>
-      <w:r>
-        <w:t xml:space="preserve">274. rake </w:t>
-      </w:r>
-      <w:r>
-        <w:t>__________________</w:t>
-      </w:r>
-    </w:p>
-    <w:p>
-      <w:pPr>
-        <w:spacing w:before="0" w:after="20" w:line="240" w:lineRule="auto"/>
-        <w:ind w:left="312" w:hanging="312"/>
-      </w:pPr>
-      <w:r>
-        <w:t xml:space="preserve">275. stack </w:t>
-      </w:r>
-      <w:r>
-        <w:t>__________________</w:t>
-      </w:r>
-    </w:p>
-    <w:p>
-      <w:pPr>
-        <w:spacing w:before="0" w:after="20" w:line="240" w:lineRule="auto"/>
-        <w:ind w:left="312" w:hanging="312"/>
-      </w:pPr>
-      <w:r>
-        <w:t xml:space="preserve">276. heap </w:t>
-      </w:r>
-      <w:r>
-        <w:t>__________________</w:t>
-      </w:r>
-    </w:p>
-    <w:p>
-      <w:pPr>
-        <w:spacing w:before="0" w:after="20" w:line="240" w:lineRule="auto"/>
-        <w:ind w:left="312" w:hanging="312"/>
-      </w:pPr>
-      <w:r>
-        <w:t xml:space="preserve">277. bundle </w:t>
-      </w:r>
-      <w:r>
-        <w:t>__________________</w:t>
-      </w:r>
-    </w:p>
-    <w:p>
-      <w:pPr>
-        <w:spacing w:before="0" w:after="20" w:line="240" w:lineRule="auto"/>
-        <w:ind w:left="312" w:hanging="312"/>
-      </w:pPr>
-      <w:r>
-        <w:t xml:space="preserve">278. bunch </w:t>
-      </w:r>
-      <w:r>
-        <w:t>__________________</w:t>
-      </w:r>
-    </w:p>
-    <w:p>
-      <w:pPr>
-        <w:spacing w:before="0" w:after="20" w:line="240" w:lineRule="auto"/>
-        <w:ind w:left="312" w:hanging="312"/>
-      </w:pPr>
-      <w:r>
-        <w:t xml:space="preserve">279. vase </w:t>
-      </w:r>
-      <w:r>
-        <w:t>__________________</w:t>
-      </w:r>
-    </w:p>
-    <w:p>
-      <w:pPr>
-        <w:spacing w:before="0" w:after="20" w:line="240" w:lineRule="auto"/>
-        <w:ind w:left="312" w:hanging="312"/>
-      </w:pPr>
-      <w:r>
-        <w:t xml:space="preserve">280. sunlight </w:t>
-      </w:r>
-      <w:r>
-        <w:t>__________________</w:t>
-      </w:r>
-    </w:p>
-    <w:p>
-      <w:pPr>
-        <w:spacing w:before="0" w:after="20" w:line="240" w:lineRule="auto"/>
-        <w:ind w:left="312" w:hanging="312"/>
-      </w:pPr>
-      <w:r>
-        <w:t xml:space="preserve">281. short-day </w:t>
-      </w:r>
-      <w:r>
-        <w:t>__________________</w:t>
-      </w:r>
-    </w:p>
-    <w:p>
-      <w:pPr>
-        <w:spacing w:before="0" w:after="20" w:line="240" w:lineRule="auto"/>
-        <w:ind w:left="312" w:hanging="312"/>
-      </w:pPr>
-      <w:r>
-        <w:t xml:space="preserve">282. shade-tolerant </w:t>
-      </w:r>
-      <w:r>
-        <w:t>__________________</w:t>
-      </w:r>
-    </w:p>
-    <w:p>
-      <w:pPr>
-        <w:spacing w:before="0" w:after="20" w:line="240" w:lineRule="auto"/>
-        <w:ind w:left="312" w:hanging="312"/>
-      </w:pPr>
-      <w:r>
-        <w:t xml:space="preserve">283. fungus </w:t>
-      </w:r>
-      <w:r>
-        <w:t>__________________</w:t>
-      </w:r>
-    </w:p>
-    <w:p>
-      <w:pPr>
-        <w:spacing w:before="0" w:after="20" w:line="240" w:lineRule="auto"/>
-        <w:ind w:left="312" w:hanging="312"/>
-      </w:pPr>
-      <w:r>
-        <w:t xml:space="preserve">284. mold </w:t>
-      </w:r>
-      <w:r>
-        <w:t>__________________</w:t>
-      </w:r>
-    </w:p>
-    <w:p>
-      <w:pPr>
-        <w:spacing w:before="0" w:after="20" w:line="240" w:lineRule="auto"/>
-        <w:ind w:left="312" w:hanging="312"/>
-      </w:pPr>
-      <w:r>
-        <w:t xml:space="preserve">285. pollen </w:t>
-      </w:r>
-      <w:r>
-        <w:t>__________________</w:t>
-      </w:r>
-    </w:p>
-    <w:p>
-      <w:pPr>
-        <w:spacing w:before="0" w:after="20" w:line="240" w:lineRule="auto"/>
-        <w:ind w:left="312" w:hanging="312"/>
-      </w:pPr>
-      <w:r>
-        <w:t xml:space="preserve">286. germinate </w:t>
-      </w:r>
-      <w:r>
-        <w:t>__________________</w:t>
-      </w:r>
-    </w:p>
-    <w:p>
-      <w:pPr>
-        <w:spacing w:before="0" w:after="20" w:line="240" w:lineRule="auto"/>
-        <w:ind w:left="312" w:hanging="312"/>
-      </w:pPr>
-      <w:r>
-        <w:t xml:space="preserve">287. seed </w:t>
-      </w:r>
-      <w:r>
-        <w:t>__________________</w:t>
-      </w:r>
-    </w:p>
-    <w:p>
-      <w:pPr>
-        <w:spacing w:before="0" w:after="20" w:line="240" w:lineRule="auto"/>
-        <w:ind w:left="312" w:hanging="312"/>
-      </w:pPr>
-      <w:r>
-        <w:t xml:space="preserve">288. burgeon </w:t>
-      </w:r>
-      <w:r>
-        <w:t>__________________</w:t>
-      </w:r>
-    </w:p>
-    <w:p>
-      <w:pPr>
-        <w:spacing w:before="0" w:after="20" w:line="240" w:lineRule="auto"/>
-        <w:ind w:left="312" w:hanging="312"/>
-      </w:pPr>
-      <w:r>
-        <w:t xml:space="preserve">289. bud </w:t>
-      </w:r>
-      <w:r>
-        <w:t>__________________</w:t>
-      </w:r>
-    </w:p>
-    <w:p>
-      <w:pPr>
-        <w:spacing w:before="0" w:after="20" w:line="240" w:lineRule="auto"/>
-        <w:ind w:left="312" w:hanging="312"/>
-      </w:pPr>
-      <w:r>
-        <w:t xml:space="preserve">290. flower </w:t>
-      </w:r>
-      <w:r>
-        <w:t>__________________</w:t>
-      </w:r>
-    </w:p>
-    <w:p>
-      <w:pPr>
-        <w:spacing w:before="0" w:after="20" w:line="240" w:lineRule="auto"/>
-        <w:ind w:left="312" w:hanging="312"/>
-      </w:pPr>
-      <w:r>
-        <w:t xml:space="preserve">291. blossom </w:t>
-      </w:r>
-      <w:r>
-        <w:t>__________________</w:t>
-      </w:r>
-    </w:p>
-    <w:p>
-      <w:pPr>
-        <w:spacing w:before="0" w:after="20" w:line="240" w:lineRule="auto"/>
-        <w:ind w:left="312" w:hanging="312"/>
-      </w:pPr>
-      <w:r>
-        <w:t xml:space="preserve">292. bloom </w:t>
-      </w:r>
-      <w:r>
-        <w:t>__________________</w:t>
-      </w:r>
-    </w:p>
-    <w:p>
-      <w:pPr>
-        <w:spacing w:before="0" w:after="20" w:line="240" w:lineRule="auto"/>
-        <w:ind w:left="312" w:hanging="312"/>
-      </w:pPr>
-      <w:r>
-        <w:t xml:space="preserve">293. scent </w:t>
-      </w:r>
-      <w:r>
-        <w:t>__________________</w:t>
-      </w:r>
-    </w:p>
-    <w:p>
-      <w:pPr>
-        <w:spacing w:before="0" w:after="20" w:line="240" w:lineRule="auto"/>
-        <w:ind w:left="312" w:hanging="312"/>
-      </w:pPr>
-      <w:r>
-        <w:t xml:space="preserve">294. aromatic </w:t>
-      </w:r>
-      <w:r>
-        <w:t>__________________</w:t>
-      </w:r>
-    </w:p>
-    <w:p>
-      <w:pPr>
-        <w:spacing w:before="0" w:after="20" w:line="240" w:lineRule="auto"/>
-        <w:ind w:left="312" w:hanging="312"/>
-      </w:pPr>
-      <w:r>
-        <w:t xml:space="preserve">295. ripen </w:t>
-      </w:r>
-      <w:r>
-        <w:t>__________________</w:t>
+        <w:rPr>
+          <w:rFonts w:ascii="Times New Roman" w:hAnsi="Times New Roman" w:eastAsia="SimSun"/>
+          <w:b w:val="0"/>
+          <w:sz w:val="21"/>
+        </w:rPr>
+        <w:t>____________</w:t>
       </w:r>
     </w:p>
     <w:sectPr>
-      <w:type w:val="continuous"/>
+      <w:footerReference w:type="default" r:id="rId13"/>
       <w:pgSz w:w="11906" w:h="16838"/>
-      <w:pgMar w:top="567" w:right="567" w:bottom="567" w:left="567" w:header="720" w:footer="283" w:gutter="0"/>
-      <w:cols w:space="240" w:num="3" w:equalWidth="1"/>
+      <w:pgMar w:top="567" w:right="567" w:bottom="2268" w:left="567" w:header="283" w:footer="227" w:gutter="0"/>
+      <w:cols w:space="397" w:num="3"/>
       <w:docGrid w:linePitch="360"/>
     </w:sectPr>
   </w:body>
@@ -3581,13 +5123,350 @@
   <w:p>
     <w:pPr>
       <w:pStyle w:val="Footer"/>
+      <w:tabs>
+        <w:tab w:pos="3628" w:val="left"/>
+        <w:tab w:pos="7257" w:val="left"/>
+      </w:tabs>
       <w:spacing w:before="0" w:after="0" w:line="240" w:lineRule="auto"/>
     </w:pPr>
+    <w:r/>
     <w:r>
       <w:rPr>
-        <w:sz w:val="9"/>
-      </w:rPr>
-      <w:t>答案：1.大气；大气层  2.水圈  3.岩石圈  4.氧气  5.氧化物  6.二氧化碳  7.氢气  8.地核；核心  9.地壳；外壳  10.地幔；覆盖层  11.经度  12.纬度  13.地平线；眼界  14.海拔；高度  15.灾难  16.小事故；晦气事  17.灾难性的  18.大灾祸；不幸事件  19.危及；使濒危  20.危及；损害  21.破坏性的；毁灭性的  22.厄尔尼诺现象  23.温室  24.现象  25.卵石；小圆石  26.磁铁；磁体  27.矿石  28.矿物；矿物质的  29.大理石  30.石英  31.花岗岩  32.一阵狂风；阵风  33.微风；轻风  34.季风；雨季  35.强风；大风  36.飓风  37.龙卷风  38.台风  39.火山  40.（火山）喷发；爆发  41.岩浆  42.热力学的  43.烟雾；雾霾  44.（有害的）烟；气  45.薄雾；雾气  46.海啸  47.旱灾；干旱  48.洪涝；泛滥  49.湍流；急流  50.地震  51.地震的  52.雪崩；山崩  53.地形；地势  54.风景；地貌  55.大陆；洲  56.洞穴；山洞  57.悬崖；峭壁  58.冰川  59.沼泽  60.三角洲  61.平原  62.高原  63.绿洲  64.地球；球体  65.半球  66.赤道  67.北极（的）  68.南极（的）  69.地极；磁极  70.极地的  71.轴；地轴  72.恶化；变坏  73.使加重；使恶化  74.使降级；使退化  75.使升级；改善  76.侵蚀；腐蚀  77.地中海  78.大西洋  79.太平洋  80.海洋  81.海的；海产的  82.航行；导航  83.海湾；鸿沟  84.海滩；沙滩  85.海岸；海滨  86.（海、湖）岸；滨  87.潮；潮汐  88.洋流；水流  89.小溪  90.小河；溪流  91.源头；来源  92.浅的；浅薄的  93.表面的；肤浅的  94.平坦的；扁平的  95.平滑的；光滑的  96.粗糙的；崎岖的  97.多沙的；沙质的  98.多石的；石质的  99.垂直的；竖直的  100.陡的；陡峭的  101.平行的；类似的  102.狭窄的；有限的  103.大洋洲  104.大陆；本土  105.半岛  106.气候  107.天气  108.气象学  109.温和的；温润的  110.暖气；供暖；加热  111.温和的；适度的  112.温暖的；暖和的  113.热的；保暖的  114.热带（地区）  115.干旱的；干燥的  116.湿润的；潮湿的  117.潮湿的；微湿的  118.（空气）潮湿的；湿润的  119.多雪的；下雪的  120.霜；霜冻  121.冰雹；下冰雹  122.（使）解冻；融化  123.寒意；使变冷  124.（使）结冰；冻结  125.严寒的；寒冷的  126.颤抖；哆嗦  127.（因冷、惧）发抖  128.雷（声）；打雷  129.闪电  130.有暴风雨的；激烈的  131.倾盆大雨  132.降雨；降雨量  133.洒；下稀疏小雨  134.彩虹  135.阵雨；淋浴  136.摄氏（的）  137.温度；气温  138.（天气）预报；预测  139.山顶；顶峰  140.山峰（用于山名）  141.山；高山  142.山脉；范围  143.山脊；分水岭  144.斜坡；山坡  145.山谷；流域  146.山腰；山坡  147.俯瞰；眺望  148.南方的；南部的  149.东南（方）  150.西南（方）  151.东北（方）  152.西北（方）  153.东部的；东方的  154.东方的（尤指风格）  155.不可避免的  156.不可逆的；不可挽回的  157.不规则地；无规律地  158.不恰当的；不适宜的  159.反常的；异常的  160.沉积物；沉淀物  161.淤泥；泥沙  162.泥泞的；浑浊的  163.黏土；泥土  164.尘土；污物  165.乡村的；乡下的  166.郊区；近郊  167.市郊；郊外  168.偏远的；遥远的  169.荒凉的；无人烟的  170.遥远的；远隔的  171.毗邻的；邻近的  172.有毒的  173.污染  174.污染物  175.污染；弄脏  176.地质学  177.边界；国界  178.边缘；页边空白  179.边缘；外围  180.板块；板；盘子  181.碎片；残骸  182.裂缝；裂纹  183.缺口；间隙；差距  184.辉煌的；极好的  185.宏伟的；壮观的  186.壮丽的；宏伟的  187.超级的；顶好的  188.有趣的  189.戏剧性的；急剧的  190.荒野；荒原  191.沙漠；荒漠  192.滥伐（森林）  193.贫瘠的；荒芜的  194.肥沃的；多产的  195.施肥；使肥沃  196.太阳的；太阳能的  197.月亮的；农历的  198.日历；历法  199.日出（时分）  200.日落（时分）  201.（日、月）食  202.黄昏；薄暮  203.天堂；天空  204.天堂；乐园  205.阳光；日照  206.荫；树荫  207.影子；阴影  208.水汽；蒸汽  209.（使）蒸发  210.（使）循环；流通  211.（使）沉淀；凝结  212.水库；蓄水池  213.瀑布  214.喷泉  215.泉；泉水  216.露水  217.倾倒；倒灌  218.排水；下水道  219.滴落；水滴  220.（使）溺水；淹没  221.吹；刮  222.喷出（烟、气）；一阵  223.涌出；喷出  224.稠密的；浓的  225.强度；烈度  226.密集的；强化的  227.浮现；出现  228.闪光；闪现  229.漂浮；浮动  230.环境  231.周围的（复数：环境）  232.条件；状况  233.形势；处境  234.大自然；本性  235.自然的；天然的  236.人造的；人工的  237.合成的；人造的  238.汽油（英式）  239.气体；煤气；汽油  240.汽油（美式）  241.石油  242.光合作用  243.呼吸（作用）  244.二氧化物  245.植被  246.草本植物；药草  247.多年生的；多年生植物  248.植物学  249.生态学  250.生态系统  251.环保的；生态友好的  252.园艺（学）  253.生物体；有机体  254.遗传学  255.突变；变异  256.变异；差异  257.多样性  258.杂交  259.分类；归类  260.繁殖；复制  261.进化；演变  262.波动；起伏  263.开垦（荒地）；回收  264.耕种；栽培  265.播种  266.收割；收成  267.采摘；拔  268.采摘；挑选  269.产量；出产  270.饲养；培育  271.可耕的；耕地  272.犁；耕地  273.铁锹；铲  274.耙；耙地  275.堆叠；一堆  276.堆；堆积  277.捆；束  278.束；串  279.花瓶  280.阳光  281.短日照的  282.耐阴的  283.真菌  284.霉菌；霉  285.花粉  286.发芽；萌发  287.种子；播种  288.萌芽；迅速生长  289.芽；花蕾  290.花；开花  291.（果树的）花；开花  292.开花；盛开花朵  293.气味；香味  294.芳香的  295.（使）成熟</w:t>
+        <w:rFonts w:ascii="Times New Roman" w:hAnsi="Times New Roman" w:eastAsia="SimSun"/>
+        <w:b w:val="0"/>
+        <w:sz w:val="14"/>
+      </w:rPr>
+      <w:t>1.大气；大气层；气氛；大气的  2.水圈</w:t>
+      <w:tab/>
+      <w:t>3.岩石圈；陆界  4.氧；氧气</w:t>
+      <w:tab/>
+      <w:t>5.氧化物；氧化  6.二氧化碳</w:t>
+      <w:br/>
+      <w:t>7.氢；氢气  8.地核；核心；果核</w:t>
+      <w:tab/>
+      <w:t>9.地壳；面包皮  10.地幔；斗篷；覆盖物</w:t>
+      <w:tab/>
+      <w:t>11.经度；经线；经度的；纵向的  12.纬度；(行动的)自由</w:t>
+      <w:br/>
+      <w:t>13.地平线；眼界；水平的  14.海拔；高度</w:t>
+      <w:tab/>
+      <w:t>15.灾难；灾祸；灾难性的  16.小事故；倒霉事</w:t>
+      <w:tab/>
+      <w:t>17.灾难性的；惨重的；大灾难  18.灾难；祸患</w:t>
+      <w:br/>
+      <w:t>19.危及；危害；濒危的  20.危及；损害；危险</w:t>
+      <w:tab/>
+      <w:t>21.破坏性的；毁灭性的；破坏；毁灭；摧毁  22.厄尔尼诺(现象)</w:t>
+      <w:tab/>
+      <w:t>23.温室；暖房  24.现象；非凡的事物；非凡的；现象级的</w:t>
+      <w:br/>
+      <w:t>25.卵石；小圆石  26.磁铁；磁石；有吸引力的事物；磁性的</w:t>
+      <w:tab/>
+      <w:t>27.矿石；矿砂  28.矿物；矿物质；矿物的</w:t>
+      <w:tab/>
+      <w:t>29.大理石；弹珠  30.石英</w:t>
+      <w:br/>
+      <w:t>31.花岗岩；花岗石  32.一阵(风、雨)；猛刮；阵风的</w:t>
+      <w:tab/>
+      <w:t>33.微风；轻风；有微风的；轻松的  34.季风；雨季</w:t>
+      <w:tab/>
+      <w:t>35.大风；狂风  36.飓风</w:t>
+      <w:br/>
+      <w:t>37.龙卷风  38.台风</w:t>
+      <w:tab/>
+      <w:t>39.火山；火山的  40.喷发；爆发；喷发(物)；爆发(物)</w:t>
+      <w:tab/>
+      <w:t>41.岩浆  42.热力学的；热力学</w:t>
+      <w:br/>
+      <w:t>43.烟雾(烟与雾的混合)；雾霾的  44.(难闻的)烟气；烟雾；冒烟</w:t>
+      <w:tab/>
+      <w:t>45.薄雾；雾霭；有雾的；朦胧的  46.海啸</w:t>
+      <w:tab/>
+      <w:t>47.干旱；旱灾  48.洪水泛滥；洪涝；淹没；泛滥</w:t>
+      <w:br/>
+      <w:t>49.激流；奔流；迸发；倾泻的  50.地震</w:t>
+      <w:tab/>
+      <w:t>51.地震的；地震引起的  52.雪崩</w:t>
+      <w:tab/>
+      <w:t>53.地形；地势；地带  54.风景；地貌；景观</w:t>
+      <w:br/>
+      <w:t>55.大陆；洲；大陆的；大陆性的  56.洞穴；山洞</w:t>
+      <w:tab/>
+      <w:t>57.悬崖；峭壁  58.冰川；冰河；冰川的；冰冷的</w:t>
+      <w:tab/>
+      <w:t>59.沼泽；湿地；沼泽的  60.三角洲</w:t>
+    </w:r>
+  </w:p>
+</w:ftr>
+</file>
+
+<file path=word/footer2.xml><?xml version="1.0" encoding="utf-8"?>
+<w:ftr xmlns:m="http://schemas.openxmlformats.org/officeDocument/2006/math" xmlns:mc="http://schemas.openxmlformats.org/markup-compatibility/2006" xmlns:mo="http://schemas.microsoft.com/office/mac/office/2008/main" xmlns:mv="urn:schemas-microsoft-com:mac:vml" xmlns:o="urn:schemas-microsoft-com:office:office" xmlns:r="http://schemas.openxmlformats.org/officeDocument/2006/relationships" xmlns:v="urn:schemas-microsoft-com:vml" xmlns:w10="urn:schemas-microsoft-com:office:word" xmlns:w14="http://schemas.microsoft.com/office/word/2010/wordml" xmlns:w="http://schemas.openxmlformats.org/wordprocessingml/2006/main" xmlns:wne="http://schemas.microsoft.com/office/word/2006/wordml" xmlns:wp14="http://schemas.microsoft.com/office/word/2010/wordprocessingDrawing" xmlns:wp="http://schemas.openxmlformats.org/drawingml/2006/wordprocessingDrawing" xmlns:wpc="http://schemas.microsoft.com/office/word/2010/wordprocessingCanvas" xmlns:wpg="http://schemas.microsoft.com/office/word/2010/wordprocessingGroup" xmlns:wpi="http://schemas.microsoft.com/office/word/2010/wordprocessingInk" xmlns:wps="http://schemas.microsoft.com/office/word/2010/wordprocessingShape" mc:Ignorable="w14 wp14">
+  <w:p>
+    <w:pPr>
+      <w:pStyle w:val="Footer"/>
+      <w:tabs>
+        <w:tab w:pos="3628" w:val="left"/>
+        <w:tab w:pos="7257" w:val="left"/>
+      </w:tabs>
+      <w:spacing w:before="0" w:after="0" w:line="240" w:lineRule="auto"/>
+    </w:pPr>
+    <w:r/>
+    <w:r>
+      <w:rPr>
+        <w:rFonts w:ascii="Times New Roman" w:hAnsi="Times New Roman" w:eastAsia="SimSun"/>
+        <w:b w:val="0"/>
+        <w:sz w:val="14"/>
+      </w:rPr>
+      <w:t>61.平原；朴素的；清楚的  62.高原；停滞期</w:t>
+      <w:tab/>
+      <w:t>63.绿洲；宜人之地  64.地球；地球仪；球体；全球的</w:t>
+      <w:tab/>
+      <w:t>65.半球  66.赤道；赤道的</w:t>
+      <w:br/>
+      <w:t>67.北极；北极的  68.南极；南极的</w:t>
+      <w:tab/>
+      <w:t>69.极点；地极；杆  70.极地的；两极的</w:t>
+      <w:tab/>
+      <w:t>71.轴；轴线；轴心  72.恶化；退化；(使)恶化</w:t>
+      <w:br/>
+      <w:t>73.加重；使恶化；激怒  74.降解；退化；降低身份</w:t>
+      <w:tab/>
+      <w:t>75.升级；提升；改善  76.侵蚀；腐蚀；侵蚀(作用)</w:t>
+      <w:tab/>
+      <w:t>77.地中海；地中海的  78.大西洋；大西洋的</w:t>
+      <w:br/>
+      <w:t>79.太平洋；太平洋的  80.海洋；大海</w:t>
+      <w:tab/>
+      <w:t>81.海洋的；海产的；海运的  82.航行；导航；领航</w:t>
+      <w:tab/>
+      <w:t>83.海湾；鸿沟  84.海滩；沙滩</w:t>
+      <w:br/>
+      <w:t>85.海岸；沿海地区；沿海的  86.岸；滨</w:t>
+      <w:tab/>
+      <w:t>87.潮汐；潮流；趋势；潮汐的  88.洋流；水流；电流；当前的</w:t>
+      <w:tab/>
+      <w:t>89.小溪；小河  90.小溪；溪流；流</w:t>
+      <w:br/>
+      <w:t>91.源头；来源  92.浅的；肤浅的</w:t>
+      <w:tab/>
+      <w:t>93.肤浅的；表面的  94.平的；平坦的；公寓；使变平</w:t>
+      <w:tab/>
+      <w:t>95.光滑的；平稳的；顺利的  96.粗糙的；粗略的；恶劣的</w:t>
+      <w:br/>
+      <w:t>97.沙质的；多沙的  98.多石的；石质的；冷酷的</w:t>
+      <w:tab/>
+      <w:t>99.垂直的；纵向的  100.陡峭的；(升降)急剧的</w:t>
+      <w:tab/>
+      <w:t>101.平行的；纬线；相似之处  102.狭窄的；勉强的</w:t>
+      <w:br/>
+      <w:t>103.大洋洲  104.大陆；本土</w:t>
+      <w:tab/>
+      <w:t>105.半岛  106.气候；风气；气候的</w:t>
+      <w:tab/>
+      <w:t>107.天气；气象  108.气象学；气象的</w:t>
+      <w:br/>
+      <w:t>109.温和的；轻微的  110.供暖；加热；(使)变热</w:t>
+      <w:tab/>
+      <w:t>111.适度的；温和的；缓和；适度；节制  112.温暖的；暖和的；温暖</w:t>
+      <w:tab/>
+      <w:t>113.热的；热量的；保暖的  114.热带地区；热带的</w:t>
+      <w:br/>
+      <w:t>115.干旱的；枯燥的  116.湿润的；潮湿的；水分；湿气；使湿润</w:t>
+      <w:tab/>
+      <w:t>117.潮湿的；使潮湿；抑制  118.湿热的；潮湿的；湿度</w:t>
+      <w:tab/>
+      <w:t>119.下雪的；多雪的  120.霜；霜冻；霜冻的；冷淡的</w:t>
+    </w:r>
+  </w:p>
+</w:ftr>
+</file>
+
+<file path=word/footer3.xml><?xml version="1.0" encoding="utf-8"?>
+<w:ftr xmlns:m="http://schemas.openxmlformats.org/officeDocument/2006/math" xmlns:mc="http://schemas.openxmlformats.org/markup-compatibility/2006" xmlns:mo="http://schemas.microsoft.com/office/mac/office/2008/main" xmlns:mv="urn:schemas-microsoft-com:mac:vml" xmlns:o="urn:schemas-microsoft-com:office:office" xmlns:r="http://schemas.openxmlformats.org/officeDocument/2006/relationships" xmlns:v="urn:schemas-microsoft-com:vml" xmlns:w10="urn:schemas-microsoft-com:office:word" xmlns:w14="http://schemas.microsoft.com/office/word/2010/wordml" xmlns:w="http://schemas.openxmlformats.org/wordprocessingml/2006/main" xmlns:wne="http://schemas.microsoft.com/office/word/2006/wordml" xmlns:wp14="http://schemas.microsoft.com/office/word/2010/wordprocessingDrawing" xmlns:wp="http://schemas.openxmlformats.org/drawingml/2006/wordprocessingDrawing" xmlns:wpc="http://schemas.microsoft.com/office/word/2010/wordprocessingCanvas" xmlns:wpg="http://schemas.microsoft.com/office/word/2010/wordprocessingGroup" xmlns:wpi="http://schemas.microsoft.com/office/word/2010/wordprocessingInk" xmlns:wps="http://schemas.microsoft.com/office/word/2010/wordprocessingShape" mc:Ignorable="w14 wp14">
+  <w:p>
+    <w:pPr>
+      <w:pStyle w:val="Footer"/>
+      <w:tabs>
+        <w:tab w:pos="3628" w:val="left"/>
+        <w:tab w:pos="7257" w:val="left"/>
+      </w:tabs>
+      <w:spacing w:before="0" w:after="0" w:line="240" w:lineRule="auto"/>
+    </w:pPr>
+    <w:r/>
+    <w:r>
+      <w:rPr>
+        <w:rFonts w:ascii="Times New Roman" w:hAnsi="Times New Roman" w:eastAsia="SimSun"/>
+        <w:b w:val="0"/>
+        <w:sz w:val="14"/>
+      </w:rPr>
+      <w:t>121.冰雹；下冰雹；招呼(车等)  122.解冻；融化；(关系)缓和</w:t>
+      <w:tab/>
+      <w:t>123.寒冷；寒意；使冷却；冷飕飕的  124.结冰；冻结；极冷的</w:t>
+      <w:tab/>
+      <w:t>125.严寒的；寒冷的；冷淡的  126.颤抖；颤动</w:t>
+      <w:br/>
+      <w:t>127.颤抖；发抖  128.雷；雷声；雷鸣般的</w:t>
+      <w:tab/>
+      <w:t>129.闪电  130.暴风雨的；激烈的</w:t>
+      <w:tab/>
+      <w:t>131.倾盆大雨；暴雨  132.降雨(量)</w:t>
+      <w:br/>
+      <w:t>133.洒；撒；下小雨  134.彩虹</w:t>
+      <w:tab/>
+      <w:t>135.阵雨；淋浴；下阵雨；多阵雨的  136.摄氏的；摄氏度</w:t>
+      <w:tab/>
+      <w:t>137.温度；气温  138.预报；预测</w:t>
+      <w:br/>
+      <w:t>139.山峰；顶峰；峰值  140.登上；增加；山峰(用于山名)</w:t>
+      <w:tab/>
+      <w:t>141.山；山脉；多山的  142.山脉；范围；(在范围内)变化</w:t>
+      <w:tab/>
+      <w:t>143.山脊；屋脊；棱纹  144.斜坡；斜率；倾斜</w:t>
+      <w:br/>
+      <w:t>145.山谷；流域  146.山坡；山腰</w:t>
+      <w:tab/>
+      <w:t>147.俯瞰；忽略  148.南方的；南部的</w:t>
+      <w:tab/>
+      <w:t>149.东南；东南的  150.西南；西南的</w:t>
+      <w:br/>
+      <w:t>151.东北；东北的  152.西北；西北的</w:t>
+      <w:tab/>
+      <w:t>153.东方的；东部的  154.东方的；东方国家的；东方</w:t>
+      <w:tab/>
+      <w:t>155.不可避免的；必然的；必然性  156.不可逆的；不可挽回的；逆转；反转</w:t>
+      <w:br/>
+      <w:t>157.不规则地；不整齐地；不规则的；不规则；不合常规  158.不恰当的；不合适的；适当的；恰当的</w:t>
+      <w:tab/>
+      <w:t>159.反常的；异常的；异常；畸形；正常的  160.沉积物；泥沙；沉积的</w:t>
+      <w:tab/>
+      <w:t>161.淤泥；泥沙；淤积；淤泥的  162.泥泞的；浑浊的；使浑浊</w:t>
+      <w:br/>
+      <w:t>163.黏土；陶土  164.泥土；污垢；尘土；脏的</w:t>
+      <w:tab/>
+      <w:t>165.乡村的；农村的  166.郊区；城郊；郊区的</w:t>
+      <w:tab/>
+      <w:t>167.市郊；外围地区  168.偏远的；遥远的</w:t>
+      <w:br/>
+      <w:t>169.荒凉的；无人烟的；荒凉；荒废  170.遥远的；远处的；疏远的；距离；远方</w:t>
+      <w:tab/>
+      <w:t>171.邻近的；毗邻的  172.有毒的；中毒的；毒性</w:t>
+      <w:tab/>
+      <w:t>173.污染；污染物；污染(动词)  174.污染物</w:t>
+      <w:br/>
+      <w:t>175.污染；弄脏；污染(名词)  176.地质学；地质情况；地质的</w:t>
+      <w:tab/>
+      <w:t>177.边界；边境；接壤  178.边缘；页边空白；利润；边缘的；微小的</w:t>
+      <w:tab/>
+      <w:t>179.边缘；刘海；穗  180.板块；盘子；金属板</w:t>
+    </w:r>
+  </w:p>
+</w:ftr>
+</file>
+
+<file path=word/footer4.xml><?xml version="1.0" encoding="utf-8"?>
+<w:ftr xmlns:m="http://schemas.openxmlformats.org/officeDocument/2006/math" xmlns:mc="http://schemas.openxmlformats.org/markup-compatibility/2006" xmlns:mo="http://schemas.microsoft.com/office/mac/office/2008/main" xmlns:mv="urn:schemas-microsoft-com:mac:vml" xmlns:o="urn:schemas-microsoft-com:office:office" xmlns:r="http://schemas.openxmlformats.org/officeDocument/2006/relationships" xmlns:v="urn:schemas-microsoft-com:vml" xmlns:w10="urn:schemas-microsoft-com:office:word" xmlns:w14="http://schemas.microsoft.com/office/word/2010/wordml" xmlns:w="http://schemas.openxmlformats.org/wordprocessingml/2006/main" xmlns:wne="http://schemas.microsoft.com/office/word/2006/wordml" xmlns:wp14="http://schemas.microsoft.com/office/word/2010/wordprocessingDrawing" xmlns:wp="http://schemas.openxmlformats.org/drawingml/2006/wordprocessingDrawing" xmlns:wpc="http://schemas.microsoft.com/office/word/2010/wordprocessingCanvas" xmlns:wpg="http://schemas.microsoft.com/office/word/2010/wordprocessingGroup" xmlns:wpi="http://schemas.microsoft.com/office/word/2010/wordprocessingInk" xmlns:wps="http://schemas.microsoft.com/office/word/2010/wordprocessingShape" mc:Ignorable="w14 wp14">
+  <w:p>
+    <w:pPr>
+      <w:pStyle w:val="Footer"/>
+      <w:tabs>
+        <w:tab w:pos="3628" w:val="left"/>
+        <w:tab w:pos="7257" w:val="left"/>
+      </w:tabs>
+      <w:spacing w:before="0" w:after="0" w:line="240" w:lineRule="auto"/>
+    </w:pPr>
+    <w:r/>
+    <w:r>
+      <w:rPr>
+        <w:rFonts w:ascii="Times New Roman" w:hAnsi="Times New Roman" w:eastAsia="SimSun"/>
+        <w:b w:val="0"/>
+        <w:sz w:val="14"/>
+      </w:rPr>
+      <w:t>181.残骸；碎片；瓦砾  182.裂缝；裂纹；破裂</w:t>
+      <w:tab/>
+      <w:t>183.缺口；间隙；差距  184.壮丽的；极好的；壮丽；辉煌</w:t>
+      <w:tab/>
+      <w:t>185.宏伟的；壮丽的；盛大的；宏伟；壮观  186.壮丽的；宏伟的；华丽的；壮丽；宏伟</w:t>
+      <w:br/>
+      <w:t>187.超级的；极好的  188.有趣的；引人入胜的；使感兴趣；兴趣；利益</w:t>
+      <w:tab/>
+      <w:t>189.戏剧性的；巨大的；引人注目的；戏剧  190.荒野；旷野</w:t>
+      <w:tab/>
+      <w:t>191.沙漠；荒漠；抛弃；被遗弃的  192.砍伐森林；毁林；森林砍伐</w:t>
+      <w:br/>
+      <w:t>193.贫瘠的；荒芜的  194.肥沃的；能生育的；肥沃；肥力</w:t>
+      <w:tab/>
+      <w:t>195.施肥；使受精；肥料  196.太阳的；太阳能的</w:t>
+      <w:tab/>
+      <w:t>197.月球的；农历的  198.日历；历法</w:t>
+      <w:br/>
+      <w:t>199.日出；黎明  200.日落；黄昏</w:t>
+      <w:tab/>
+      <w:t>201.日食；月食；使黯然失色  202.黄昏；薄暮</w:t>
+      <w:tab/>
+      <w:t>203.天堂；天空；上天；天堂般的；天空的  204.天堂；乐园</w:t>
+      <w:br/>
+      <w:t>205.阳光；日照  206.阴凉处；阴影；色度；遮蔽；阴凉的；可疑的</w:t>
+      <w:tab/>
+      <w:t>207.阴影；影子；跟踪；阴暗的；朦胧的  208.蒸气；水汽；蒸发；汽化</w:t>
+      <w:tab/>
+      <w:t>209.蒸发；挥发；消失；蒸发(作用)  210.循环；流通；传播；循环；流通(量)</w:t>
+      <w:br/>
+      <w:t>211.沉淀；降水；使突然发生；降水；沉淀(物)  212.水库；蓄水池；储备</w:t>
+      <w:tab/>
+      <w:t>213.瀑布  214.喷泉；源泉</w:t>
+      <w:tab/>
+      <w:t>215.春天；泉水；弹簧；跳跃；涌现  216.露水；露珠；带露水的</w:t>
+      <w:br/>
+      <w:t>217.倾倒；倾泻；下大雨  218.排干；流走；下水道；排水；排水系统</w:t>
+      <w:tab/>
+      <w:t>219.滴下；漏水；水滴  220.淹死；淹没；沉溺</w:t>
+      <w:tab/>
+      <w:t>221.吹；刮；打击  222.吹气；喷；一阵(气息)；鼓胀的</w:t>
+      <w:br/>
+      <w:t>223.喷涌；涌出；喷涌(物)  224.密集的；浓厚的；密度；浓度</w:t>
+      <w:tab/>
+      <w:t>225.强度；烈度；强烈；强烈的；加强  226.密集的；强化的</w:t>
+      <w:tab/>
+      <w:t>227.出现；浮现；显露；出现；浮现  228.闪光；闪现；闪光；花哨的；炫耀的</w:t>
+      <w:br/>
+      <w:t>229.漂浮；浮动  230.环境；周围状况；环境的</w:t>
+      <w:tab/>
+      <w:t>231.周围的；周围环境；围绕；包围  232.条件；状况；制约；使适应；有条件的</w:t>
+      <w:tab/>
+      <w:t>233.情况；局势；位置  234.自然；天性；本质</w:t>
+      <w:br/>
+      <w:t>235.自然的；天生的  236.人工的；人造的</w:t>
+      <w:tab/>
+      <w:t>237.合成的；人造的；(使)合成  238.汽油(英)</w:t>
+      <w:tab/>
+      <w:t>239.气体；煤气；汽油(美)；气体的；气态的  240.汽油(美)</w:t>
+    </w:r>
+  </w:p>
+</w:ftr>
+</file>
+
+<file path=word/footer5.xml><?xml version="1.0" encoding="utf-8"?>
+<w:ftr xmlns:m="http://schemas.openxmlformats.org/officeDocument/2006/math" xmlns:mc="http://schemas.openxmlformats.org/markup-compatibility/2006" xmlns:mo="http://schemas.microsoft.com/office/mac/office/2008/main" xmlns:mv="urn:schemas-microsoft-com:mac:vml" xmlns:o="urn:schemas-microsoft-com:office:office" xmlns:r="http://schemas.openxmlformats.org/officeDocument/2006/relationships" xmlns:v="urn:schemas-microsoft-com:vml" xmlns:w10="urn:schemas-microsoft-com:office:word" xmlns:w14="http://schemas.microsoft.com/office/word/2010/wordml" xmlns:w="http://schemas.openxmlformats.org/wordprocessingml/2006/main" xmlns:wne="http://schemas.microsoft.com/office/word/2006/wordml" xmlns:wp14="http://schemas.microsoft.com/office/word/2010/wordprocessingDrawing" xmlns:wp="http://schemas.openxmlformats.org/drawingml/2006/wordprocessingDrawing" xmlns:wpc="http://schemas.microsoft.com/office/word/2010/wordprocessingCanvas" xmlns:wpg="http://schemas.microsoft.com/office/word/2010/wordprocessingGroup" xmlns:wpi="http://schemas.microsoft.com/office/word/2010/wordprocessingInk" xmlns:wps="http://schemas.microsoft.com/office/word/2010/wordprocessingShape" mc:Ignorable="w14 wp14">
+  <w:p>
+    <w:pPr>
+      <w:pStyle w:val="Footer"/>
+      <w:tabs>
+        <w:tab w:pos="3628" w:val="left"/>
+        <w:tab w:pos="7257" w:val="left"/>
+      </w:tabs>
+      <w:spacing w:before="0" w:after="0" w:line="240" w:lineRule="auto"/>
+    </w:pPr>
+    <w:r/>
+    <w:r>
+      <w:rPr>
+        <w:rFonts w:ascii="Times New Roman" w:hAnsi="Times New Roman" w:eastAsia="SimSun"/>
+        <w:b w:val="0"/>
+        <w:sz w:val="14"/>
+      </w:rPr>
+      <w:t>241.石油</w:t>
+      <w:tab/>
+      <w:tab/>
     </w:r>
   </w:p>
 </w:ftr>
@@ -3957,8 +5836,8 @@
     <w:qFormat/>
     <w:rsid w:val="00FC693F"/>
     <w:rPr>
-      <w:rFonts w:ascii="Times New Roman" w:hAnsi="Times New Roman" w:eastAsia="宋体"/>
-      <w:sz w:val="17"/>
+      <w:rFonts w:ascii="Times New Roman" w:hAnsi="Times New Roman" w:eastAsia="SimSun"/>
+      <w:sz w:val="21"/>
     </w:rPr>
   </w:style>
   <w:style w:type="paragraph" w:styleId="Header">
